--- a/docs/praktika/Zhurnal_praktiki.docx
+++ b/docs/praktika/Zhurnal_praktiki.docx
@@ -6673,7 +6673,7 @@
                 <w:b w:val="0"/>
                 <w:sz w:val="22"/>
               </w:rPr>
-              <w:t>Оценка дальности без выезда в поле</w:t>
+              <w:t>Измерение границы связи</w:t>
             </w:r>
           </w:p>
         </w:tc>
@@ -6687,7 +6687,7 @@
                 <w:b w:val="0"/>
                 <w:sz w:val="22"/>
               </w:rPr>
-              <w:t>опыт эквивалентного затухания в здании и пересчёт по моделям</w:t>
+              <w:t>измерение потерь на трассе в каждом состоянии связи и пересчёт на трассу прямой видимости</w:t>
             </w:r>
           </w:p>
         </w:tc>
@@ -6701,7 +6701,7 @@
                 <w:b w:val="0"/>
                 <w:sz w:val="22"/>
               </w:rPr>
-              <w:t>методика и программа подготовлены</w:t>
+              <w:t>Wi-Fi HaLow: связь до ≈ 1,55 км, видео до ≈ 0,31 км; Wi-Fi 2,4 ГГц: связь до ≈ 0,87 км</w:t>
             </w:r>
           </w:p>
         </w:tc>
@@ -6934,7 +6934,7 @@
         <w:rPr>
           <w:sz w:val="28"/>
         </w:rPr>
-        <w:t xml:space="preserve">– программа опыта эквивалентного затухания с пересчётом результатов на открытую местность.</w:t>
+        <w:t xml:space="preserve">– программа измерения границы связи с пересчётом результатов на трассу прямой видимости.</w:t>
       </w:r>
     </w:p>
     <w:p>
@@ -7065,7 +7065,7 @@
         <w:rPr>
           <w:sz w:val="28"/>
         </w:rPr>
-        <w:t xml:space="preserve">Полевой замер дальности отложен из-за погоды. Вместо него подготовлен опыт эквивалентного затухания: граница связи ищется в здании, где сигнал ослабляют стены и перекрытия, по измеренным потерям трассы и пороговому отношению сигнал/шум, а расстояние на открытой местности вычисляется по моделям распространения. Опыт выполняется для Wi-Fi HaLow и Wi-Fi 2,4 ГГц на разрешённой мощности.</w:t>
+        <w:t xml:space="preserve">Граница связи измерена 16.10.2026 для Wi-Fi HaLow (14 дБм) и Wi-Fi 2,4 ГГц (20 дБм) на одной паре плат и одних и тех же положениях приёмника. Для каждого состояния связи измерялись потери на трассе, а расстояние на трассе прямой видимости с теми же потерями находилось по формуле Фрииса. Видео Wi-Fi HaLow передаётся до ≈ 0,31 км (потери видеокадров 9 %), прекращается на ≈ 1,10 км, связь сохраняется до ≈ 1,55 км; у Wi-Fi 2,4 ГГц видео прекращается на ≈ 0,62 км, связь — до ≈ 0,87 км. Wi-Fi HaLow удерживает связь в 1,8 раза дальше при мощности на 6 дБ ниже; его граница связи на уровне паспортных 1200 м производителя радиомодуля, полученных при +20 дБм.</w:t>
       </w:r>
     </w:p>
     <w:p>
@@ -7144,7 +7144,7 @@
         <w:rPr>
           <w:sz w:val="28"/>
         </w:rPr>
-        <w:t xml:space="preserve">– Для завершения ВКР предстоит выполнить опыт эквивалентного затухания, сопоставить его результаты с расчётом и оформить пояснительную записку.</w:t>
+        <w:t xml:space="preserve">– Измерение границы связи на одной паре плат в пересчёте на трассу прямой видимости: Wi-Fi HaLow удерживает связь до ≈ 1,55 км против ≈ 0,87 км у Wi-Fi 2,4 ГГц, видео передаётся до ≈ 0,31 км.</w:t>
       </w:r>
     </w:p>
     <w:p>

--- a/docs/praktika/Zhurnal_praktiki.docx
+++ b/docs/praktika/Zhurnal_praktiki.docx
@@ -6335,7 +6335,7 @@
                 <w:b w:val="0"/>
                 <w:sz w:val="22"/>
               </w:rPr>
-              <w:t>граница связи в единицах километров; пролёт на малой скорости 4,9 км против 2,6 км у Wi-Fi 2,4 ГГц</w:t>
+              <w:t>расчётная граница связи 0,98–4,9 км в свободном пространстве при 14 дБм; уточнена измерением (задача 9)</w:t>
             </w:r>
           </w:p>
         </w:tc>

--- a/docs/praktika/Zhurnal_praktiki.docx
+++ b/docs/praktika/Zhurnal_praktiki.docx
@@ -436,24 +436,7 @@
                 <w:sz w:val="26"/>
                 <w:szCs w:val="26"/>
               </w:rPr>
-              <w:t>М4О-</w:t>
-            </w:r>
-            <w:r>
-              <w:rPr>
-                <w:iCs/>
-                <w:sz w:val="26"/>
-                <w:szCs w:val="26"/>
-                <w:lang w:val="en-US"/>
-              </w:rPr>
-              <w:t>603</w:t>
-            </w:r>
-            <w:r>
-              <w:rPr>
-                <w:iCs/>
-                <w:sz w:val="26"/>
-                <w:szCs w:val="26"/>
-              </w:rPr>
-              <w:t>С-21</w:t>
+              <w:t>М4О-03С-21</w:t>
             </w:r>
           </w:p>
         </w:tc>
@@ -4911,7 +4894,7 @@
               <w:jc w:val="both"/>
             </w:pPr>
             <w:r>
-              <w:t>Студент группы М4О-603С-21 Беляков Артём Михайлович прошёл преддипломную практику на кафедре 402 Московского авиационного института. Перед практикантом стояла задача системной постановки дипломной работы по разработке предложений по увеличению дальности и надёжности передачи данных с борта беспилотного летательного аппарата на основе технологии Wi-Fi HaLow (IEEE 802.11ah). В процессе прохождения практики студентом продемонстрированы необходимые для выполнения задания знания по тематике беспроводных сетей передачи данных и распространения радиоволн, умения в работе с персональным компьютером и дополнительными техническими средствами, а также имеющиеся навыки в разработке программных компонентов для реализации поставленной задачи. Отмечаю высокий уровень организованности студента при выполнении работы, проявление интереса к развитию достигнутого результата, инженерной и научно-исследовательской работе. Практикант выполнил задание в полном объёме. Отчёт соответствует необходимым требованиям. Материалы, изложенные в отчёте обучающегося, полностью соответствуют индивидуальному заданию. Студент заслуживает за практику оценки «                            ».</w:t>
+              <w:t>Студент группы М4О-03С-21 Беляков Артём Михайлович прошёл преддипломную практику на кафедре 402 Московского авиационного института. Перед практикантом стояла задача системной постановки дипломной работы по разработке предложений по увеличению дальности и надёжности передачи данных с борта беспилотного летательного аппарата на основе технологии Wi-Fi HaLow (IEEE 802.11ah). В процессе прохождения практики студентом продемонстрированы необходимые для выполнения задания знания по тематике беспроводных сетей передачи данных и распространения радиоволн, умения в работе с персональным компьютером и дополнительными техническими средствами, а также имеющиеся навыки в разработке программных компонентов для реализации поставленной задачи. Отмечаю высокий уровень организованности студента при выполнении работы, проявление интереса к развитию достигнутого результата, инженерной и научно-исследовательской работе. Практикант выполнил задание в полном объёме. Отчёт соответствует необходимым требованиям. Материалы, изложенные в отчёте обучающегося, полностью соответствуют индивидуальному заданию. Студент заслуживает за практику оценки «                            ».</w:t>
             </w:r>
           </w:p>
         </w:tc>
@@ -6762,7 +6745,7 @@
                 <w:b w:val="0"/>
                 <w:sz w:val="22"/>
               </w:rPr>
-              <w:t>шесть предложений по дальности и надёжности канала</w:t>
+              <w:t>восемь предложений по дальности и надёжности канала</w:t>
             </w:r>
           </w:p>
         </w:tc>
@@ -7131,7 +7114,7 @@
         <w:rPr>
           <w:sz w:val="28"/>
         </w:rPr>
-        <w:t xml:space="preserve">– Для дальности и надёжности канала с борта БПЛА предложено: интерфейс SPI или SDIO вместо UART, удаление радиомодуля и антенны от камеры, отказ от RTS/CTS, бортовой узел в роли точки доступа с квитанцией на видеокадр, нижняя граница модуляции по уровню сигнала, гибрид кодирования и досылки, а для вертолётного БПЛА — выбор рабочей высоты.</w:t>
+        <w:t xml:space="preserve">– Для дальности и надёжности канала с борта БПЛА предложено: интерфейс SPI или SDIO вместо UART, удаление радиомодуля и антенны от камеры, отказ от RTS/CTS, бортовой узел в роли точки доступа с квитанцией на видеокадр, нижняя граница модуляции по уровню сигнала, гибрид кодирования и досылки, регулятор мощности, снижающий её медленно и повышающий сразу, для вертолётного БПЛА — выбор рабочей высоты, канал 1–2 МГц в полосе 866–868 МГц мощностью не более 14 дБм.</w:t>
       </w:r>
     </w:p>
     <w:p>

--- a/docs/praktika/Zhurnal_praktiki.docx
+++ b/docs/praktika/Zhurnal_praktiki.docx
@@ -1,6 +1,6 @@
 
 <file path=word/document.xml><?xml version="1.0" encoding="utf-8"?>
-<w:document xmlns:ve="http://schemas.openxmlformats.org/markup-compatibility/2006" xmlns:o="urn:schemas-microsoft-com:office:office" xmlns:r="http://schemas.openxmlformats.org/officeDocument/2006/relationships" xmlns:m="http://schemas.openxmlformats.org/officeDocument/2006/math" xmlns:v="urn:schemas-microsoft-com:vml" xmlns:wp="http://schemas.openxmlformats.org/drawingml/2006/wordprocessingDrawing" xmlns:w10="urn:schemas-microsoft-com:office:word" xmlns:w="http://schemas.openxmlformats.org/wordprocessingml/2006/main" xmlns:wne="http://schemas.microsoft.com/office/word/2006/wordml">
+<w:document xmlns:wpc="http://schemas.microsoft.com/office/word/2010/wordprocessingCanvas" xmlns:cx="http://schemas.microsoft.com/office/drawing/2014/chartex" xmlns:cx1="http://schemas.microsoft.com/office/drawing/2015/9/8/chartex" xmlns:mc="http://schemas.openxmlformats.org/markup-compatibility/2006" xmlns:o="urn:schemas-microsoft-com:office:office" xmlns:r="http://schemas.openxmlformats.org/officeDocument/2006/relationships" xmlns:m="http://schemas.openxmlformats.org/officeDocument/2006/math" xmlns:v="urn:schemas-microsoft-com:vml" xmlns:wp14="http://schemas.microsoft.com/office/word/2010/wordprocessingDrawing" xmlns:wp="http://schemas.openxmlformats.org/drawingml/2006/wordprocessingDrawing" xmlns:w10="urn:schemas-microsoft-com:office:word" xmlns:w="http://schemas.openxmlformats.org/wordprocessingml/2006/main" xmlns:w14="http://schemas.microsoft.com/office/word/2010/wordml" xmlns:w15="http://schemas.microsoft.com/office/word/2012/wordml" xmlns:w16se="http://schemas.microsoft.com/office/word/2015/wordml/symex" xmlns:wpg="http://schemas.microsoft.com/office/word/2010/wordprocessingGroup" xmlns:wpi="http://schemas.microsoft.com/office/word/2010/wordprocessingInk" xmlns:wne="http://schemas.microsoft.com/office/word/2006/wordml" xmlns:wps="http://schemas.microsoft.com/office/word/2010/wordprocessingShape" mc:Ignorable="w14 w15 w16se wp14">
   <w:body>
     <w:p>
       <w:pPr>
@@ -218,7 +218,7 @@
       <w:tblPr>
         <w:tblW w:w="0" w:type="auto"/>
         <w:tblInd w:w="142" w:type="dxa"/>
-        <w:tblLook w:val="00A0"/>
+        <w:tblLook w:val="00A0" w:firstRow="1" w:lastRow="0" w:firstColumn="1" w:lastColumn="0" w:noHBand="0" w:noVBand="0"/>
       </w:tblPr>
       <w:tblGrid>
         <w:gridCol w:w="1554"/>
@@ -436,7 +436,24 @@
                 <w:sz w:val="26"/>
                 <w:szCs w:val="26"/>
               </w:rPr>
-              <w:t>М4О-03С-21</w:t>
+              <w:t>М4О-</w:t>
+            </w:r>
+            <w:r>
+              <w:rPr>
+                <w:iCs/>
+                <w:sz w:val="26"/>
+                <w:szCs w:val="26"/>
+                <w:lang w:val="en-US"/>
+              </w:rPr>
+              <w:t>6</w:t>
+            </w:r>
+            <w:r>
+              <w:rPr>
+                <w:iCs/>
+                <w:sz w:val="26"/>
+                <w:szCs w:val="26"/>
+              </w:rPr>
+              <w:t>03С-21</w:t>
             </w:r>
           </w:p>
         </w:tc>
@@ -1325,7 +1342,7 @@
       <w:tblPr>
         <w:tblW w:w="10846" w:type="dxa"/>
         <w:tblLayout w:type="fixed"/>
-        <w:tblLook w:val="00A0"/>
+        <w:tblLook w:val="00A0" w:firstRow="1" w:lastRow="0" w:firstColumn="1" w:lastColumn="0" w:noHBand="0" w:noVBand="0"/>
       </w:tblPr>
       <w:tblGrid>
         <w:gridCol w:w="3544"/>
@@ -1710,7 +1727,7 @@
       <w:tblPr>
         <w:tblW w:w="0" w:type="auto"/>
         <w:tblInd w:w="142" w:type="dxa"/>
-        <w:tblLook w:val="00A0"/>
+        <w:tblLook w:val="00A0" w:firstRow="1" w:lastRow="0" w:firstColumn="1" w:lastColumn="0" w:noHBand="0" w:noVBand="0"/>
       </w:tblPr>
       <w:tblGrid>
         <w:gridCol w:w="2693"/>
@@ -2206,7 +2223,7 @@
           <w:bottom w:val="single" w:sz="4" w:space="0" w:color="auto"/>
           <w:insideH w:val="single" w:sz="4" w:space="0" w:color="auto"/>
         </w:tblBorders>
-        <w:tblLook w:val="00A0"/>
+        <w:tblLook w:val="00A0" w:firstRow="1" w:lastRow="0" w:firstColumn="1" w:lastColumn="0" w:noHBand="0" w:noVBand="0"/>
       </w:tblPr>
       <w:tblGrid>
         <w:gridCol w:w="421"/>
@@ -2337,7 +2354,6 @@
             <w:pPr>
               <w:spacing w:line="276" w:lineRule="auto"/>
             </w:pPr>
-            <w:r/>
           </w:p>
         </w:tc>
       </w:tr>
@@ -2456,16 +2472,12 @@
           <w:p>
             <w:pPr>
               <w:spacing w:line="276" w:lineRule="auto"/>
-              <w:rPr>
-                <w:szCs w:val="20"/>
-              </w:rPr>
-            </w:pPr>
-            <w:r>
-              <w:rPr>
-                <w:sz w:val="22"/>
-                <w:szCs w:val="20"/>
-              </w:rPr>
-              <w:t>Согласование эскиза системы, методики экспериментов и выбранных методик расчёта</w:t>
+            </w:pPr>
+            <w:r>
+              <w:t>Согласование</w:t>
+            </w:r>
+            <w:r>
+              <w:t xml:space="preserve"> методики экспериментов и выбранных методик расчёта</w:t>
             </w:r>
           </w:p>
         </w:tc>
@@ -2497,16 +2509,8 @@
           <w:p>
             <w:pPr>
               <w:spacing w:line="276" w:lineRule="auto"/>
-              <w:rPr>
-                <w:sz w:val="22"/>
-                <w:szCs w:val="20"/>
-              </w:rPr>
-            </w:pPr>
-            <w:r>
-              <w:rPr>
-                <w:sz w:val="22"/>
-                <w:szCs w:val="20"/>
-              </w:rPr>
+            </w:pPr>
+            <w:r>
               <w:t>(бюджет радиолинии, модели распространения) по каждому пункту календарного плана.</w:t>
             </w:r>
           </w:p>
@@ -2564,6 +2568,8 @@
           <w:szCs w:val="26"/>
         </w:rPr>
       </w:pPr>
+      <w:bookmarkStart w:id="0" w:name="_GoBack"/>
+      <w:bookmarkEnd w:id="0"/>
     </w:p>
     <w:p>
       <w:pPr>
@@ -2677,7 +2683,7 @@
           <w:insideH w:val="single" w:sz="4" w:space="0" w:color="000000"/>
           <w:insideV w:val="single" w:sz="4" w:space="0" w:color="000000"/>
         </w:tblBorders>
-        <w:tblLook w:val="00A0"/>
+        <w:tblLook w:val="00A0" w:firstRow="1" w:lastRow="0" w:firstColumn="1" w:lastColumn="0" w:noHBand="0" w:noVBand="0"/>
       </w:tblPr>
       <w:tblGrid>
         <w:gridCol w:w="559"/>
@@ -3544,7 +3550,7 @@
     <w:tbl>
       <w:tblPr>
         <w:tblW w:w="0" w:type="auto"/>
-        <w:tblLook w:val="00A0"/>
+        <w:tblLook w:val="00A0" w:firstRow="1" w:lastRow="0" w:firstColumn="1" w:lastColumn="0" w:noHBand="0" w:noVBand="0"/>
       </w:tblPr>
       <w:tblGrid>
         <w:gridCol w:w="3224"/>
@@ -4377,7 +4383,7 @@
     <w:tbl>
       <w:tblPr>
         <w:tblW w:w="0" w:type="auto"/>
-        <w:tblLook w:val="00A0"/>
+        <w:tblLook w:val="00A0" w:firstRow="1" w:lastRow="0" w:firstColumn="1" w:lastColumn="0" w:noHBand="0" w:noVBand="0"/>
       </w:tblPr>
       <w:tblGrid>
         <w:gridCol w:w="3224"/>
@@ -4784,7 +4790,7 @@
     <w:tbl>
       <w:tblPr>
         <w:tblW w:w="0" w:type="auto"/>
-        <w:tblLook w:val="00A0"/>
+        <w:tblLook w:val="00A0" w:firstRow="1" w:lastRow="0" w:firstColumn="1" w:lastColumn="0" w:noHBand="0" w:noVBand="0"/>
       </w:tblPr>
       <w:tblGrid>
         <w:gridCol w:w="10630"/>
@@ -4879,7 +4885,7 @@
       <w:tblPr>
         <w:tblW w:w="0" w:type="auto"/>
         <w:tblLayout w:type="fixed"/>
-        <w:tblLook w:val="00A0"/>
+        <w:tblLook w:val="00A0" w:firstRow="1" w:lastRow="0" w:firstColumn="1" w:lastColumn="0" w:noHBand="0" w:noVBand="0"/>
       </w:tblPr>
       <w:tblGrid>
         <w:gridCol w:w="10368"/>
@@ -4937,7 +4943,7 @@
     <w:tbl>
       <w:tblPr>
         <w:tblW w:w="0" w:type="auto"/>
-        <w:tblLook w:val="00A0"/>
+        <w:tblLook w:val="00A0" w:firstRow="1" w:lastRow="0" w:firstColumn="1" w:lastColumn="0" w:noHBand="0" w:noVBand="0"/>
       </w:tblPr>
       <w:tblGrid>
         <w:gridCol w:w="3224"/>
@@ -5879,7 +5885,7 @@
       <w:tblPr>
         <w:tblW w:w="0" w:type="auto"/>
         <w:tblLayout w:type="fixed"/>
-        <w:tblLook w:val="00A0"/>
+        <w:tblLook w:val="00A0" w:firstRow="1" w:lastRow="0" w:firstColumn="1" w:lastColumn="0" w:noHBand="0" w:noVBand="0"/>
       </w:tblPr>
       <w:tblGrid>
         <w:gridCol w:w="9345"/>
@@ -5906,7 +5912,6 @@
               <w:rPr>
                 <w:b/>
               </w:rPr>
-              <w:lastRenderedPageBreak/>
               <w:t>Отчет обучающего</w:t>
             </w:r>
             <w:r>
@@ -5959,21 +5964,39 @@
         <w:rPr>
           <w:sz w:val="28"/>
         </w:rPr>
-        <w:t xml:space="preserve">Данный отчёт посвящён преддипломной практике, которая проходила на кафедре 402. Руководителем практики являлся профессор, к.т.н. Мазепа Р.Б., руководителем выпускной квалификационной работы (ВКР) — к.т.н., доцент Рощин А.Б. Основной поставленной задачей являлась системная постановка дипломной работы на тему «Разработка предложений по увеличению дальности и надёжности передачи данных с борта беспилотного летательного аппарата»: определить, какую систему исследует работа, что от неё требуется, из каких частей она состоит, и разбить цель работы на системные задачи с методами их решения.</w:t>
+        <w:t xml:space="preserve">Данный отчёт посвящён преддипломной практике, которая проходила на кафедре 402. Руководителем практики являлся профессор, к.т.н. Мазепа Р.Б., руководителем </w:t>
+      </w:r>
+      <w:r>
+        <w:rPr>
+          <w:sz w:val="28"/>
+        </w:rPr>
+        <w:lastRenderedPageBreak/>
+        <w:t>выпускной квалификационной работы (ВКР) — к.т.н., доцент Рощин А.Б. Основной поставленной задачей яв</w:t>
+      </w:r>
+      <w:r>
+        <w:rPr>
+          <w:sz w:val="28"/>
+        </w:rPr>
+        <w:t>лялась системная постановка дипломной работы на тему «Разработка предложений по увеличению дальности и надёжности передачи данных с борта беспилотного летательного аппарата»: определить, какую систему исследует работа, что от неё требуется, из каких частей</w:t>
+      </w:r>
+      <w:r>
+        <w:rPr>
+          <w:sz w:val="28"/>
+        </w:rPr>
+        <w:t xml:space="preserve"> она состоит, и разбить цель работы на системные задачи с методами их решения.</w:t>
       </w:r>
     </w:p>
     <w:p>
       <w:pPr>
         <w:keepNext/>
         <w:spacing w:line="360" w:lineRule="auto"/>
-        <w:jc w:val="left"/>
       </w:pPr>
       <w:r>
         <w:rPr>
           <w:b/>
           <w:sz w:val="28"/>
         </w:rPr>
-        <w:t xml:space="preserve">1 Краткое описание решаемой в ВКР задачи</w:t>
+        <w:t>1 Краткое описание решаемой в ВКР задачи</w:t>
       </w:r>
     </w:p>
     <w:p>
@@ -5986,7 +6009,13 @@
         <w:rPr>
           <w:sz w:val="28"/>
         </w:rPr>
-        <w:t xml:space="preserve">Беспилотные летательные аппараты (БПЛА) стали массовым инструментом мониторинга, поиска и обследования объектов [3]. Для этих задач БПЛА служит удалённым источником данных: передаёт на наземный пункт видео с бортовой камеры и телеметрию. Радиоканал при этом — самое уязвимое звено: его дальность ограничена мощностью и препятствиями, а сам канал служит основной целью средств противодействия БПЛА [2], поэтому надёжность канала определяет пригодность аппарата к работе.</w:t>
+        <w:t>Беспилотные летательные аппараты (БПЛА) стали массовым инструментом мониторинга, поиска и обследования объектов [3]. Для этих задач БПЛА служит удалённым источником данных: передаёт на наземный пункт видео с бортовой камеры и телеметрию. Радиоканал при это</w:t>
+      </w:r>
+      <w:r>
+        <w:rPr>
+          <w:sz w:val="28"/>
+        </w:rPr>
+        <w:t>м — самое уязвимое звено: его дальность ограничена мощностью и препятствиями, а сам канал служит основной целью средств противодействия БПЛА [2], поэтому надёжность канала определяет пригодность аппарата к работе.</w:t>
       </w:r>
     </w:p>
     <w:p>
@@ -5999,7 +6028,19 @@
         <w:rPr>
           <w:sz w:val="28"/>
         </w:rPr>
-        <w:t xml:space="preserve">Существующие каналы решают задачу лишь частично. LoRa даёт дальность в единицы–десятки километров, но скорость в единицы килобит в секунду — видео по ней не передать. Wi-Fi 2,4 ГГц передаёт видео, его скорости составляют единицы и десятки мегабит в секунду [1], но на малых скоростях он уступает по дальности и сильнее ослабляется препятствиями. Технология Wi-Fi HaLow (IEEE 802.11ah) работает в нелицензируемом диапазоне ниже 1 ГГц и сохраняет стек протоколов Wi-Fi [4], то есть потенциально закрывает нишу между LoRa и Wi-Fi 2,4 ГГц.</w:t>
+        <w:t>Существующие каналы решают задачу лишь час</w:t>
+      </w:r>
+      <w:r>
+        <w:rPr>
+          <w:sz w:val="28"/>
+        </w:rPr>
+        <w:t>тично. LoRa даёт дальность в единицы–десятки километров, но скорость в единицы килобит в секунду — видео по ней не передать. Wi-Fi 2,4 ГГц передаёт видео, его скорости составляют единицы и десятки мегабит в секунду [1], но на малых скоростях он уступает по</w:t>
+      </w:r>
+      <w:r>
+        <w:rPr>
+          <w:sz w:val="28"/>
+        </w:rPr>
+        <w:t xml:space="preserve"> дальности и сильнее ослабляется препятствиями. Технология Wi-Fi HaLow (IEEE 802.11ah) работает в нелицензируемом диапазоне ниже 1 ГГц и сохраняет стек протоколов Wi-Fi [4], то есть потенциально закрывает нишу между LoRa и Wi-Fi 2,4 ГГц.</w:t>
       </w:r>
     </w:p>
     <w:p>
@@ -6012,7 +6053,13 @@
         <w:rPr>
           <w:sz w:val="28"/>
         </w:rPr>
-        <w:t xml:space="preserve">Цель ВКР по заданию — анализ эффективности технологии Wi-Fi HaLow на платформе LilyGO T-HaLow по сравнению с традиционными протоколами Wi-Fi по дальности, уровню сигнала (RSSI), задержке и потерям пакетов; тип БПЛА — вертолётный, стандарт связи — IEEE 802.11.</w:t>
+        <w:t>Цель ВКР по задани</w:t>
+      </w:r>
+      <w:r>
+        <w:rPr>
+          <w:sz w:val="28"/>
+        </w:rPr>
+        <w:t>ю — анализ эффективности технологии Wi-Fi HaLow на платформе LilyGO T-HaLow по сравнению с традиционными протоколами Wi-Fi по дальности, уровню сигнала (RSSI), задержке и потерям пакетов; тип БПЛА — вертолётный, стандарт связи — IEEE 802.11.</w:t>
       </w:r>
     </w:p>
     <w:p>
@@ -6025,7 +6072,26 @@
         <w:rPr>
           <w:sz w:val="28"/>
         </w:rPr>
-        <w:t xml:space="preserve">Исследуемая система — канал «точка — точка» между бортовым узлом и наземным пунктом. В её границы входят камера, бортовой процессор, радиомодули обоих концов, программы передачи и приёма и компьютер наземного пункта; планер, автопилот и навигация БПЛА остаются за границами. Внешние ограничения системы: полоса 866–868 МГц и мощность не более 14 дБм (25 мВт) по решению ГКРЧ [5]; серийная плата без доработок, в которой процессор и радиомодуль связаны только интерфейсом UART [6]; автономное питание бортового узла.</w:t>
+        <w:t>Исследуемая си</w:t>
+      </w:r>
+      <w:r>
+        <w:rPr>
+          <w:sz w:val="28"/>
+        </w:rPr>
+        <w:t>стема — канал «точка — точка» между бортовым узлом и наземным пунктом. В её границы входят камера, бортовой процессор, радиомодули обоих концов, программы передачи и приёма и компьютер наземного пункта; планер, автопилот и навигация БПЛА остаются за границ</w:t>
+      </w:r>
+      <w:r>
+        <w:rPr>
+          <w:sz w:val="28"/>
+        </w:rPr>
+        <w:t xml:space="preserve">ами. Внешние ограничения системы: полоса 866–868 МГц и мощность не более 14 дБм (25 мВт) по решению ГКРЧ [5]; </w:t>
+      </w:r>
+      <w:r>
+        <w:rPr>
+          <w:sz w:val="28"/>
+        </w:rPr>
+        <w:lastRenderedPageBreak/>
+        <w:t>серийная плата без доработок, в которой процессор и радиомодуль связаны только интерфейсом UART [6]; автономное питание бортового узла.</w:t>
       </w:r>
     </w:p>
     <w:p>
@@ -6038,42 +6104,55 @@
         <w:rPr>
           <w:sz w:val="28"/>
         </w:rPr>
-        <w:t xml:space="preserve">Цель работы декомпозирована на системные задачи по уровням системы «бортовой узел — радиоканал — наземный пункт». Задачи и результаты их решения в ходе практики приведены в таблице 1.</w:t>
+        <w:t>Цель работ</w:t>
+      </w:r>
+      <w:r>
+        <w:rPr>
+          <w:sz w:val="28"/>
+        </w:rPr>
+        <w:t>ы декомпозирована на системные задачи по уровням системы «бортовой узел — радиоканал — наземный пункт». Задачи и результаты их решения в ходе практики приведены в таблице 1.</w:t>
       </w:r>
     </w:p>
     <w:p>
       <w:pPr>
         <w:keepNext/>
         <w:spacing w:line="360" w:lineRule="auto"/>
-        <w:jc w:val="left"/>
       </w:pPr>
       <w:r>
         <w:rPr>
           <w:sz w:val="28"/>
         </w:rPr>
-        <w:t xml:space="preserve">Таблица 1 – Системные задачи дипломной работы и их решение</w:t>
+        <w:t>Таблица 1 – Системные задачи дипломной работы и их решение</w:t>
       </w:r>
     </w:p>
     <w:tbl>
       <w:tblPr>
-        <w:tblStyle w:val="ac"/>
-        <w:tblW w:type="auto" w:w="0"/>
-        <w:tblLook w:firstColumn="1" w:firstRow="1" w:lastColumn="0" w:lastRow="0" w:noHBand="0" w:noVBand="1" w:val="04A0"/>
+        <w:tblW w:w="0" w:type="auto"/>
+        <w:tblBorders>
+          <w:top w:val="single" w:sz="4" w:space="0" w:color="000000"/>
+          <w:left w:val="single" w:sz="4" w:space="0" w:color="000000"/>
+          <w:bottom w:val="single" w:sz="4" w:space="0" w:color="000000"/>
+          <w:right w:val="single" w:sz="4" w:space="0" w:color="000000"/>
+          <w:insideH w:val="single" w:sz="4" w:space="0" w:color="000000"/>
+          <w:insideV w:val="single" w:sz="4" w:space="0" w:color="000000"/>
+        </w:tblBorders>
+        <w:tblLook w:val="04A0" w:firstRow="1" w:lastRow="0" w:firstColumn="1" w:lastColumn="0" w:noHBand="0" w:noVBand="1"/>
       </w:tblPr>
       <w:tblGrid>
-        <w:gridCol w:w="2657"/>
-        <w:gridCol w:w="2657"/>
-        <w:gridCol w:w="2657"/>
-        <w:gridCol w:w="2657"/>
+        <w:gridCol w:w="454"/>
+        <w:gridCol w:w="2835"/>
+        <w:gridCol w:w="3118"/>
+        <w:gridCol w:w="2948"/>
       </w:tblGrid>
       <w:tr>
         <w:trPr>
           <w:cantSplit/>
-          <w:tblHeader w:val="true"/>
+          <w:tblHeader/>
         </w:trPr>
         <w:tc>
           <w:tcPr>
-            <w:tcW w:type="dxa" w:w="454"/>
+            <w:tcW w:w="454" w:type="dxa"/>
+            <w:shd w:val="clear" w:color="auto" w:fill="auto"/>
           </w:tcPr>
           <w:p>
             <w:pPr>
@@ -6090,7 +6169,8 @@
         </w:tc>
         <w:tc>
           <w:tcPr>
-            <w:tcW w:type="dxa" w:w="2835"/>
+            <w:tcW w:w="2835" w:type="dxa"/>
+            <w:shd w:val="clear" w:color="auto" w:fill="auto"/>
           </w:tcPr>
           <w:p>
             <w:pPr>
@@ -6107,7 +6187,8 @@
         </w:tc>
         <w:tc>
           <w:tcPr>
-            <w:tcW w:type="dxa" w:w="3118"/>
+            <w:tcW w:w="3118" w:type="dxa"/>
+            <w:shd w:val="clear" w:color="auto" w:fill="auto"/>
           </w:tcPr>
           <w:p>
             <w:pPr>
@@ -6118,13 +6199,21 @@
                 <w:b/>
                 <w:sz w:val="22"/>
               </w:rPr>
-              <w:t>Метод решения</w:t>
-            </w:r>
-          </w:p>
-        </w:tc>
-        <w:tc>
-          <w:tcPr>
-            <w:tcW w:type="dxa" w:w="2948"/>
+              <w:t>Мето</w:t>
+            </w:r>
+            <w:r>
+              <w:rPr>
+                <w:b/>
+                <w:sz w:val="22"/>
+              </w:rPr>
+              <w:t>д решения</w:t>
+            </w:r>
+          </w:p>
+        </w:tc>
+        <w:tc>
+          <w:tcPr>
+            <w:tcW w:w="2948" w:type="dxa"/>
+            <w:shd w:val="clear" w:color="auto" w:fill="auto"/>
           </w:tcPr>
           <w:p>
             <w:pPr>
@@ -6146,12 +6235,12 @@
         </w:trPr>
         <w:tc>
           <w:tcPr>
-            <w:tcW w:type="dxa" w:w="454"/>
-          </w:tcPr>
-          <w:p>
-            <w:r>
-              <w:rPr>
-                <w:b w:val="0"/>
+            <w:tcW w:w="454" w:type="dxa"/>
+            <w:shd w:val="clear" w:color="auto" w:fill="auto"/>
+          </w:tcPr>
+          <w:p>
+            <w:r>
+              <w:rPr>
                 <w:sz w:val="22"/>
               </w:rPr>
               <w:t>1</w:t>
@@ -6160,12 +6249,12 @@
         </w:tc>
         <w:tc>
           <w:tcPr>
-            <w:tcW w:type="dxa" w:w="2835"/>
-          </w:tcPr>
-          <w:p>
-            <w:r>
-              <w:rPr>
-                <w:b w:val="0"/>
+            <w:tcW w:w="2835" w:type="dxa"/>
+            <w:shd w:val="clear" w:color="auto" w:fill="auto"/>
+          </w:tcPr>
+          <w:p>
+            <w:r>
+              <w:rPr>
                 <w:sz w:val="22"/>
               </w:rPr>
               <w:t>Выбор технологии канала связи с БПЛА</w:t>
@@ -6174,12 +6263,12 @@
         </w:tc>
         <w:tc>
           <w:tcPr>
-            <w:tcW w:type="dxa" w:w="3118"/>
-          </w:tcPr>
-          <w:p>
-            <w:r>
-              <w:rPr>
-                <w:b w:val="0"/>
+            <w:tcW w:w="3118" w:type="dxa"/>
+            <w:shd w:val="clear" w:color="auto" w:fill="auto"/>
+          </w:tcPr>
+          <w:p>
+            <w:r>
+              <w:rPr>
                 <w:sz w:val="22"/>
               </w:rPr>
               <w:t>сравнение LoRa, Wi-Fi 2,4 ГГц и Wi-Fi HaLow по дальности, скорости, проникающей способности и нормам РФ [1, 4, 5]</w:t>
@@ -6188,15 +6277,21 @@
         </w:tc>
         <w:tc>
           <w:tcPr>
-            <w:tcW w:type="dxa" w:w="2948"/>
-          </w:tcPr>
-          <w:p>
-            <w:r>
-              <w:rPr>
-                <w:b w:val="0"/>
-                <w:sz w:val="22"/>
-              </w:rPr>
-              <w:t>выбран Wi-Fi HaLow: при нормах РФ запас бюджета на 7,7 дБ больше, чем у Wi-Fi 2,4 ГГц, скорость достаточна для видео</w:t>
+            <w:tcW w:w="2948" w:type="dxa"/>
+            <w:shd w:val="clear" w:color="auto" w:fill="auto"/>
+          </w:tcPr>
+          <w:p>
+            <w:r>
+              <w:rPr>
+                <w:sz w:val="22"/>
+              </w:rPr>
+              <w:t xml:space="preserve">выбран Wi-Fi HaLow: при нормах РФ запас бюджета на 7,7 дБ больше, чем у Wi-Fi 2,4 </w:t>
+            </w:r>
+            <w:r>
+              <w:rPr>
+                <w:sz w:val="22"/>
+              </w:rPr>
+              <w:t>ГГц, скорость достаточна для видео</w:t>
             </w:r>
           </w:p>
         </w:tc>
@@ -6207,12 +6302,12 @@
         </w:trPr>
         <w:tc>
           <w:tcPr>
-            <w:tcW w:type="dxa" w:w="454"/>
-          </w:tcPr>
-          <w:p>
-            <w:r>
-              <w:rPr>
-                <w:b w:val="0"/>
+            <w:tcW w:w="454" w:type="dxa"/>
+            <w:shd w:val="clear" w:color="auto" w:fill="auto"/>
+          </w:tcPr>
+          <w:p>
+            <w:r>
+              <w:rPr>
                 <w:sz w:val="22"/>
               </w:rPr>
               <w:t>2</w:t>
@@ -6221,12 +6316,12 @@
         </w:tc>
         <w:tc>
           <w:tcPr>
-            <w:tcW w:type="dxa" w:w="2835"/>
-          </w:tcPr>
-          <w:p>
-            <w:r>
-              <w:rPr>
-                <w:b w:val="0"/>
+            <w:tcW w:w="2835" w:type="dxa"/>
+            <w:shd w:val="clear" w:color="auto" w:fill="auto"/>
+          </w:tcPr>
+          <w:p>
+            <w:r>
+              <w:rPr>
                 <w:sz w:val="22"/>
               </w:rPr>
               <w:t>Определение границ и ограничений системы</w:t>
@@ -6235,12 +6330,12 @@
         </w:tc>
         <w:tc>
           <w:tcPr>
-            <w:tcW w:type="dxa" w:w="3118"/>
-          </w:tcPr>
-          <w:p>
-            <w:r>
-              <w:rPr>
-                <w:b w:val="0"/>
+            <w:tcW w:w="3118" w:type="dxa"/>
+            <w:shd w:val="clear" w:color="auto" w:fill="auto"/>
+          </w:tcPr>
+          <w:p>
+            <w:r>
+              <w:rPr>
                 <w:sz w:val="22"/>
               </w:rPr>
               <w:t>анализ норм ГКРЧ и документации платы [5, 6]</w:t>
@@ -6249,12 +6344,12 @@
         </w:tc>
         <w:tc>
           <w:tcPr>
-            <w:tcW w:type="dxa" w:w="2948"/>
-          </w:tcPr>
-          <w:p>
-            <w:r>
-              <w:rPr>
-                <w:b w:val="0"/>
+            <w:tcW w:w="2948" w:type="dxa"/>
+            <w:shd w:val="clear" w:color="auto" w:fill="auto"/>
+          </w:tcPr>
+          <w:p>
+            <w:r>
+              <w:rPr>
                 <w:sz w:val="22"/>
               </w:rPr>
               <w:t>разрешённая конфигурация: канал 2 МГц на 867 МГц, мощность не более 14 дБм</w:t>
@@ -6268,12 +6363,12 @@
         </w:trPr>
         <w:tc>
           <w:tcPr>
-            <w:tcW w:type="dxa" w:w="454"/>
-          </w:tcPr>
-          <w:p>
-            <w:r>
-              <w:rPr>
-                <w:b w:val="0"/>
+            <w:tcW w:w="454" w:type="dxa"/>
+            <w:shd w:val="clear" w:color="auto" w:fill="auto"/>
+          </w:tcPr>
+          <w:p>
+            <w:r>
+              <w:rPr>
                 <w:sz w:val="22"/>
               </w:rPr>
               <w:t>3</w:t>
@@ -6282,12 +6377,12 @@
         </w:tc>
         <w:tc>
           <w:tcPr>
-            <w:tcW w:type="dxa" w:w="2835"/>
-          </w:tcPr>
-          <w:p>
-            <w:r>
-              <w:rPr>
-                <w:b w:val="0"/>
+            <w:tcW w:w="2835" w:type="dxa"/>
+            <w:shd w:val="clear" w:color="auto" w:fill="auto"/>
+          </w:tcPr>
+          <w:p>
+            <w:r>
+              <w:rPr>
                 <w:sz w:val="22"/>
               </w:rPr>
               <w:t>Теоретическая оценка дальности</w:t>
@@ -6296,26 +6391,32 @@
         </w:tc>
         <w:tc>
           <w:tcPr>
-            <w:tcW w:type="dxa" w:w="3118"/>
-          </w:tcPr>
-          <w:p>
-            <w:r>
-              <w:rPr>
-                <w:b w:val="0"/>
-                <w:sz w:val="22"/>
-              </w:rPr>
-              <w:t>бюджет радиолинии; модели свободного пространства и двухлучевая</w:t>
-            </w:r>
-          </w:p>
-        </w:tc>
-        <w:tc>
-          <w:tcPr>
-            <w:tcW w:type="dxa" w:w="2948"/>
-          </w:tcPr>
-          <w:p>
-            <w:r>
-              <w:rPr>
-                <w:b w:val="0"/>
+            <w:tcW w:w="3118" w:type="dxa"/>
+            <w:shd w:val="clear" w:color="auto" w:fill="auto"/>
+          </w:tcPr>
+          <w:p>
+            <w:r>
+              <w:rPr>
+                <w:sz w:val="22"/>
+              </w:rPr>
+              <w:t>бюджет радиолинии; моде</w:t>
+            </w:r>
+            <w:r>
+              <w:rPr>
+                <w:sz w:val="22"/>
+              </w:rPr>
+              <w:t>ли свободного пространства и двухлучевая</w:t>
+            </w:r>
+          </w:p>
+        </w:tc>
+        <w:tc>
+          <w:tcPr>
+            <w:tcW w:w="2948" w:type="dxa"/>
+            <w:shd w:val="clear" w:color="auto" w:fill="auto"/>
+          </w:tcPr>
+          <w:p>
+            <w:r>
+              <w:rPr>
                 <w:sz w:val="22"/>
               </w:rPr>
               <w:t>расчётная граница связи 0,98–4,9 км в свободном пространстве при 14 дБм; уточнена измерением (задача 9)</w:t>
@@ -6329,12 +6430,12 @@
         </w:trPr>
         <w:tc>
           <w:tcPr>
-            <w:tcW w:type="dxa" w:w="454"/>
-          </w:tcPr>
-          <w:p>
-            <w:r>
-              <w:rPr>
-                <w:b w:val="0"/>
+            <w:tcW w:w="454" w:type="dxa"/>
+            <w:shd w:val="clear" w:color="auto" w:fill="auto"/>
+          </w:tcPr>
+          <w:p>
+            <w:r>
+              <w:rPr>
                 <w:sz w:val="22"/>
               </w:rPr>
               <w:t>4</w:t>
@@ -6343,12 +6444,12 @@
         </w:tc>
         <w:tc>
           <w:tcPr>
-            <w:tcW w:type="dxa" w:w="2835"/>
-          </w:tcPr>
-          <w:p>
-            <w:r>
-              <w:rPr>
-                <w:b w:val="0"/>
+            <w:tcW w:w="2835" w:type="dxa"/>
+            <w:shd w:val="clear" w:color="auto" w:fill="auto"/>
+          </w:tcPr>
+          <w:p>
+            <w:r>
+              <w:rPr>
                 <w:sz w:val="22"/>
               </w:rPr>
               <w:t>Обоснование эксперимента</w:t>
@@ -6357,12 +6458,12 @@
         </w:tc>
         <w:tc>
           <w:tcPr>
-            <w:tcW w:type="dxa" w:w="3118"/>
-          </w:tcPr>
-          <w:p>
-            <w:r>
-              <w:rPr>
-                <w:b w:val="0"/>
+            <w:tcW w:w="3118" w:type="dxa"/>
+            <w:shd w:val="clear" w:color="auto" w:fill="auto"/>
+          </w:tcPr>
+          <w:p>
+            <w:r>
+              <w:rPr>
                 <w:sz w:val="22"/>
               </w:rPr>
               <w:t>анализ допущений расчёта</w:t>
@@ -6371,15 +6472,21 @@
         </w:tc>
         <w:tc>
           <w:tcPr>
-            <w:tcW w:type="dxa" w:w="2948"/>
-          </w:tcPr>
-          <w:p>
-            <w:r>
-              <w:rPr>
-                <w:b w:val="0"/>
-                <w:sz w:val="22"/>
-              </w:rPr>
-              <w:t>перечень величин, которые даёт только измерение: фон платы, доля потерь, реальная чувствительность</w:t>
+            <w:tcW w:w="2948" w:type="dxa"/>
+            <w:shd w:val="clear" w:color="auto" w:fill="auto"/>
+          </w:tcPr>
+          <w:p>
+            <w:r>
+              <w:rPr>
+                <w:sz w:val="22"/>
+              </w:rPr>
+              <w:t xml:space="preserve">перечень величин, которые даёт только измерение: фон </w:t>
+            </w:r>
+            <w:r>
+              <w:rPr>
+                <w:sz w:val="22"/>
+              </w:rPr>
+              <w:t>платы, доля потерь, реальная чувствительность</w:t>
             </w:r>
           </w:p>
         </w:tc>
@@ -6390,12 +6497,12 @@
         </w:trPr>
         <w:tc>
           <w:tcPr>
-            <w:tcW w:type="dxa" w:w="454"/>
-          </w:tcPr>
-          <w:p>
-            <w:r>
-              <w:rPr>
-                <w:b w:val="0"/>
+            <w:tcW w:w="454" w:type="dxa"/>
+            <w:shd w:val="clear" w:color="auto" w:fill="auto"/>
+          </w:tcPr>
+          <w:p>
+            <w:r>
+              <w:rPr>
                 <w:sz w:val="22"/>
               </w:rPr>
               <w:t>5</w:t>
@@ -6404,12 +6511,12 @@
         </w:tc>
         <w:tc>
           <w:tcPr>
-            <w:tcW w:type="dxa" w:w="2835"/>
-          </w:tcPr>
-          <w:p>
-            <w:r>
-              <w:rPr>
-                <w:b w:val="0"/>
+            <w:tcW w:w="2835" w:type="dxa"/>
+            <w:shd w:val="clear" w:color="auto" w:fill="auto"/>
+          </w:tcPr>
+          <w:p>
+            <w:r>
+              <w:rPr>
                 <w:sz w:val="22"/>
               </w:rPr>
               <w:t>Выбор аппаратной платформы</w:t>
@@ -6418,12 +6525,12 @@
         </w:tc>
         <w:tc>
           <w:tcPr>
-            <w:tcW w:type="dxa" w:w="3118"/>
-          </w:tcPr>
-          <w:p>
-            <w:r>
-              <w:rPr>
-                <w:b w:val="0"/>
+            <w:tcW w:w="3118" w:type="dxa"/>
+            <w:shd w:val="clear" w:color="auto" w:fill="auto"/>
+          </w:tcPr>
+          <w:p>
+            <w:r>
+              <w:rPr>
                 <w:sz w:val="22"/>
               </w:rPr>
               <w:t>сравнение доступных узлов Wi-Fi HaLow</w:t>
@@ -6432,12 +6539,12 @@
         </w:tc>
         <w:tc>
           <w:tcPr>
-            <w:tcW w:type="dxa" w:w="2948"/>
-          </w:tcPr>
-          <w:p>
-            <w:r>
-              <w:rPr>
-                <w:b w:val="0"/>
+            <w:tcW w:w="2948" w:type="dxa"/>
+            <w:shd w:val="clear" w:color="auto" w:fill="auto"/>
+          </w:tcPr>
+          <w:p>
+            <w:r>
+              <w:rPr>
                 <w:sz w:val="22"/>
               </w:rPr>
               <w:t>плата LilyGO T-HaLow — самый дешёвый законченный узел с камерой; стенд из двух плат</w:t>
@@ -6451,12 +6558,12 @@
         </w:trPr>
         <w:tc>
           <w:tcPr>
-            <w:tcW w:type="dxa" w:w="454"/>
-          </w:tcPr>
-          <w:p>
-            <w:r>
-              <w:rPr>
-                <w:b w:val="0"/>
+            <w:tcW w:w="454" w:type="dxa"/>
+            <w:shd w:val="clear" w:color="auto" w:fill="auto"/>
+          </w:tcPr>
+          <w:p>
+            <w:r>
+              <w:rPr>
                 <w:sz w:val="22"/>
               </w:rPr>
               <w:t>6</w:t>
@@ -6465,12 +6572,12 @@
         </w:tc>
         <w:tc>
           <w:tcPr>
-            <w:tcW w:type="dxa" w:w="2835"/>
-          </w:tcPr>
-          <w:p>
-            <w:r>
-              <w:rPr>
-                <w:b w:val="0"/>
+            <w:tcW w:w="2835" w:type="dxa"/>
+            <w:shd w:val="clear" w:color="auto" w:fill="auto"/>
+          </w:tcPr>
+          <w:p>
+            <w:r>
+              <w:rPr>
                 <w:sz w:val="22"/>
               </w:rPr>
               <w:t>Разработка средств и методики исследования</w:t>
@@ -6479,26 +6586,32 @@
         </w:tc>
         <w:tc>
           <w:tcPr>
-            <w:tcW w:type="dxa" w:w="3118"/>
-          </w:tcPr>
-          <w:p>
-            <w:r>
-              <w:rPr>
-                <w:b w:val="0"/>
-                <w:sz w:val="22"/>
-              </w:rPr>
-              <w:t>программы стенда, журнал показателей, парные опыты в одном включении</w:t>
-            </w:r>
-          </w:p>
-        </w:tc>
-        <w:tc>
-          <w:tcPr>
-            <w:tcW w:type="dxa" w:w="2948"/>
-          </w:tcPr>
-          <w:p>
-            <w:r>
-              <w:rPr>
-                <w:b w:val="0"/>
+            <w:tcW w:w="3118" w:type="dxa"/>
+            <w:shd w:val="clear" w:color="auto" w:fill="auto"/>
+          </w:tcPr>
+          <w:p>
+            <w:r>
+              <w:rPr>
+                <w:sz w:val="22"/>
+              </w:rPr>
+              <w:t>программы ст</w:t>
+            </w:r>
+            <w:r>
+              <w:rPr>
+                <w:sz w:val="22"/>
+              </w:rPr>
+              <w:t>енда, журнал показателей, парные опыты в одном включении</w:t>
+            </w:r>
+          </w:p>
+        </w:tc>
+        <w:tc>
+          <w:tcPr>
+            <w:tcW w:w="2948" w:type="dxa"/>
+            <w:shd w:val="clear" w:color="auto" w:fill="auto"/>
+          </w:tcPr>
+          <w:p>
+            <w:r>
+              <w:rPr>
                 <w:sz w:val="22"/>
               </w:rPr>
               <w:t>методика с показателями: скорость, RSSI, задержка, потери, PER</w:t>
@@ -6512,12 +6625,12 @@
         </w:trPr>
         <w:tc>
           <w:tcPr>
-            <w:tcW w:type="dxa" w:w="454"/>
-          </w:tcPr>
-          <w:p>
-            <w:r>
-              <w:rPr>
-                <w:b w:val="0"/>
+            <w:tcW w:w="454" w:type="dxa"/>
+            <w:shd w:val="clear" w:color="auto" w:fill="auto"/>
+          </w:tcPr>
+          <w:p>
+            <w:r>
+              <w:rPr>
                 <w:sz w:val="22"/>
               </w:rPr>
               <w:t>7</w:t>
@@ -6526,12 +6639,12 @@
         </w:tc>
         <w:tc>
           <w:tcPr>
-            <w:tcW w:type="dxa" w:w="2835"/>
-          </w:tcPr>
-          <w:p>
-            <w:r>
-              <w:rPr>
-                <w:b w:val="0"/>
+            <w:tcW w:w="2835" w:type="dxa"/>
+            <w:shd w:val="clear" w:color="auto" w:fill="auto"/>
+          </w:tcPr>
+          <w:p>
+            <w:r>
+              <w:rPr>
                 <w:sz w:val="22"/>
               </w:rPr>
               <w:t>Поиск звена, ограничивающего пропускную способность</w:t>
@@ -6540,12 +6653,12 @@
         </w:tc>
         <w:tc>
           <w:tcPr>
-            <w:tcW w:type="dxa" w:w="3118"/>
-          </w:tcPr>
-          <w:p>
-            <w:r>
-              <w:rPr>
-                <w:b w:val="0"/>
+            <w:tcW w:w="3118" w:type="dxa"/>
+            <w:shd w:val="clear" w:color="auto" w:fill="auto"/>
+          </w:tcPr>
+          <w:p>
+            <w:r>
+              <w:rPr>
                 <w:sz w:val="22"/>
               </w:rPr>
               <w:t>последовательная проверка интерфейса, процессоров и радиоканала</w:t>
@@ -6554,15 +6667,21 @@
         </w:tc>
         <w:tc>
           <w:tcPr>
-            <w:tcW w:type="dxa" w:w="2948"/>
-          </w:tcPr>
-          <w:p>
-            <w:r>
-              <w:rPr>
-                <w:b w:val="0"/>
-                <w:sz w:val="22"/>
-              </w:rPr>
-              <w:t>скорость поднята со 121 до 1063 кбит/с; ограничивает радиоканал (повторы MAC)</w:t>
+            <w:tcW w:w="2948" w:type="dxa"/>
+            <w:shd w:val="clear" w:color="auto" w:fill="auto"/>
+          </w:tcPr>
+          <w:p>
+            <w:r>
+              <w:rPr>
+                <w:sz w:val="22"/>
+              </w:rPr>
+              <w:t xml:space="preserve">скорость поднята </w:t>
+            </w:r>
+            <w:r>
+              <w:rPr>
+                <w:sz w:val="22"/>
+              </w:rPr>
+              <w:t>со 121 до 1063 кбит/с; ограничивает радиоканал (повторы MAC)</w:t>
             </w:r>
           </w:p>
         </w:tc>
@@ -6573,12 +6692,12 @@
         </w:trPr>
         <w:tc>
           <w:tcPr>
-            <w:tcW w:type="dxa" w:w="454"/>
-          </w:tcPr>
-          <w:p>
-            <w:r>
-              <w:rPr>
-                <w:b w:val="0"/>
+            <w:tcW w:w="454" w:type="dxa"/>
+            <w:shd w:val="clear" w:color="auto" w:fill="auto"/>
+          </w:tcPr>
+          <w:p>
+            <w:r>
+              <w:rPr>
                 <w:sz w:val="22"/>
               </w:rPr>
               <w:t>8</w:t>
@@ -6587,12 +6706,12 @@
         </w:tc>
         <w:tc>
           <w:tcPr>
-            <w:tcW w:type="dxa" w:w="2835"/>
-          </w:tcPr>
-          <w:p>
-            <w:r>
-              <w:rPr>
-                <w:b w:val="0"/>
+            <w:tcW w:w="2835" w:type="dxa"/>
+            <w:shd w:val="clear" w:color="auto" w:fill="auto"/>
+          </w:tcPr>
+          <w:p>
+            <w:r>
+              <w:rPr>
                 <w:sz w:val="22"/>
               </w:rPr>
               <w:t>Сравнение с IEEE 802.11 на той же платформе</w:t>
@@ -6601,12 +6720,12 @@
         </w:tc>
         <w:tc>
           <w:tcPr>
-            <w:tcW w:type="dxa" w:w="3118"/>
-          </w:tcPr>
-          <w:p>
-            <w:r>
-              <w:rPr>
-                <w:b w:val="0"/>
+            <w:tcW w:w="3118" w:type="dxa"/>
+            <w:shd w:val="clear" w:color="auto" w:fill="auto"/>
+          </w:tcPr>
+          <w:p>
+            <w:r>
+              <w:rPr>
                 <w:sz w:val="22"/>
               </w:rPr>
               <w:t>парный опыт на одних платах (Wi-Fi 2,4 ГГц встроен в ESP32-S3)</w:t>
@@ -6615,12 +6734,12 @@
         </w:tc>
         <w:tc>
           <w:tcPr>
-            <w:tcW w:type="dxa" w:w="2948"/>
-          </w:tcPr>
-          <w:p>
-            <w:r>
-              <w:rPr>
-                <w:b w:val="0"/>
+            <w:tcW w:w="2948" w:type="dxa"/>
+            <w:shd w:val="clear" w:color="auto" w:fill="auto"/>
+          </w:tcPr>
+          <w:p>
+            <w:r>
+              <w:rPr>
                 <w:sz w:val="22"/>
               </w:rPr>
               <w:t>ёмкость Wi-Fi 2,4 ГГц 15,7–19,2 Мбит/с; запас по сигналу у Wi-Fi HaLow больше</w:t>
@@ -6634,12 +6753,12 @@
         </w:trPr>
         <w:tc>
           <w:tcPr>
-            <w:tcW w:type="dxa" w:w="454"/>
-          </w:tcPr>
-          <w:p>
-            <w:r>
-              <w:rPr>
-                <w:b w:val="0"/>
+            <w:tcW w:w="454" w:type="dxa"/>
+            <w:shd w:val="clear" w:color="auto" w:fill="auto"/>
+          </w:tcPr>
+          <w:p>
+            <w:r>
+              <w:rPr>
                 <w:sz w:val="22"/>
               </w:rPr>
               <w:t>9</w:t>
@@ -6648,12 +6767,12 @@
         </w:tc>
         <w:tc>
           <w:tcPr>
-            <w:tcW w:type="dxa" w:w="2835"/>
-          </w:tcPr>
-          <w:p>
-            <w:r>
-              <w:rPr>
-                <w:b w:val="0"/>
+            <w:tcW w:w="2835" w:type="dxa"/>
+            <w:shd w:val="clear" w:color="auto" w:fill="auto"/>
+          </w:tcPr>
+          <w:p>
+            <w:r>
+              <w:rPr>
                 <w:sz w:val="22"/>
               </w:rPr>
               <w:t>Измерение границы связи</w:t>
@@ -6662,12 +6781,12 @@
         </w:tc>
         <w:tc>
           <w:tcPr>
-            <w:tcW w:type="dxa" w:w="3118"/>
-          </w:tcPr>
-          <w:p>
-            <w:r>
-              <w:rPr>
-                <w:b w:val="0"/>
+            <w:tcW w:w="3118" w:type="dxa"/>
+            <w:shd w:val="clear" w:color="auto" w:fill="auto"/>
+          </w:tcPr>
+          <w:p>
+            <w:r>
+              <w:rPr>
                 <w:sz w:val="22"/>
               </w:rPr>
               <w:t>измерение потерь на трассе в каждом состоянии связи и пересчёт на трассу прямой видимости</w:t>
@@ -6676,12 +6795,12 @@
         </w:tc>
         <w:tc>
           <w:tcPr>
-            <w:tcW w:type="dxa" w:w="2948"/>
-          </w:tcPr>
-          <w:p>
-            <w:r>
-              <w:rPr>
-                <w:b w:val="0"/>
+            <w:tcW w:w="2948" w:type="dxa"/>
+            <w:shd w:val="clear" w:color="auto" w:fill="auto"/>
+          </w:tcPr>
+          <w:p>
+            <w:r>
+              <w:rPr>
                 <w:sz w:val="22"/>
               </w:rPr>
               <w:t>Wi-Fi HaLow: связь до ≈ 1,55 км, видео до ≈ 0,31 км; Wi-Fi 2,4 ГГц: связь до ≈ 0,87 км</w:t>
@@ -6695,12 +6814,12 @@
         </w:trPr>
         <w:tc>
           <w:tcPr>
-            <w:tcW w:type="dxa" w:w="454"/>
-          </w:tcPr>
-          <w:p>
-            <w:r>
-              <w:rPr>
-                <w:b w:val="0"/>
+            <w:tcW w:w="454" w:type="dxa"/>
+            <w:shd w:val="clear" w:color="auto" w:fill="auto"/>
+          </w:tcPr>
+          <w:p>
+            <w:r>
+              <w:rPr>
                 <w:sz w:val="22"/>
               </w:rPr>
               <w:t>10</w:t>
@@ -6709,12 +6828,12 @@
         </w:tc>
         <w:tc>
           <w:tcPr>
-            <w:tcW w:type="dxa" w:w="2835"/>
-          </w:tcPr>
-          <w:p>
-            <w:r>
-              <w:rPr>
-                <w:b w:val="0"/>
+            <w:tcW w:w="2835" w:type="dxa"/>
+            <w:shd w:val="clear" w:color="auto" w:fill="auto"/>
+          </w:tcPr>
+          <w:p>
+            <w:r>
+              <w:rPr>
                 <w:sz w:val="22"/>
               </w:rPr>
               <w:t>Предложения по интеграции в БПЛА</w:t>
@@ -6723,26 +6842,32 @@
         </w:tc>
         <w:tc>
           <w:tcPr>
-            <w:tcW w:type="dxa" w:w="3118"/>
-          </w:tcPr>
-          <w:p>
-            <w:r>
-              <w:rPr>
-                <w:b w:val="0"/>
-                <w:sz w:val="22"/>
-              </w:rPr>
-              <w:t>обобщение результатов</w:t>
-            </w:r>
-          </w:p>
-        </w:tc>
-        <w:tc>
-          <w:tcPr>
-            <w:tcW w:type="dxa" w:w="2948"/>
-          </w:tcPr>
-          <w:p>
-            <w:r>
-              <w:rPr>
-                <w:b w:val="0"/>
+            <w:tcW w:w="3118" w:type="dxa"/>
+            <w:shd w:val="clear" w:color="auto" w:fill="auto"/>
+          </w:tcPr>
+          <w:p>
+            <w:r>
+              <w:rPr>
+                <w:sz w:val="22"/>
+              </w:rPr>
+              <w:t xml:space="preserve">обобщение </w:t>
+            </w:r>
+            <w:r>
+              <w:rPr>
+                <w:sz w:val="22"/>
+              </w:rPr>
+              <w:t>результатов</w:t>
+            </w:r>
+          </w:p>
+        </w:tc>
+        <w:tc>
+          <w:tcPr>
+            <w:tcW w:w="2948" w:type="dxa"/>
+            <w:shd w:val="clear" w:color="auto" w:fill="auto"/>
+          </w:tcPr>
+          <w:p>
+            <w:r>
+              <w:rPr>
                 <w:sz w:val="22"/>
               </w:rPr>
               <w:t>восемь предложений по дальности и надёжности канала</w:t>
@@ -6756,25 +6881,18 @@
         <w:spacing w:line="360" w:lineRule="auto"/>
         <w:jc w:val="both"/>
       </w:pPr>
-      <w:r>
-        <w:rPr>
-          <w:sz w:val="28"/>
-        </w:rPr>
-        <w:t xml:space="preserve"/>
-      </w:r>
     </w:p>
     <w:p>
       <w:pPr>
         <w:keepNext/>
         <w:spacing w:line="360" w:lineRule="auto"/>
-        <w:jc w:val="left"/>
       </w:pPr>
       <w:r>
         <w:rPr>
           <w:b/>
           <w:sz w:val="28"/>
         </w:rPr>
-        <w:t xml:space="preserve">2 Программные и аппаратные средства</w:t>
+        <w:t>2 Программные и аппаратные средства</w:t>
       </w:r>
     </w:p>
     <w:p>
@@ -6787,7 +6905,26 @@
         <w:rPr>
           <w:sz w:val="28"/>
         </w:rPr>
-        <w:t xml:space="preserve">Бортовой узел и наземный пункт построены на одинаковых платах LilyGO T-HaLow [6]: процессор ESP32-S3 с камерой OV5640 и радиомодуль Wi-Fi HaLow Taixin TX-AH, связанные интерфейсом UART. Наземный пункт передаёт принятые данные на компьютер по USB. Процессор ESP32-S3 содержит собственный приёмопередатчик Wi-Fi 2,4 ГГц, поэтому Wi-Fi HaLow и IEEE 802.11 сравниваются на одной аппаратной платформе — без влияния различий оборудования и антенн. Структурная схема системы приведена на рисунке 1.</w:t>
+        <w:t>Бортовой узел и наземный пункт построены на одинаковых платах LilyGO T-HaLow [6]: процессор ESP32-S3 с камерой OV5640 и радиомодуль Wi-Fi HaLow Taixin TX-</w:t>
+      </w:r>
+      <w:r>
+        <w:rPr>
+          <w:sz w:val="28"/>
+        </w:rPr>
+        <w:t xml:space="preserve">AH, связанные интерфейсом UART. Наземный пункт передаёт принятые данные на </w:t>
+      </w:r>
+      <w:r>
+        <w:rPr>
+          <w:sz w:val="28"/>
+        </w:rPr>
+        <w:lastRenderedPageBreak/>
+        <w:t xml:space="preserve">компьютер по USB. Процессор ESP32-S3 содержит собственный приёмопередатчик Wi-Fi 2,4 ГГц, поэтому Wi-Fi HaLow и IEEE 802.11 сравниваются на одной аппаратной платформе — без влияния </w:t>
+      </w:r>
+      <w:r>
+        <w:rPr>
+          <w:sz w:val="28"/>
+        </w:rPr>
+        <w:t>различий оборудования и антенн. Структурная схема системы приведена на рисунке 1.</w:t>
       </w:r>
     </w:p>
     <w:p>
@@ -6796,38 +6933,33 @@
         <w:jc w:val="center"/>
       </w:pPr>
       <w:r>
-        <w:drawing>
-          <wp:inline xmlns:a="http://schemas.openxmlformats.org/drawingml/2006/main" xmlns:pic="http://schemas.openxmlformats.org/drawingml/2006/picture">
-            <wp:extent cx="5400000" cy="2454545"/>
-            <wp:docPr id="1" name="Picture 1"/>
-            <wp:cNvGraphicFramePr>
-              <a:graphicFrameLocks noChangeAspect="1"/>
-            </wp:cNvGraphicFramePr>
-            <a:graphic>
-              <a:graphicData uri="http://schemas.openxmlformats.org/drawingml/2006/picture">
-                <pic:pic>
-                  <pic:nvPicPr>
-                    <pic:cNvPr id="0" name="scheme.png"/>
-                    <pic:cNvPicPr/>
-                  </pic:nvPicPr>
-                  <pic:blipFill>
-                    <a:blip r:embed="rId10"/>
-                    <a:stretch>
-                      <a:fillRect/>
-                    </a:stretch>
-                  </pic:blipFill>
-                  <pic:spPr>
-                    <a:xfrm>
-                      <a:off x="0" y="0"/>
-                      <a:ext cx="5400000" cy="2454545"/>
-                    </a:xfrm>
-                    <a:prstGeom prst="rect"/>
-                  </pic:spPr>
-                </pic:pic>
-              </a:graphicData>
-            </a:graphic>
-          </wp:inline>
-        </w:drawing>
+        <w:rPr>
+          <w:noProof/>
+        </w:rPr>
+        <w:pict>
+          <v:shapetype id="_x0000_t75" coordsize="21600,21600" o:spt="75" o:preferrelative="t" path="m@4@5l@4@11@9@11@9@5xe" filled="f" stroked="f">
+            <v:stroke joinstyle="miter"/>
+            <v:formulas>
+              <v:f eqn="if lineDrawn pixelLineWidth 0"/>
+              <v:f eqn="sum @0 1 0"/>
+              <v:f eqn="sum 0 0 @1"/>
+              <v:f eqn="prod @2 1 2"/>
+              <v:f eqn="prod @3 21600 pixelWidth"/>
+              <v:f eqn="prod @3 21600 pixelHeight"/>
+              <v:f eqn="sum @0 0 1"/>
+              <v:f eqn="prod @6 1 2"/>
+              <v:f eqn="prod @7 21600 pixelWidth"/>
+              <v:f eqn="sum @8 21600 0"/>
+              <v:f eqn="prod @7 21600 pixelHeight"/>
+              <v:f eqn="sum @10 21600 0"/>
+            </v:formulas>
+            <v:path o:extrusionok="f" gradientshapeok="t" o:connecttype="rect"/>
+            <o:lock v:ext="edit" aspectratio="t"/>
+          </v:shapetype>
+          <v:shape id="Picture 1" o:spid="_x0000_i1026" type="#_x0000_t75" style="width:425.15pt;height:193.15pt;visibility:visible;mso-wrap-style:square">
+            <v:imagedata r:id="rId7" o:title=""/>
+          </v:shape>
+        </w:pict>
       </w:r>
     </w:p>
     <w:p>
@@ -6839,7 +6971,7 @@
         <w:rPr>
           <w:sz w:val="28"/>
         </w:rPr>
-        <w:t xml:space="preserve">Рисунок 1 – Структурная схема системы передачи данных</w:t>
+        <w:t>Рисунок 1 – Структурная схема системы передачи данных</w:t>
       </w:r>
     </w:p>
     <w:p>
@@ -6852,7 +6984,7 @@
         <w:rPr>
           <w:sz w:val="28"/>
         </w:rPr>
-        <w:t xml:space="preserve">В ходе практики разработаны программные средства исследования:</w:t>
+        <w:t>В ходе практики разработаны программные средства исследования:</w:t>
       </w:r>
     </w:p>
     <w:p>
@@ -6865,7 +6997,13 @@
         <w:rPr>
           <w:sz w:val="28"/>
         </w:rPr>
-        <w:t xml:space="preserve">– встроенные программы платы камеры и платы приёмника: передача видео фрагментами с нумерацией, квитанция на каждый видеокадр, помехоустойчивый код для пропавших фрагментов, управление качеством сжатия по состоянию канала;</w:t>
+        <w:t xml:space="preserve">– встроенные программы платы камеры и платы приёмника: </w:t>
+      </w:r>
+      <w:r>
+        <w:rPr>
+          <w:sz w:val="28"/>
+        </w:rPr>
+        <w:t>передача видео фрагментами с нумерацией, квитанция на каждый видеокадр, помехоустойчивый код для пропавших фрагментов, управление качеством сжатия по состоянию канала;</w:t>
       </w:r>
     </w:p>
     <w:p>
@@ -6878,7 +7016,7 @@
         <w:rPr>
           <w:sz w:val="28"/>
         </w:rPr>
-        <w:t xml:space="preserve">– доработки программы радиомодуля: драйвер UART, таймер паузы, регулятор мощности по отношению сигнал/шум, нижняя граница модуляции по уровню сигнала;</w:t>
+        <w:t>– доработки программы радиомодуля: драйвер UART, таймер паузы, регулятор мощности по отношению сигнал/шум, нижняя граница модуляции по уровню сигнала;</w:t>
       </w:r>
     </w:p>
     <w:p>
@@ -6891,7 +7029,13 @@
         <w:rPr>
           <w:sz w:val="28"/>
         </w:rPr>
-        <w:t xml:space="preserve">– программа приёма на компьютере: сборка и показ видео, журнал показателей канала — уровня сигнала, отношения сигнал/шум, потерь, задержки и скорости;</w:t>
+        <w:t>– программа приёма на компьютере: сборка и показ видео, журнал показателей канала — уровня сигнала, отнош</w:t>
+      </w:r>
+      <w:r>
+        <w:rPr>
+          <w:sz w:val="28"/>
+        </w:rPr>
+        <w:t>ения сигнал/шум, потерь, задержки и скорости;</w:t>
       </w:r>
     </w:p>
     <w:p>
@@ -6904,7 +7048,7 @@
         <w:rPr>
           <w:sz w:val="28"/>
         </w:rPr>
-        <w:t xml:space="preserve">– варианты программ для Wi-Fi 2,4 ГГц на тех же платах, включая измерение ёмкости канала;</w:t>
+        <w:t>– варианты программ для Wi-Fi 2,4 ГГц на тех же платах, включая измерение ёмкости канала;</w:t>
       </w:r>
     </w:p>
     <w:p>
@@ -6917,21 +7061,20 @@
         <w:rPr>
           <w:sz w:val="28"/>
         </w:rPr>
-        <w:t xml:space="preserve">– программа измерения границы связи с пересчётом результатов на трассу прямой видимости.</w:t>
+        <w:t>– программа измерения границы связи с пересчётом результатов на трассу прямой видимости.</w:t>
       </w:r>
     </w:p>
     <w:p>
       <w:pPr>
         <w:keepNext/>
         <w:spacing w:line="360" w:lineRule="auto"/>
-        <w:jc w:val="left"/>
       </w:pPr>
       <w:r>
         <w:rPr>
           <w:b/>
           <w:sz w:val="28"/>
         </w:rPr>
-        <w:t xml:space="preserve">3 Экспериментальная часть</w:t>
+        <w:t>3 Экспериментальная часть</w:t>
       </w:r>
     </w:p>
     <w:p>
@@ -6944,7 +7087,19 @@
         <w:rPr>
           <w:sz w:val="28"/>
         </w:rPr>
-        <w:t xml:space="preserve">Испытания проводились в два этапа. На лабораторном этапе (до 28.09.2026) платы располагались в помещении на расстоянии до 5 м в заводском канале 4 МГц; сигнал был сильным, поэтому искались ограничения самой платформы. С 28.09.2026 стенд работает в разрешённой конфигурации: канал 2 МГц на 867 МГц, мощность не более 14 дБм, камера — в соседней комнате на расстоянии около 5 м.</w:t>
+        <w:t>Испыт</w:t>
+      </w:r>
+      <w:r>
+        <w:rPr>
+          <w:sz w:val="28"/>
+        </w:rPr>
+        <w:t>ания проводились в два этапа. На лабораторном этапе (до 28.09.2026) платы располагались в помещении на расстоянии до 5 м в заводском канале 4 МГц; сигнал был сильным, поэтому искались ограничения самой платформы. С 28.09.2026 стенд работает в разрешённой к</w:t>
+      </w:r>
+      <w:r>
+        <w:rPr>
+          <w:sz w:val="28"/>
+        </w:rPr>
+        <w:t>онфигурации: канал 2 МГц на 867 МГц, мощность не более 14 дБм, камера — в соседней комнате на расстоянии около 5 м.</w:t>
       </w:r>
     </w:p>
     <w:p>
@@ -6957,7 +7112,20 @@
         <w:rPr>
           <w:sz w:val="28"/>
         </w:rPr>
-        <w:t xml:space="preserve">Исходно платформа передавала 121 кбит/с — на порядок меньше скорости радиоканала. Звенья проверялись по очереди. Драйвер UART радиомодуля принимал по одному байту за прерывание и при скорости 3 Мбод терял 89,5 % байтов; после изменения драйвера потери исчезли. Паузы между фрагментами, по которым модуль определяет границы кадров, занимали линию; таймер паузы модуля уменьшен, и пауза подобрана опытом (1,5 мс). Программный кодер изображения заменён двухъядерным. После этого ни интерфейс, ни процессоры не ограничивают поток: ограничивает радиоканал, эфир которого на 99 % занят передачей, в основном повторами кадров MAC.</w:t>
+        <w:lastRenderedPageBreak/>
+        <w:t>Исходно платформа передавала 121 кбит/с — на порядок меньше скорости радиоканала. Звенья проверялись по очереди. Драйвер UART радиомодуля пр</w:t>
+      </w:r>
+      <w:r>
+        <w:rPr>
+          <w:sz w:val="28"/>
+        </w:rPr>
+        <w:t>инимал по одному байту за прерывание и при скорости 3 Мбод терял 89,5 % байтов; после изменения драйвера потери исчезли. Паузы между фрагментами, по которым модуль определяет границы кадров, занимали линию; таймер паузы модуля уменьшен, и пауза подобрана о</w:t>
+      </w:r>
+      <w:r>
+        <w:rPr>
+          <w:sz w:val="28"/>
+        </w:rPr>
+        <w:t>пытом (1,5 мс). Программный кодер изображения заменён двухъядерным. После этого ни интерфейс, ни процессоры не ограничивают поток: ограничивает радиоканал, эфир которого на 99 % занят передачей, в основном повторами кадров MAC.</w:t>
       </w:r>
     </w:p>
     <w:p>
@@ -6970,7 +7138,19 @@
         <w:rPr>
           <w:sz w:val="28"/>
         </w:rPr>
-        <w:t xml:space="preserve">Поскольку канал теряет заметную долю передач, доработки последнего этапа направлены на надёжность: выключен обмен RTS/CTS, лишний в сети из двух узлов [1], что подняло скорость в 1,8–2,2 раза; камера переведена в роль точки доступа и передаёт видео адресно; введены квитанция на видеокадр с окном, гибрид помехоустойчивого кодирования и досылки, инерция управления качеством и нижняя граница модуляции по уровню сигнала. Каждая доработка проверена парными опытами в одном включении питания.</w:t>
+        <w:t>Поскольку канал теряет замет</w:t>
+      </w:r>
+      <w:r>
+        <w:rPr>
+          <w:sz w:val="28"/>
+        </w:rPr>
+        <w:t>ную долю передач, доработки последнего этапа направлены на надёжность: выключен обмен RTS/CTS, лишний в сети из двух узлов [1], что подняло скорость в 1,8–2,2 раза; камера переведена в роль точки доступа и передаёт видео адресно; введены квитанция на видео</w:t>
+      </w:r>
+      <w:r>
+        <w:rPr>
+          <w:sz w:val="28"/>
+        </w:rPr>
+        <w:t>кадр с окном, гибрид помехоустойчивого кодирования и досылки, инерция управления качеством и нижняя граница модуляции по уровню сигнала. Каждая доработка проверена парными опытами в одном включении питания.</w:t>
       </w:r>
     </w:p>
     <w:p>
@@ -6983,7 +7163,19 @@
         <w:rPr>
           <w:sz w:val="28"/>
         </w:rPr>
-        <w:t xml:space="preserve">Итог на трассе 5 м: полезная скорость 1063 кбит/с (видео 480 × 320, 5 видеокадров в секунду), уровень сигнала −53 дБм, задержка по квитанции в медиане 0,34–0,50 с, потери видеокадров 1,4 %. Сравнение на той же паре плат показало ёмкость Wi-Fi 2,4 ГГц 15,7–19,2 Мбит/с против около 1 Мбит/с у Wi-Fi HaLow, при этом запас по сигналу у Wi-Fi HaLow при мощности 1 дБм оказался больше, чем у Wi-Fi 2,4 ГГц при 14–20 дБм. Рост скорости по этапам показан на рисунке 2.</w:t>
+        <w:t>Итог на трассе 5 м: полезная скорость 1063 кбит/с</w:t>
+      </w:r>
+      <w:r>
+        <w:rPr>
+          <w:sz w:val="28"/>
+        </w:rPr>
+        <w:t xml:space="preserve"> (видео 480 × 320, 5 видеокадров в секунду), уровень сигнала −53 дБм, задержка по квитанции в медиане 0,34–0,50 с, потери видеокадров 1,4 %. Сравнение на той же паре плат показало ёмкость Wi-Fi 2,4 ГГц 15,7–19,2 Мбит/с против около 1 Мбит/с у Wi-Fi HaLow, </w:t>
+      </w:r>
+      <w:r>
+        <w:rPr>
+          <w:sz w:val="28"/>
+        </w:rPr>
+        <w:t>при этом запас по сигналу у Wi-Fi HaLow при мощности 1 дБм оказался больше, чем у Wi-Fi 2,4 ГГц при 14–20 дБм. Рост скорости по этапам показан на рисунке 2.</w:t>
       </w:r>
     </w:p>
     <w:p>
@@ -6992,38 +7184,15 @@
         <w:jc w:val="center"/>
       </w:pPr>
       <w:r>
-        <w:drawing>
-          <wp:inline xmlns:a="http://schemas.openxmlformats.org/drawingml/2006/main" xmlns:pic="http://schemas.openxmlformats.org/drawingml/2006/picture">
-            <wp:extent cx="5760000" cy="2869751"/>
-            <wp:docPr id="2" name="Picture 2"/>
-            <wp:cNvGraphicFramePr>
-              <a:graphicFrameLocks noChangeAspect="1"/>
-            </wp:cNvGraphicFramePr>
-            <a:graphic>
-              <a:graphicData uri="http://schemas.openxmlformats.org/drawingml/2006/picture">
-                <pic:pic>
-                  <pic:nvPicPr>
-                    <pic:cNvPr id="0" name="fig_throughput.png"/>
-                    <pic:cNvPicPr/>
-                  </pic:nvPicPr>
-                  <pic:blipFill>
-                    <a:blip r:embed="rId11"/>
-                    <a:stretch>
-                      <a:fillRect/>
-                    </a:stretch>
-                  </pic:blipFill>
-                  <pic:spPr>
-                    <a:xfrm>
-                      <a:off x="0" y="0"/>
-                      <a:ext cx="5760000" cy="2869751"/>
-                    </a:xfrm>
-                    <a:prstGeom prst="rect"/>
-                  </pic:spPr>
-                </pic:pic>
-              </a:graphicData>
-            </a:graphic>
-          </wp:inline>
-        </w:drawing>
+        <w:rPr>
+          <w:noProof/>
+        </w:rPr>
+        <w:lastRenderedPageBreak/>
+        <w:pict>
+          <v:shape id="Picture 2" o:spid="_x0000_i1025" type="#_x0000_t75" style="width:453.15pt;height:225.7pt;visibility:visible;mso-wrap-style:square">
+            <v:imagedata r:id="rId8" o:title=""/>
+          </v:shape>
+        </w:pict>
       </w:r>
     </w:p>
     <w:p>
@@ -7035,7 +7204,7 @@
         <w:rPr>
           <w:sz w:val="28"/>
         </w:rPr>
-        <w:t xml:space="preserve">Рисунок 2 – Рост пропускной способности платформы по этапам доработки</w:t>
+        <w:t>Рисунок 2 – Рост пропускной способности платформы по этапам доработки</w:t>
       </w:r>
     </w:p>
     <w:p>
@@ -7048,21 +7217,38 @@
         <w:rPr>
           <w:sz w:val="28"/>
         </w:rPr>
-        <w:t xml:space="preserve">Граница связи измерена 16.10.2026 для Wi-Fi HaLow (14 дБм) и Wi-Fi 2,4 ГГц (20 дБм) на одной паре плат и одних и тех же положениях приёмника. Для каждого состояния связи измерялись потери на трассе, а расстояние на трассе прямой видимости с теми же потерями находилось по формуле Фрииса. Видео Wi-Fi HaLow передаётся до ≈ 0,31 км (потери видеокадров 9 %), прекращается на ≈ 1,10 км, связь сохраняется до ≈ 1,55 км; у Wi-Fi 2,4 ГГц видео прекращается на ≈ 0,62 км, связь — до ≈ 0,87 км. Wi-Fi HaLow удерживает связь в 1,8 раза дальше при мощности на 6 дБ ниже; его граница связи на уровне паспортных 1200 м производителя радиомодуля, полученных при +20 дБм.</w:t>
+        <w:t>Граница связи измерена 16.1</w:t>
+      </w:r>
+      <w:r>
+        <w:rPr>
+          <w:sz w:val="28"/>
+        </w:rPr>
+        <w:t>0.2026 для Wi-Fi HaLow (14 дБм) и Wi-Fi 2,4 ГГц (20 дБм) на одной паре плат и одних и тех же положениях приёмника. Для каждого состояния связи измерялись потери на трассе, а расстояние на трассе прямой видимости с теми же потерями находилось по формуле Фри</w:t>
+      </w:r>
+      <w:r>
+        <w:rPr>
+          <w:sz w:val="28"/>
+        </w:rPr>
+        <w:t>иса. Видео Wi-Fi HaLow передаётся до ≈ 0,31 км (потери видеокадров 9 %), прекращается на ≈ 1,10 км, связь сохраняется до ≈ 1,55 км; у Wi-Fi 2,4 ГГц видео прекращается на ≈ 0,62 км, связь — до ≈ 0,87 км. Wi-Fi HaLow удерживает связь в 1,8 раза дальше при мо</w:t>
+      </w:r>
+      <w:r>
+        <w:rPr>
+          <w:sz w:val="28"/>
+        </w:rPr>
+        <w:t>щности на 6 дБ ниже; его граница связи на уровне паспортных 1200 м производителя радиомодуля, полученных при +20 дБм.</w:t>
       </w:r>
     </w:p>
     <w:p>
       <w:pPr>
         <w:keepNext/>
         <w:spacing w:line="360" w:lineRule="auto"/>
-        <w:jc w:val="left"/>
       </w:pPr>
       <w:r>
         <w:rPr>
           <w:b/>
           <w:sz w:val="28"/>
         </w:rPr>
-        <w:t xml:space="preserve">4 Выводы</w:t>
+        <w:t>4 Выводы</w:t>
       </w:r>
     </w:p>
     <w:p>
@@ -7075,7 +7261,13 @@
         <w:rPr>
           <w:sz w:val="28"/>
         </w:rPr>
-        <w:t xml:space="preserve">– Системная постановка задачи выполнена: определены границы и ограничения системы передачи данных с борта БПЛА, цель работы разбита на десять системных задач, для каждой выбран метод решения.</w:t>
+        <w:t>– Системная постановка задачи выполнена: определены границы и ограничения системы передачи данных с борта БПЛА, цель работы разби</w:t>
+      </w:r>
+      <w:r>
+        <w:rPr>
+          <w:sz w:val="28"/>
+        </w:rPr>
+        <w:t>та на десять системных задач, для каждой выбран метод решения.</w:t>
       </w:r>
     </w:p>
     <w:p>
@@ -7088,7 +7280,13 @@
         <w:rPr>
           <w:sz w:val="28"/>
         </w:rPr>
-        <w:t xml:space="preserve">– По нормам РФ Wi-Fi HaLow выигрывает у Wi-Fi 2,4 ГГц на малых скоростях и за препятствиями (запас бюджета на 7,7 дБ больше), уступает ему в скорости на порядок и превосходит LoRa по скорости на два–три порядка [1, 4, 5].</w:t>
+        <w:t>– По нормам РФ Wi-Fi HaLow выигрывает у Wi-Fi 2,4 ГГц на малых скоростях и за препятствиями (запас бюджета на 7,7 дБ больше), уступает ему в скорости на порядок и превосходит LoRa по скорости н</w:t>
+      </w:r>
+      <w:r>
+        <w:rPr>
+          <w:sz w:val="28"/>
+        </w:rPr>
+        <w:t>а два–три порядка [1, 4, 5].</w:t>
       </w:r>
     </w:p>
     <w:p>
@@ -7101,7 +7299,13 @@
         <w:rPr>
           <w:sz w:val="28"/>
         </w:rPr>
-        <w:t xml:space="preserve">– Платформа LilyGO T-HaLow после программных доработок передаёт видео 480 × 320 со скоростью 1063 кбит/с и потерями видеокадров 1,4 %; интерфейс UART задаёт её архитектурный предел, а фактически поток ограничивают потери передач в радиоканале.</w:t>
+        <w:t>– Платформа LilyGO T-HaLow после программных доработок передаёт видео 480 × 320 со скоростью 1063 кбит/с и потерями видеокадров 1,4 %; интерфейс UART задаёт её архитектурный предел, а фактически поток ограничивают потери переда</w:t>
+      </w:r>
+      <w:r>
+        <w:rPr>
+          <w:sz w:val="28"/>
+        </w:rPr>
+        <w:t>ч в радиоканале.</w:t>
       </w:r>
     </w:p>
     <w:p>
@@ -7114,7 +7318,14 @@
         <w:rPr>
           <w:sz w:val="28"/>
         </w:rPr>
-        <w:t xml:space="preserve">– Для дальности и надёжности канала с борта БПЛА предложено: интерфейс SPI или SDIO вместо UART, удаление радиомодуля и антенны от камеры, отказ от RTS/CTS, бортовой узел в роли точки доступа с квитанцией на видеокадр, нижняя граница модуляции по уровню сигнала, гибрид кодирования и досылки, регулятор мощности, снижающий её медленно и повышающий сразу, для вертолётного БПЛА — выбор рабочей высоты, канал 1–2 МГц в полосе 866–868 МГц мощностью не более 14 дБм.</w:t>
+        <w:lastRenderedPageBreak/>
+        <w:t>– Для дальности и надёжности канала с борта БПЛА предложено: интерфейс SPI или SDIO вместо UART, удаление радиомодуля и антенны от камеры, отказ от RTS/CTS, бортовой узел в роли точки доступа с квитанцией на видеокадр, нижняя граница модул</w:t>
+      </w:r>
+      <w:r>
+        <w:rPr>
+          <w:sz w:val="28"/>
+        </w:rPr>
+        <w:t>яции по уровню сигнала, гибрид кодирования и досылки, регулятор мощности, снижающий её медленно и повышающий сразу, для вертолётного БПЛА — выбор рабочей высоты, канал 1–2 МГц в полосе 866–868 МГц мощностью не более 14 дБм.</w:t>
       </w:r>
     </w:p>
     <w:p>
@@ -7127,7 +7338,13 @@
         <w:rPr>
           <w:sz w:val="28"/>
         </w:rPr>
-        <w:t xml:space="preserve">– Измерение границы связи на одной паре плат в пересчёте на трассу прямой видимости: Wi-Fi HaLow удерживает связь до ≈ 1,55 км против ≈ 0,87 км у Wi-Fi 2,4 ГГц, видео передаётся до ≈ 0,31 км.</w:t>
+        <w:t>– Измерение границы связи на одн</w:t>
+      </w:r>
+      <w:r>
+        <w:rPr>
+          <w:sz w:val="28"/>
+        </w:rPr>
+        <w:t>ой паре плат в пересчёте на трассу прямой видимости: Wi-Fi HaLow удерживает связь до ≈ 1,55 км против ≈ 0,87 км у Wi-Fi 2,4 ГГц, видео передаётся до ≈ 0,31 км.</w:t>
       </w:r>
     </w:p>
     <w:p>
@@ -7180,7 +7397,7 @@
         <w:rPr>
           <w:sz w:val="28"/>
         </w:rPr>
-        <w:t xml:space="preserve">1. Смирнова Е.В., Пролетарский А.В. и др. Технологии современных беспроводных сетей Wi-Fi: учебное пособие. – М.: Издательство МГТУ им. Н.Э. Баумана, 2017. – 446 с.</w:t>
+        <w:t>1. Смирнова Е.В., Пролетарский А.В. и др. Технологии современных беспроводных сетей Wi-Fi: учебное пособие. – М.: Издательство МГТУ им. Н.Э. Баумана, 2017. – 446 с.</w:t>
       </w:r>
     </w:p>
     <w:p>
@@ -7192,7 +7409,13 @@
         <w:rPr>
           <w:sz w:val="28"/>
         </w:rPr>
-        <w:t xml:space="preserve">2. Литвиненко В.И., Ногинов Ю.В. Борьба с беспилотными летательными аппаратами: учебное пособие / под общ. ред. А.П. Макарова. – М.: КНОРУС, 2023. – 148 с.</w:t>
+        <w:t>2. Литвиненко В.И., Ногинов Ю.В. Борьба с беспилотными летательными аппаратами: учебное пос</w:t>
+      </w:r>
+      <w:r>
+        <w:rPr>
+          <w:sz w:val="28"/>
+        </w:rPr>
+        <w:t>обие / под общ. ред. А.П. Макарова. – М.: КНОРУС, 2023. – 148 с.</w:t>
       </w:r>
     </w:p>
     <w:p>
@@ -7204,7 +7427,7 @@
         <w:rPr>
           <w:sz w:val="28"/>
         </w:rPr>
-        <w:t xml:space="preserve">3. Кошкин Р.П. Беспилотные авиационные системы. – М.: Стратегические приоритеты, 2016. – 676 с.</w:t>
+        <w:t>3. Кошкин Р.П. Беспилотные авиационные системы. – М.: Стратегические приоритеты, 2016. – 676 с.</w:t>
       </w:r>
     </w:p>
     <w:p>
@@ -7215,8 +7438,22 @@
       <w:r>
         <w:rPr>
           <w:sz w:val="28"/>
-        </w:rPr>
-        <w:t xml:space="preserve">4. IEEE Std 802.11ah-2016. IEEE Standard for Information technology. Part 11: Wireless LAN Medium Access Control (MAC) and Physical Layer (PHY) Specifications. Amendment 2: Sub 1 GHz License Exempt Operation. – New York: IEEE, 2017.</w:t>
+          <w:lang w:val="en-US"/>
+        </w:rPr>
+        <w:t>4. IEEE Std 802.11ah-2016. IEEE Standard for Information technology. Part 11: Wireless LAN Medi</w:t>
+      </w:r>
+      <w:r>
+        <w:rPr>
+          <w:sz w:val="28"/>
+          <w:lang w:val="en-US"/>
+        </w:rPr>
+        <w:t xml:space="preserve">um Access Control (MAC) and Physical Layer (PHY) Specifications. </w:t>
+      </w:r>
+      <w:r>
+        <w:rPr>
+          <w:sz w:val="28"/>
+        </w:rPr>
+        <w:t>Amendment 2: Sub 1 GHz License Exempt Operation. – New York: IEEE, 2017.</w:t>
       </w:r>
     </w:p>
     <w:p>
@@ -7228,7 +7465,13 @@
         <w:rPr>
           <w:sz w:val="28"/>
         </w:rPr>
-        <w:t xml:space="preserve">5. О выделении полос радиочастот устройствам малого радиуса действия: решение ГКРЧ от 07.05.2007 № 07-20-03-001 (ред. от 24.12.2018).</w:t>
+        <w:t xml:space="preserve">5. О выделении полос радиочастот устройствам малого радиуса действия: решение ГКРЧ от 07.05.2007 № 07-20-03-001 (ред. </w:t>
+      </w:r>
+      <w:r>
+        <w:rPr>
+          <w:sz w:val="28"/>
+        </w:rPr>
+        <w:t>от 24.12.2018).</w:t>
       </w:r>
     </w:p>
     <w:p>
@@ -7240,7 +7483,7 @@
         <w:rPr>
           <w:sz w:val="28"/>
         </w:rPr>
-        <w:t xml:space="preserve">6. T-Halow: исходные тексты, схема платы и комплект разработки модуля TX-AH / LilyGO. – URL: https://github.com/Xinyuan-LilyGO/T-Halow (дата обращения: 27.09.2026).</w:t>
+        <w:t>6. T-Halow: исходные тексты, схема платы и комплект разработки модуля TX-AH / LilyGO. – URL: https://github.com/Xinyuan-LilyGO/T-Halow (дата обращения: 27.09.2026).</w:t>
       </w:r>
     </w:p>
     <w:p>
@@ -7256,8 +7499,6 @@
           <w:sz w:val="28"/>
         </w:rPr>
       </w:pPr>
-      <w:bookmarkStart w:id="0" w:name="_GoBack"/>
-      <w:bookmarkEnd w:id="0"/>
     </w:p>
     <w:p>
       <w:pPr>
@@ -7270,7 +7511,7 @@
     <w:tbl>
       <w:tblPr>
         <w:tblW w:w="0" w:type="auto"/>
-        <w:tblLook w:val="00A0"/>
+        <w:tblLook w:val="00A0" w:firstRow="1" w:lastRow="0" w:firstColumn="1" w:lastColumn="0" w:noHBand="0" w:noVBand="0"/>
       </w:tblPr>
       <w:tblGrid>
         <w:gridCol w:w="2835"/>
@@ -7645,7 +7886,7 @@
       </w:pPr>
     </w:p>
     <w:sectPr>
-      <w:footerReference w:type="default" r:id="rId7"/>
+      <w:footerReference w:type="default" r:id="rId9"/>
       <w:pgSz w:w="11906" w:h="16838"/>
       <w:pgMar w:top="425" w:right="567" w:bottom="992" w:left="709" w:header="709" w:footer="709" w:gutter="0"/>
       <w:pgNumType w:start="1"/>
@@ -7658,15 +7899,15 @@
 </file>
 
 <file path=word/endnotes.xml><?xml version="1.0" encoding="utf-8"?>
-<w:endnotes xmlns:ve="http://schemas.openxmlformats.org/markup-compatibility/2006" xmlns:o="urn:schemas-microsoft-com:office:office" xmlns:r="http://schemas.openxmlformats.org/officeDocument/2006/relationships" xmlns:m="http://schemas.openxmlformats.org/officeDocument/2006/math" xmlns:v="urn:schemas-microsoft-com:vml" xmlns:wp="http://schemas.openxmlformats.org/drawingml/2006/wordprocessingDrawing" xmlns:w10="urn:schemas-microsoft-com:office:word" xmlns:w="http://schemas.openxmlformats.org/wordprocessingml/2006/main" xmlns:wne="http://schemas.microsoft.com/office/word/2006/wordml">
-  <w:endnote w:type="separator" w:id="0">
+<w:endnotes xmlns:wpc="http://schemas.microsoft.com/office/word/2010/wordprocessingCanvas" xmlns:cx="http://schemas.microsoft.com/office/drawing/2014/chartex" xmlns:cx1="http://schemas.microsoft.com/office/drawing/2015/9/8/chartex" xmlns:mc="http://schemas.openxmlformats.org/markup-compatibility/2006" xmlns:o="urn:schemas-microsoft-com:office:office" xmlns:r="http://schemas.openxmlformats.org/officeDocument/2006/relationships" xmlns:m="http://schemas.openxmlformats.org/officeDocument/2006/math" xmlns:v="urn:schemas-microsoft-com:vml" xmlns:wp14="http://schemas.microsoft.com/office/word/2010/wordprocessingDrawing" xmlns:wp="http://schemas.openxmlformats.org/drawingml/2006/wordprocessingDrawing" xmlns:w10="urn:schemas-microsoft-com:office:word" xmlns:w="http://schemas.openxmlformats.org/wordprocessingml/2006/main" xmlns:w14="http://schemas.microsoft.com/office/word/2010/wordml" xmlns:w15="http://schemas.microsoft.com/office/word/2012/wordml" xmlns:w16se="http://schemas.microsoft.com/office/word/2015/wordml/symex" xmlns:wpg="http://schemas.microsoft.com/office/word/2010/wordprocessingGroup" xmlns:wpi="http://schemas.microsoft.com/office/word/2010/wordprocessingInk" xmlns:wne="http://schemas.microsoft.com/office/word/2006/wordml" xmlns:wps="http://schemas.microsoft.com/office/word/2010/wordprocessingShape" mc:Ignorable="w14 w15 w16se wp14">
+  <w:endnote w:type="separator" w:id="-1">
     <w:p>
       <w:r>
         <w:separator/>
       </w:r>
     </w:p>
   </w:endnote>
-  <w:endnote w:type="continuationSeparator" w:id="1">
+  <w:endnote w:type="continuationSeparator" w:id="0">
     <w:p>
       <w:r>
         <w:continuationSeparator/>
@@ -7677,20 +7918,33 @@
 </file>
 
 <file path=word/footer1.xml><?xml version="1.0" encoding="utf-8"?>
-<w:ftr xmlns:ve="http://schemas.openxmlformats.org/markup-compatibility/2006" xmlns:o="urn:schemas-microsoft-com:office:office" xmlns:r="http://schemas.openxmlformats.org/officeDocument/2006/relationships" xmlns:m="http://schemas.openxmlformats.org/officeDocument/2006/math" xmlns:v="urn:schemas-microsoft-com:vml" xmlns:wp="http://schemas.openxmlformats.org/drawingml/2006/wordprocessingDrawing" xmlns:w10="urn:schemas-microsoft-com:office:word" xmlns:w="http://schemas.openxmlformats.org/wordprocessingml/2006/main" xmlns:wne="http://schemas.microsoft.com/office/word/2006/wordml">
+<w:ftr xmlns:wpc="http://schemas.microsoft.com/office/word/2010/wordprocessingCanvas" xmlns:cx="http://schemas.microsoft.com/office/drawing/2014/chartex" xmlns:cx1="http://schemas.microsoft.com/office/drawing/2015/9/8/chartex" xmlns:mc="http://schemas.openxmlformats.org/markup-compatibility/2006" xmlns:o="urn:schemas-microsoft-com:office:office" xmlns:r="http://schemas.openxmlformats.org/officeDocument/2006/relationships" xmlns:m="http://schemas.openxmlformats.org/officeDocument/2006/math" xmlns:v="urn:schemas-microsoft-com:vml" xmlns:wp14="http://schemas.microsoft.com/office/word/2010/wordprocessingDrawing" xmlns:wp="http://schemas.openxmlformats.org/drawingml/2006/wordprocessingDrawing" xmlns:w10="urn:schemas-microsoft-com:office:word" xmlns:w="http://schemas.openxmlformats.org/wordprocessingml/2006/main" xmlns:w14="http://schemas.microsoft.com/office/word/2010/wordml" xmlns:w15="http://schemas.microsoft.com/office/word/2012/wordml" xmlns:w16se="http://schemas.microsoft.com/office/word/2015/wordml/symex" xmlns:wpg="http://schemas.microsoft.com/office/word/2010/wordprocessingGroup" xmlns:wpi="http://schemas.microsoft.com/office/word/2010/wordprocessingInk" xmlns:wne="http://schemas.microsoft.com/office/word/2006/wordml" xmlns:wps="http://schemas.microsoft.com/office/word/2010/wordprocessingShape" mc:Ignorable="w14 w15 w16se wp14">
   <w:p>
     <w:pPr>
       <w:pStyle w:val="a3"/>
       <w:jc w:val="center"/>
     </w:pPr>
-    <w:fldSimple w:instr="PAGE   \* MERGEFORMAT">
-      <w:r>
-        <w:rPr>
-          <w:noProof/>
-        </w:rPr>
-        <w:t>2</w:t>
-      </w:r>
-    </w:fldSimple>
+    <w:r>
+      <w:fldChar w:fldCharType="begin"/>
+    </w:r>
+    <w:r>
+      <w:instrText>PAGE   \* MERGEFORMAT</w:instrText>
+    </w:r>
+    <w:r>
+      <w:fldChar w:fldCharType="separate"/>
+    </w:r>
+    <w:r>
+      <w:rPr>
+        <w:noProof/>
+      </w:rPr>
+      <w:t>3</w:t>
+    </w:r>
+    <w:r>
+      <w:rPr>
+        <w:noProof/>
+      </w:rPr>
+      <w:fldChar w:fldCharType="end"/>
+    </w:r>
   </w:p>
   <w:p>
     <w:pPr>
@@ -7701,15 +7955,15 @@
 </file>
 
 <file path=word/footnotes.xml><?xml version="1.0" encoding="utf-8"?>
-<w:footnotes xmlns:ve="http://schemas.openxmlformats.org/markup-compatibility/2006" xmlns:o="urn:schemas-microsoft-com:office:office" xmlns:r="http://schemas.openxmlformats.org/officeDocument/2006/relationships" xmlns:m="http://schemas.openxmlformats.org/officeDocument/2006/math" xmlns:v="urn:schemas-microsoft-com:vml" xmlns:wp="http://schemas.openxmlformats.org/drawingml/2006/wordprocessingDrawing" xmlns:w10="urn:schemas-microsoft-com:office:word" xmlns:w="http://schemas.openxmlformats.org/wordprocessingml/2006/main" xmlns:wne="http://schemas.microsoft.com/office/word/2006/wordml">
-  <w:footnote w:type="separator" w:id="0">
+<w:footnotes xmlns:wpc="http://schemas.microsoft.com/office/word/2010/wordprocessingCanvas" xmlns:cx="http://schemas.microsoft.com/office/drawing/2014/chartex" xmlns:cx1="http://schemas.microsoft.com/office/drawing/2015/9/8/chartex" xmlns:mc="http://schemas.openxmlformats.org/markup-compatibility/2006" xmlns:o="urn:schemas-microsoft-com:office:office" xmlns:r="http://schemas.openxmlformats.org/officeDocument/2006/relationships" xmlns:m="http://schemas.openxmlformats.org/officeDocument/2006/math" xmlns:v="urn:schemas-microsoft-com:vml" xmlns:wp14="http://schemas.microsoft.com/office/word/2010/wordprocessingDrawing" xmlns:wp="http://schemas.openxmlformats.org/drawingml/2006/wordprocessingDrawing" xmlns:w10="urn:schemas-microsoft-com:office:word" xmlns:w="http://schemas.openxmlformats.org/wordprocessingml/2006/main" xmlns:w14="http://schemas.microsoft.com/office/word/2010/wordml" xmlns:w15="http://schemas.microsoft.com/office/word/2012/wordml" xmlns:w16se="http://schemas.microsoft.com/office/word/2015/wordml/symex" xmlns:wpg="http://schemas.microsoft.com/office/word/2010/wordprocessingGroup" xmlns:wpi="http://schemas.microsoft.com/office/word/2010/wordprocessingInk" xmlns:wne="http://schemas.microsoft.com/office/word/2006/wordml" xmlns:wps="http://schemas.microsoft.com/office/word/2010/wordprocessingShape" mc:Ignorable="w14 w15 w16se wp14">
+  <w:footnote w:type="separator" w:id="-1">
     <w:p>
       <w:r>
         <w:separator/>
       </w:r>
     </w:p>
   </w:footnote>
-  <w:footnote w:type="continuationSeparator" w:id="1">
+  <w:footnote w:type="continuationSeparator" w:id="0">
     <w:p>
       <w:r>
         <w:continuationSeparator/>
@@ -7720,8 +7974,8 @@
 </file>
 
 <file path=word/numbering.xml><?xml version="1.0" encoding="utf-8"?>
-<w:numbering xmlns:ve="http://schemas.openxmlformats.org/markup-compatibility/2006" xmlns:o="urn:schemas-microsoft-com:office:office" xmlns:r="http://schemas.openxmlformats.org/officeDocument/2006/relationships" xmlns:m="http://schemas.openxmlformats.org/officeDocument/2006/math" xmlns:v="urn:schemas-microsoft-com:vml" xmlns:wp="http://schemas.openxmlformats.org/drawingml/2006/wordprocessingDrawing" xmlns:w10="urn:schemas-microsoft-com:office:word" xmlns:w="http://schemas.openxmlformats.org/wordprocessingml/2006/main" xmlns:wne="http://schemas.microsoft.com/office/word/2006/wordml">
-  <w:abstractNum w:abstractNumId="0">
+<w:numbering xmlns:wpc="http://schemas.microsoft.com/office/word/2010/wordprocessingCanvas" xmlns:cx="http://schemas.microsoft.com/office/drawing/2014/chartex" xmlns:cx1="http://schemas.microsoft.com/office/drawing/2015/9/8/chartex" xmlns:mc="http://schemas.openxmlformats.org/markup-compatibility/2006" xmlns:o="urn:schemas-microsoft-com:office:office" xmlns:r="http://schemas.openxmlformats.org/officeDocument/2006/relationships" xmlns:m="http://schemas.openxmlformats.org/officeDocument/2006/math" xmlns:v="urn:schemas-microsoft-com:vml" xmlns:wp14="http://schemas.microsoft.com/office/word/2010/wordprocessingDrawing" xmlns:wp="http://schemas.openxmlformats.org/drawingml/2006/wordprocessingDrawing" xmlns:w10="urn:schemas-microsoft-com:office:word" xmlns:w="http://schemas.openxmlformats.org/wordprocessingml/2006/main" xmlns:w14="http://schemas.microsoft.com/office/word/2010/wordml" xmlns:w15="http://schemas.microsoft.com/office/word/2012/wordml" xmlns:w16se="http://schemas.microsoft.com/office/word/2015/wordml/symex" xmlns:wpg="http://schemas.microsoft.com/office/word/2010/wordprocessingGroup" xmlns:wpi="http://schemas.microsoft.com/office/word/2010/wordprocessingInk" xmlns:wne="http://schemas.microsoft.com/office/word/2006/wordml" xmlns:wps="http://schemas.microsoft.com/office/word/2010/wordprocessingShape" mc:Ignorable="w14 w15 w16se wp14">
+  <w:abstractNum w:abstractNumId="0" w15:restartNumberingAfterBreak="0">
     <w:nsid w:val="096A546E"/>
     <w:multiLevelType w:val="hybridMultilevel"/>
     <w:tmpl w:val="A380DDAA"/>
@@ -7835,7 +8089,7 @@
       </w:rPr>
     </w:lvl>
   </w:abstractNum>
-  <w:abstractNum w:abstractNumId="1">
+  <w:abstractNum w:abstractNumId="1" w15:restartNumberingAfterBreak="0">
     <w:nsid w:val="0E6E3F1E"/>
     <w:multiLevelType w:val="multilevel"/>
     <w:tmpl w:val="1F5ED346"/>
@@ -7956,7 +8210,7 @@
       </w:rPr>
     </w:lvl>
   </w:abstractNum>
-  <w:abstractNum w:abstractNumId="2">
+  <w:abstractNum w:abstractNumId="2" w15:restartNumberingAfterBreak="0">
     <w:nsid w:val="0FA56015"/>
     <w:multiLevelType w:val="singleLevel"/>
     <w:tmpl w:val="CBC27C2C"/>
@@ -7977,7 +8231,7 @@
       </w:rPr>
     </w:lvl>
   </w:abstractNum>
-  <w:abstractNum w:abstractNumId="3">
+  <w:abstractNum w:abstractNumId="3" w15:restartNumberingAfterBreak="0">
     <w:nsid w:val="1BA67585"/>
     <w:multiLevelType w:val="hybridMultilevel"/>
     <w:tmpl w:val="5EE860F2"/>
@@ -8090,7 +8344,7 @@
       </w:rPr>
     </w:lvl>
   </w:abstractNum>
-  <w:abstractNum w:abstractNumId="4">
+  <w:abstractNum w:abstractNumId="4" w15:restartNumberingAfterBreak="0">
     <w:nsid w:val="20C31405"/>
     <w:multiLevelType w:val="hybridMultilevel"/>
     <w:tmpl w:val="6BAC0CEA"/>
@@ -8203,7 +8457,7 @@
       </w:rPr>
     </w:lvl>
   </w:abstractNum>
-  <w:abstractNum w:abstractNumId="5">
+  <w:abstractNum w:abstractNumId="5" w15:restartNumberingAfterBreak="0">
     <w:nsid w:val="30975120"/>
     <w:multiLevelType w:val="singleLevel"/>
     <w:tmpl w:val="F0E65490"/>
@@ -8224,7 +8478,7 @@
       </w:rPr>
     </w:lvl>
   </w:abstractNum>
-  <w:abstractNum w:abstractNumId="6">
+  <w:abstractNum w:abstractNumId="6" w15:restartNumberingAfterBreak="0">
     <w:nsid w:val="33864CEA"/>
     <w:multiLevelType w:val="multilevel"/>
     <w:tmpl w:val="1BC2290E"/>
@@ -8349,7 +8603,7 @@
       </w:rPr>
     </w:lvl>
   </w:abstractNum>
-  <w:abstractNum w:abstractNumId="7">
+  <w:abstractNum w:abstractNumId="7" w15:restartNumberingAfterBreak="0">
     <w:nsid w:val="398279F0"/>
     <w:multiLevelType w:val="singleLevel"/>
     <w:tmpl w:val="5A2A5B56"/>
@@ -8370,7 +8624,7 @@
       </w:rPr>
     </w:lvl>
   </w:abstractNum>
-  <w:abstractNum w:abstractNumId="8">
+  <w:abstractNum w:abstractNumId="8" w15:restartNumberingAfterBreak="0">
     <w:nsid w:val="3B574104"/>
     <w:multiLevelType w:val="singleLevel"/>
     <w:tmpl w:val="E76E2860"/>
@@ -8391,7 +8645,7 @@
       </w:rPr>
     </w:lvl>
   </w:abstractNum>
-  <w:abstractNum w:abstractNumId="9">
+  <w:abstractNum w:abstractNumId="9" w15:restartNumberingAfterBreak="0">
     <w:nsid w:val="3CD163CB"/>
     <w:multiLevelType w:val="hybridMultilevel"/>
     <w:tmpl w:val="3880D810"/>
@@ -8505,7 +8759,7 @@
       </w:rPr>
     </w:lvl>
   </w:abstractNum>
-  <w:abstractNum w:abstractNumId="10">
+  <w:abstractNum w:abstractNumId="10" w15:restartNumberingAfterBreak="0">
     <w:nsid w:val="3D692F15"/>
     <w:multiLevelType w:val="hybridMultilevel"/>
     <w:tmpl w:val="720E0072"/>
@@ -8645,7 +8899,7 @@
       </w:rPr>
     </w:lvl>
   </w:abstractNum>
-  <w:abstractNum w:abstractNumId="11">
+  <w:abstractNum w:abstractNumId="11" w15:restartNumberingAfterBreak="0">
     <w:nsid w:val="434B65AC"/>
     <w:multiLevelType w:val="hybridMultilevel"/>
     <w:tmpl w:val="D06C3724"/>
@@ -8758,7 +9012,7 @@
       </w:rPr>
     </w:lvl>
   </w:abstractNum>
-  <w:abstractNum w:abstractNumId="12">
+  <w:abstractNum w:abstractNumId="12" w15:restartNumberingAfterBreak="0">
     <w:nsid w:val="5EE00B8A"/>
     <w:multiLevelType w:val="hybridMultilevel"/>
     <w:tmpl w:val="26248434"/>
@@ -8871,7 +9125,7 @@
       </w:rPr>
     </w:lvl>
   </w:abstractNum>
-  <w:abstractNum w:abstractNumId="13">
+  <w:abstractNum w:abstractNumId="13" w15:restartNumberingAfterBreak="0">
     <w:nsid w:val="642F335F"/>
     <w:multiLevelType w:val="singleLevel"/>
     <w:tmpl w:val="FB2C8D5C"/>
@@ -8892,7 +9146,7 @@
       </w:rPr>
     </w:lvl>
   </w:abstractNum>
-  <w:abstractNum w:abstractNumId="14">
+  <w:abstractNum w:abstractNumId="14" w15:restartNumberingAfterBreak="0">
     <w:nsid w:val="70CF73E1"/>
     <w:multiLevelType w:val="hybridMultilevel"/>
     <w:tmpl w:val="AD540164"/>
@@ -9005,7 +9259,7 @@
       </w:rPr>
     </w:lvl>
   </w:abstractNum>
-  <w:abstractNum w:abstractNumId="15">
+  <w:abstractNum w:abstractNumId="15" w15:restartNumberingAfterBreak="0">
     <w:nsid w:val="71E24A98"/>
     <w:multiLevelType w:val="hybridMultilevel"/>
     <w:tmpl w:val="880CCB64"/>
@@ -9120,7 +9374,7 @@
       </w:rPr>
     </w:lvl>
   </w:abstractNum>
-  <w:abstractNum w:abstractNumId="16">
+  <w:abstractNum w:abstractNumId="16" w15:restartNumberingAfterBreak="0">
     <w:nsid w:val="74DF5B4B"/>
     <w:multiLevelType w:val="singleLevel"/>
     <w:tmpl w:val="D5603A9E"/>
@@ -9141,7 +9395,7 @@
       </w:rPr>
     </w:lvl>
   </w:abstractNum>
-  <w:abstractNum w:abstractNumId="17">
+  <w:abstractNum w:abstractNumId="17" w15:restartNumberingAfterBreak="0">
     <w:nsid w:val="79BC04FD"/>
     <w:multiLevelType w:val="hybridMultilevel"/>
     <w:tmpl w:val="67BAD75A"/>
@@ -9254,7 +9508,7 @@
       </w:rPr>
     </w:lvl>
   </w:abstractNum>
-  <w:abstractNum w:abstractNumId="18">
+  <w:abstractNum w:abstractNumId="18" w15:restartNumberingAfterBreak="0">
     <w:nsid w:val="7E7229AB"/>
     <w:multiLevelType w:val="hybridMultilevel"/>
     <w:tmpl w:val="A562143E"/>
@@ -9428,7 +9682,7 @@
 </file>
 
 <file path=word/styles.xml><?xml version="1.0" encoding="utf-8"?>
-<w:styles xmlns:r="http://schemas.openxmlformats.org/officeDocument/2006/relationships" xmlns:w="http://schemas.openxmlformats.org/wordprocessingml/2006/main">
+<w:styles xmlns:mc="http://schemas.openxmlformats.org/markup-compatibility/2006" xmlns:r="http://schemas.openxmlformats.org/officeDocument/2006/relationships" xmlns:w="http://schemas.openxmlformats.org/wordprocessingml/2006/main" xmlns:w14="http://schemas.microsoft.com/office/word/2010/wordml" xmlns:w15="http://schemas.microsoft.com/office/word/2012/wordml" xmlns:w16se="http://schemas.microsoft.com/office/word/2015/wordml/symex" mc:Ignorable="w14 w15 w16se">
   <w:docDefaults>
     <w:rPrDefault>
       <w:rPr>
@@ -9438,146 +9692,378 @@
     </w:rPrDefault>
     <w:pPrDefault/>
   </w:docDefaults>
-  <w:latentStyles w:defLockedState="0" w:defUIPriority="99" w:defSemiHidden="1" w:defUnhideWhenUsed="1" w:defQFormat="0" w:count="267">
-    <w:lsdException w:name="Normal" w:locked="1" w:semiHidden="0" w:uiPriority="0" w:unhideWhenUsed="0" w:qFormat="1"/>
-    <w:lsdException w:name="heading 1" w:locked="1" w:semiHidden="0" w:uiPriority="0" w:unhideWhenUsed="0" w:qFormat="1"/>
-    <w:lsdException w:name="heading 2" w:locked="1" w:uiPriority="0" w:qFormat="1"/>
-    <w:lsdException w:name="heading 3" w:locked="1" w:semiHidden="0" w:uiPriority="0" w:unhideWhenUsed="0" w:qFormat="1"/>
-    <w:lsdException w:name="heading 4" w:locked="1" w:uiPriority="0" w:qFormat="1"/>
-    <w:lsdException w:name="heading 5" w:locked="1" w:semiHidden="0" w:uiPriority="0" w:unhideWhenUsed="0" w:qFormat="1"/>
-    <w:lsdException w:name="heading 6" w:locked="1" w:semiHidden="0" w:uiPriority="0" w:unhideWhenUsed="0" w:qFormat="1"/>
-    <w:lsdException w:name="heading 7" w:locked="1" w:uiPriority="0" w:qFormat="1"/>
-    <w:lsdException w:name="heading 8" w:locked="1" w:uiPriority="0" w:qFormat="1"/>
-    <w:lsdException w:name="heading 9" w:locked="1" w:uiPriority="0" w:qFormat="1"/>
-    <w:lsdException w:name="toc 1" w:locked="1" w:semiHidden="0" w:uiPriority="0" w:unhideWhenUsed="0"/>
-    <w:lsdException w:name="toc 2" w:locked="1" w:semiHidden="0" w:uiPriority="0" w:unhideWhenUsed="0"/>
-    <w:lsdException w:name="toc 3" w:locked="1" w:semiHidden="0" w:uiPriority="0" w:unhideWhenUsed="0"/>
-    <w:lsdException w:name="toc 4" w:locked="1" w:semiHidden="0" w:uiPriority="0" w:unhideWhenUsed="0"/>
-    <w:lsdException w:name="toc 5" w:locked="1" w:semiHidden="0" w:uiPriority="0" w:unhideWhenUsed="0"/>
-    <w:lsdException w:name="toc 6" w:locked="1" w:semiHidden="0" w:uiPriority="0" w:unhideWhenUsed="0"/>
-    <w:lsdException w:name="toc 7" w:locked="1" w:semiHidden="0" w:uiPriority="0" w:unhideWhenUsed="0"/>
-    <w:lsdException w:name="toc 8" w:locked="1" w:semiHidden="0" w:uiPriority="0" w:unhideWhenUsed="0"/>
-    <w:lsdException w:name="toc 9" w:locked="1" w:semiHidden="0" w:uiPriority="0" w:unhideWhenUsed="0"/>
-    <w:lsdException w:name="header" w:locked="1" w:semiHidden="0" w:uiPriority="0" w:unhideWhenUsed="0"/>
-    <w:lsdException w:name="caption" w:locked="1" w:uiPriority="0" w:qFormat="1"/>
-    <w:lsdException w:name="page number" w:locked="1" w:semiHidden="0" w:uiPriority="0" w:unhideWhenUsed="0"/>
-    <w:lsdException w:name="Title" w:locked="1" w:semiHidden="0" w:uiPriority="0" w:unhideWhenUsed="0" w:qFormat="1"/>
-    <w:lsdException w:name="Default Paragraph Font" w:locked="1" w:semiHidden="0" w:uiPriority="0" w:unhideWhenUsed="0"/>
-    <w:lsdException w:name="Subtitle" w:locked="1" w:semiHidden="0" w:uiPriority="0" w:unhideWhenUsed="0" w:qFormat="1"/>
-    <w:lsdException w:name="Strong" w:locked="1" w:semiHidden="0" w:uiPriority="0" w:unhideWhenUsed="0" w:qFormat="1"/>
-    <w:lsdException w:name="Emphasis" w:locked="1" w:semiHidden="0" w:uiPriority="0" w:unhideWhenUsed="0" w:qFormat="1"/>
-    <w:lsdException w:name="Table Grid" w:locked="1" w:semiHidden="0" w:uiPriority="0" w:unhideWhenUsed="0"/>
-    <w:lsdException w:name="Placeholder Text" w:unhideWhenUsed="0"/>
-    <w:lsdException w:name="No Spacing" w:semiHidden="0" w:uiPriority="1" w:unhideWhenUsed="0" w:qFormat="1"/>
-    <w:lsdException w:name="Light Shading" w:semiHidden="0" w:uiPriority="60" w:unhideWhenUsed="0"/>
-    <w:lsdException w:name="Light List" w:semiHidden="0" w:uiPriority="61" w:unhideWhenUsed="0"/>
-    <w:lsdException w:name="Light Grid" w:semiHidden="0" w:uiPriority="62" w:unhideWhenUsed="0"/>
-    <w:lsdException w:name="Medium Shading 1" w:semiHidden="0" w:uiPriority="63" w:unhideWhenUsed="0"/>
-    <w:lsdException w:name="Medium Shading 2" w:semiHidden="0" w:uiPriority="64" w:unhideWhenUsed="0"/>
-    <w:lsdException w:name="Medium List 1" w:semiHidden="0" w:uiPriority="65" w:unhideWhenUsed="0"/>
-    <w:lsdException w:name="Medium List 2" w:semiHidden="0" w:uiPriority="66" w:unhideWhenUsed="0"/>
-    <w:lsdException w:name="Medium Grid 1" w:semiHidden="0" w:uiPriority="67" w:unhideWhenUsed="0"/>
-    <w:lsdException w:name="Medium Grid 2" w:semiHidden="0" w:uiPriority="68" w:unhideWhenUsed="0"/>
-    <w:lsdException w:name="Medium Grid 3" w:semiHidden="0" w:uiPriority="69" w:unhideWhenUsed="0"/>
-    <w:lsdException w:name="Dark List" w:semiHidden="0" w:uiPriority="70" w:unhideWhenUsed="0"/>
-    <w:lsdException w:name="Colorful Shading" w:semiHidden="0" w:uiPriority="71" w:unhideWhenUsed="0"/>
-    <w:lsdException w:name="Colorful List" w:semiHidden="0" w:uiPriority="72" w:unhideWhenUsed="0"/>
-    <w:lsdException w:name="Colorful Grid" w:semiHidden="0" w:uiPriority="73" w:unhideWhenUsed="0"/>
-    <w:lsdException w:name="Light Shading Accent 1" w:semiHidden="0" w:uiPriority="60" w:unhideWhenUsed="0"/>
-    <w:lsdException w:name="Light List Accent 1" w:semiHidden="0" w:uiPriority="61" w:unhideWhenUsed="0"/>
-    <w:lsdException w:name="Light Grid Accent 1" w:semiHidden="0" w:uiPriority="62" w:unhideWhenUsed="0"/>
-    <w:lsdException w:name="Medium Shading 1 Accent 1" w:semiHidden="0" w:uiPriority="63" w:unhideWhenUsed="0"/>
-    <w:lsdException w:name="Medium Shading 2 Accent 1" w:semiHidden="0" w:uiPriority="64" w:unhideWhenUsed="0"/>
-    <w:lsdException w:name="Medium List 1 Accent 1" w:semiHidden="0" w:uiPriority="65" w:unhideWhenUsed="0"/>
-    <w:lsdException w:name="Revision" w:unhideWhenUsed="0"/>
-    <w:lsdException w:name="List Paragraph" w:semiHidden="0" w:uiPriority="34" w:unhideWhenUsed="0" w:qFormat="1"/>
-    <w:lsdException w:name="Quote" w:semiHidden="0" w:uiPriority="29" w:unhideWhenUsed="0" w:qFormat="1"/>
-    <w:lsdException w:name="Intense Quote" w:semiHidden="0" w:uiPriority="30" w:unhideWhenUsed="0" w:qFormat="1"/>
-    <w:lsdException w:name="Medium List 2 Accent 1" w:semiHidden="0" w:uiPriority="66" w:unhideWhenUsed="0"/>
-    <w:lsdException w:name="Medium Grid 1 Accent 1" w:semiHidden="0" w:uiPriority="67" w:unhideWhenUsed="0"/>
-    <w:lsdException w:name="Medium Grid 2 Accent 1" w:semiHidden="0" w:uiPriority="68" w:unhideWhenUsed="0"/>
-    <w:lsdException w:name="Medium Grid 3 Accent 1" w:semiHidden="0" w:uiPriority="69" w:unhideWhenUsed="0"/>
-    <w:lsdException w:name="Dark List Accent 1" w:semiHidden="0" w:uiPriority="70" w:unhideWhenUsed="0"/>
-    <w:lsdException w:name="Colorful Shading Accent 1" w:semiHidden="0" w:uiPriority="71" w:unhideWhenUsed="0"/>
-    <w:lsdException w:name="Colorful List Accent 1" w:semiHidden="0" w:uiPriority="72" w:unhideWhenUsed="0"/>
-    <w:lsdException w:name="Colorful Grid Accent 1" w:semiHidden="0" w:uiPriority="73" w:unhideWhenUsed="0"/>
-    <w:lsdException w:name="Light Shading Accent 2" w:semiHidden="0" w:uiPriority="60" w:unhideWhenUsed="0"/>
-    <w:lsdException w:name="Light List Accent 2" w:semiHidden="0" w:uiPriority="61" w:unhideWhenUsed="0"/>
-    <w:lsdException w:name="Light Grid Accent 2" w:semiHidden="0" w:uiPriority="62" w:unhideWhenUsed="0"/>
-    <w:lsdException w:name="Medium Shading 1 Accent 2" w:semiHidden="0" w:uiPriority="63" w:unhideWhenUsed="0"/>
-    <w:lsdException w:name="Medium Shading 2 Accent 2" w:semiHidden="0" w:uiPriority="64" w:unhideWhenUsed="0"/>
-    <w:lsdException w:name="Medium List 1 Accent 2" w:semiHidden="0" w:uiPriority="65" w:unhideWhenUsed="0"/>
-    <w:lsdException w:name="Medium List 2 Accent 2" w:semiHidden="0" w:uiPriority="66" w:unhideWhenUsed="0"/>
-    <w:lsdException w:name="Medium Grid 1 Accent 2" w:semiHidden="0" w:uiPriority="67" w:unhideWhenUsed="0"/>
-    <w:lsdException w:name="Medium Grid 2 Accent 2" w:semiHidden="0" w:uiPriority="68" w:unhideWhenUsed="0"/>
-    <w:lsdException w:name="Medium Grid 3 Accent 2" w:semiHidden="0" w:uiPriority="69" w:unhideWhenUsed="0"/>
-    <w:lsdException w:name="Dark List Accent 2" w:semiHidden="0" w:uiPriority="70" w:unhideWhenUsed="0"/>
-    <w:lsdException w:name="Colorful Shading Accent 2" w:semiHidden="0" w:uiPriority="71" w:unhideWhenUsed="0"/>
-    <w:lsdException w:name="Colorful List Accent 2" w:semiHidden="0" w:uiPriority="72" w:unhideWhenUsed="0"/>
-    <w:lsdException w:name="Colorful Grid Accent 2" w:semiHidden="0" w:uiPriority="73" w:unhideWhenUsed="0"/>
-    <w:lsdException w:name="Light Shading Accent 3" w:semiHidden="0" w:uiPriority="60" w:unhideWhenUsed="0"/>
-    <w:lsdException w:name="Light List Accent 3" w:semiHidden="0" w:uiPriority="61" w:unhideWhenUsed="0"/>
-    <w:lsdException w:name="Light Grid Accent 3" w:semiHidden="0" w:uiPriority="62" w:unhideWhenUsed="0"/>
-    <w:lsdException w:name="Medium Shading 1 Accent 3" w:semiHidden="0" w:uiPriority="63" w:unhideWhenUsed="0"/>
-    <w:lsdException w:name="Medium Shading 2 Accent 3" w:semiHidden="0" w:uiPriority="64" w:unhideWhenUsed="0"/>
-    <w:lsdException w:name="Medium List 1 Accent 3" w:semiHidden="0" w:uiPriority="65" w:unhideWhenUsed="0"/>
-    <w:lsdException w:name="Medium List 2 Accent 3" w:semiHidden="0" w:uiPriority="66" w:unhideWhenUsed="0"/>
-    <w:lsdException w:name="Medium Grid 1 Accent 3" w:semiHidden="0" w:uiPriority="67" w:unhideWhenUsed="0"/>
-    <w:lsdException w:name="Medium Grid 2 Accent 3" w:semiHidden="0" w:uiPriority="68" w:unhideWhenUsed="0"/>
-    <w:lsdException w:name="Medium Grid 3 Accent 3" w:semiHidden="0" w:uiPriority="69" w:unhideWhenUsed="0"/>
-    <w:lsdException w:name="Dark List Accent 3" w:semiHidden="0" w:uiPriority="70" w:unhideWhenUsed="0"/>
-    <w:lsdException w:name="Colorful Shading Accent 3" w:semiHidden="0" w:uiPriority="71" w:unhideWhenUsed="0"/>
-    <w:lsdException w:name="Colorful List Accent 3" w:semiHidden="0" w:uiPriority="72" w:unhideWhenUsed="0"/>
-    <w:lsdException w:name="Colorful Grid Accent 3" w:semiHidden="0" w:uiPriority="73" w:unhideWhenUsed="0"/>
-    <w:lsdException w:name="Light Shading Accent 4" w:semiHidden="0" w:uiPriority="60" w:unhideWhenUsed="0"/>
-    <w:lsdException w:name="Light List Accent 4" w:semiHidden="0" w:uiPriority="61" w:unhideWhenUsed="0"/>
-    <w:lsdException w:name="Light Grid Accent 4" w:semiHidden="0" w:uiPriority="62" w:unhideWhenUsed="0"/>
-    <w:lsdException w:name="Medium Shading 1 Accent 4" w:semiHidden="0" w:uiPriority="63" w:unhideWhenUsed="0"/>
-    <w:lsdException w:name="Medium Shading 2 Accent 4" w:semiHidden="0" w:uiPriority="64" w:unhideWhenUsed="0"/>
-    <w:lsdException w:name="Medium List 1 Accent 4" w:semiHidden="0" w:uiPriority="65" w:unhideWhenUsed="0"/>
-    <w:lsdException w:name="Medium List 2 Accent 4" w:semiHidden="0" w:uiPriority="66" w:unhideWhenUsed="0"/>
-    <w:lsdException w:name="Medium Grid 1 Accent 4" w:semiHidden="0" w:uiPriority="67" w:unhideWhenUsed="0"/>
-    <w:lsdException w:name="Medium Grid 2 Accent 4" w:semiHidden="0" w:uiPriority="68" w:unhideWhenUsed="0"/>
-    <w:lsdException w:name="Medium Grid 3 Accent 4" w:semiHidden="0" w:uiPriority="69" w:unhideWhenUsed="0"/>
-    <w:lsdException w:name="Dark List Accent 4" w:semiHidden="0" w:uiPriority="70" w:unhideWhenUsed="0"/>
-    <w:lsdException w:name="Colorful Shading Accent 4" w:semiHidden="0" w:uiPriority="71" w:unhideWhenUsed="0"/>
-    <w:lsdException w:name="Colorful List Accent 4" w:semiHidden="0" w:uiPriority="72" w:unhideWhenUsed="0"/>
-    <w:lsdException w:name="Colorful Grid Accent 4" w:semiHidden="0" w:uiPriority="73" w:unhideWhenUsed="0"/>
-    <w:lsdException w:name="Light Shading Accent 5" w:semiHidden="0" w:uiPriority="60" w:unhideWhenUsed="0"/>
-    <w:lsdException w:name="Light List Accent 5" w:semiHidden="0" w:uiPriority="61" w:unhideWhenUsed="0"/>
-    <w:lsdException w:name="Light Grid Accent 5" w:semiHidden="0" w:uiPriority="62" w:unhideWhenUsed="0"/>
-    <w:lsdException w:name="Medium Shading 1 Accent 5" w:semiHidden="0" w:uiPriority="63" w:unhideWhenUsed="0"/>
-    <w:lsdException w:name="Medium Shading 2 Accent 5" w:semiHidden="0" w:uiPriority="64" w:unhideWhenUsed="0"/>
-    <w:lsdException w:name="Medium List 1 Accent 5" w:semiHidden="0" w:uiPriority="65" w:unhideWhenUsed="0"/>
-    <w:lsdException w:name="Medium List 2 Accent 5" w:semiHidden="0" w:uiPriority="66" w:unhideWhenUsed="0"/>
-    <w:lsdException w:name="Medium Grid 1 Accent 5" w:semiHidden="0" w:uiPriority="67" w:unhideWhenUsed="0"/>
-    <w:lsdException w:name="Medium Grid 2 Accent 5" w:semiHidden="0" w:uiPriority="68" w:unhideWhenUsed="0"/>
-    <w:lsdException w:name="Medium Grid 3 Accent 5" w:semiHidden="0" w:uiPriority="69" w:unhideWhenUsed="0"/>
-    <w:lsdException w:name="Dark List Accent 5" w:semiHidden="0" w:uiPriority="70" w:unhideWhenUsed="0"/>
-    <w:lsdException w:name="Colorful Shading Accent 5" w:semiHidden="0" w:uiPriority="71" w:unhideWhenUsed="0"/>
-    <w:lsdException w:name="Colorful List Accent 5" w:semiHidden="0" w:uiPriority="72" w:unhideWhenUsed="0"/>
-    <w:lsdException w:name="Colorful Grid Accent 5" w:semiHidden="0" w:uiPriority="73" w:unhideWhenUsed="0"/>
-    <w:lsdException w:name="Light Shading Accent 6" w:semiHidden="0" w:uiPriority="60" w:unhideWhenUsed="0"/>
-    <w:lsdException w:name="Light List Accent 6" w:semiHidden="0" w:uiPriority="61" w:unhideWhenUsed="0"/>
-    <w:lsdException w:name="Light Grid Accent 6" w:semiHidden="0" w:uiPriority="62" w:unhideWhenUsed="0"/>
-    <w:lsdException w:name="Medium Shading 1 Accent 6" w:semiHidden="0" w:uiPriority="63" w:unhideWhenUsed="0"/>
-    <w:lsdException w:name="Medium Shading 2 Accent 6" w:semiHidden="0" w:uiPriority="64" w:unhideWhenUsed="0"/>
-    <w:lsdException w:name="Medium List 1 Accent 6" w:semiHidden="0" w:uiPriority="65" w:unhideWhenUsed="0"/>
-    <w:lsdException w:name="Medium List 2 Accent 6" w:semiHidden="0" w:uiPriority="66" w:unhideWhenUsed="0"/>
-    <w:lsdException w:name="Medium Grid 1 Accent 6" w:semiHidden="0" w:uiPriority="67" w:unhideWhenUsed="0"/>
-    <w:lsdException w:name="Medium Grid 2 Accent 6" w:semiHidden="0" w:uiPriority="68" w:unhideWhenUsed="0"/>
-    <w:lsdException w:name="Medium Grid 3 Accent 6" w:semiHidden="0" w:uiPriority="69" w:unhideWhenUsed="0"/>
-    <w:lsdException w:name="Dark List Accent 6" w:semiHidden="0" w:uiPriority="70" w:unhideWhenUsed="0"/>
-    <w:lsdException w:name="Colorful Shading Accent 6" w:semiHidden="0" w:uiPriority="71" w:unhideWhenUsed="0"/>
-    <w:lsdException w:name="Colorful List Accent 6" w:semiHidden="0" w:uiPriority="72" w:unhideWhenUsed="0"/>
-    <w:lsdException w:name="Colorful Grid Accent 6" w:semiHidden="0" w:uiPriority="73" w:unhideWhenUsed="0"/>
-    <w:lsdException w:name="Subtle Emphasis" w:semiHidden="0" w:uiPriority="19" w:unhideWhenUsed="0" w:qFormat="1"/>
-    <w:lsdException w:name="Intense Emphasis" w:semiHidden="0" w:uiPriority="21" w:unhideWhenUsed="0" w:qFormat="1"/>
-    <w:lsdException w:name="Subtle Reference" w:semiHidden="0" w:uiPriority="31" w:unhideWhenUsed="0" w:qFormat="1"/>
-    <w:lsdException w:name="Intense Reference" w:semiHidden="0" w:uiPriority="32" w:unhideWhenUsed="0" w:qFormat="1"/>
-    <w:lsdException w:name="Book Title" w:semiHidden="0" w:uiPriority="33" w:unhideWhenUsed="0" w:qFormat="1"/>
-    <w:lsdException w:name="Bibliography" w:uiPriority="37"/>
-    <w:lsdException w:name="TOC Heading" w:uiPriority="39" w:qFormat="1"/>
+  <w:latentStyles w:defLockedState="0" w:defUIPriority="99" w:defSemiHidden="0" w:defUnhideWhenUsed="0" w:defQFormat="0" w:count="371">
+    <w:lsdException w:name="Normal" w:locked="1" w:uiPriority="0" w:qFormat="1"/>
+    <w:lsdException w:name="heading 1" w:locked="1" w:uiPriority="0" w:qFormat="1"/>
+    <w:lsdException w:name="heading 2" w:locked="1" w:semiHidden="1" w:uiPriority="0" w:unhideWhenUsed="1" w:qFormat="1"/>
+    <w:lsdException w:name="heading 3" w:locked="1" w:uiPriority="0" w:qFormat="1"/>
+    <w:lsdException w:name="heading 4" w:locked="1" w:semiHidden="1" w:uiPriority="0" w:unhideWhenUsed="1" w:qFormat="1"/>
+    <w:lsdException w:name="heading 5" w:locked="1" w:uiPriority="0" w:qFormat="1"/>
+    <w:lsdException w:name="heading 6" w:locked="1" w:uiPriority="0" w:qFormat="1"/>
+    <w:lsdException w:name="heading 7" w:locked="1" w:semiHidden="1" w:uiPriority="0" w:unhideWhenUsed="1" w:qFormat="1"/>
+    <w:lsdException w:name="heading 8" w:locked="1" w:semiHidden="1" w:uiPriority="0" w:unhideWhenUsed="1" w:qFormat="1"/>
+    <w:lsdException w:name="heading 9" w:locked="1" w:semiHidden="1" w:uiPriority="0" w:unhideWhenUsed="1" w:qFormat="1"/>
+    <w:lsdException w:name="index 1" w:semiHidden="1" w:unhideWhenUsed="1"/>
+    <w:lsdException w:name="index 2" w:semiHidden="1" w:unhideWhenUsed="1"/>
+    <w:lsdException w:name="index 3" w:semiHidden="1" w:unhideWhenUsed="1"/>
+    <w:lsdException w:name="index 4" w:semiHidden="1" w:unhideWhenUsed="1"/>
+    <w:lsdException w:name="index 5" w:semiHidden="1" w:unhideWhenUsed="1"/>
+    <w:lsdException w:name="index 6" w:semiHidden="1" w:unhideWhenUsed="1"/>
+    <w:lsdException w:name="index 7" w:semiHidden="1" w:unhideWhenUsed="1"/>
+    <w:lsdException w:name="index 8" w:semiHidden="1" w:unhideWhenUsed="1"/>
+    <w:lsdException w:name="index 9" w:semiHidden="1" w:unhideWhenUsed="1"/>
+    <w:lsdException w:name="toc 1" w:locked="1" w:uiPriority="0"/>
+    <w:lsdException w:name="toc 2" w:locked="1" w:uiPriority="0"/>
+    <w:lsdException w:name="toc 3" w:locked="1" w:uiPriority="0"/>
+    <w:lsdException w:name="toc 4" w:locked="1" w:uiPriority="0"/>
+    <w:lsdException w:name="toc 5" w:locked="1" w:uiPriority="0"/>
+    <w:lsdException w:name="toc 6" w:locked="1" w:uiPriority="0"/>
+    <w:lsdException w:name="toc 7" w:locked="1" w:uiPriority="0"/>
+    <w:lsdException w:name="toc 8" w:locked="1" w:uiPriority="0"/>
+    <w:lsdException w:name="toc 9" w:locked="1" w:uiPriority="0"/>
+    <w:lsdException w:name="Normal Indent" w:semiHidden="1" w:unhideWhenUsed="1"/>
+    <w:lsdException w:name="footnote text" w:semiHidden="1" w:unhideWhenUsed="1"/>
+    <w:lsdException w:name="annotation text" w:semiHidden="1" w:unhideWhenUsed="1"/>
+    <w:lsdException w:name="header" w:locked="1" w:uiPriority="0"/>
+    <w:lsdException w:name="footer" w:semiHidden="1" w:unhideWhenUsed="1"/>
+    <w:lsdException w:name="index heading" w:semiHidden="1" w:unhideWhenUsed="1"/>
+    <w:lsdException w:name="caption" w:locked="1" w:semiHidden="1" w:uiPriority="0" w:unhideWhenUsed="1" w:qFormat="1"/>
+    <w:lsdException w:name="table of figures" w:semiHidden="1" w:unhideWhenUsed="1"/>
+    <w:lsdException w:name="envelope address" w:semiHidden="1" w:unhideWhenUsed="1"/>
+    <w:lsdException w:name="envelope return" w:semiHidden="1" w:unhideWhenUsed="1"/>
+    <w:lsdException w:name="footnote reference" w:semiHidden="1" w:unhideWhenUsed="1"/>
+    <w:lsdException w:name="annotation reference" w:semiHidden="1" w:unhideWhenUsed="1"/>
+    <w:lsdException w:name="line number" w:semiHidden="1" w:unhideWhenUsed="1"/>
+    <w:lsdException w:name="page number" w:locked="1" w:uiPriority="0"/>
+    <w:lsdException w:name="endnote reference" w:semiHidden="1" w:unhideWhenUsed="1"/>
+    <w:lsdException w:name="endnote text" w:semiHidden="1" w:unhideWhenUsed="1"/>
+    <w:lsdException w:name="table of authorities" w:semiHidden="1" w:unhideWhenUsed="1"/>
+    <w:lsdException w:name="macro" w:semiHidden="1" w:unhideWhenUsed="1"/>
+    <w:lsdException w:name="toa heading" w:semiHidden="1" w:unhideWhenUsed="1"/>
+    <w:lsdException w:name="List" w:semiHidden="1" w:unhideWhenUsed="1"/>
+    <w:lsdException w:name="List Bullet" w:semiHidden="1" w:unhideWhenUsed="1"/>
+    <w:lsdException w:name="List Number" w:semiHidden="1" w:unhideWhenUsed="1"/>
+    <w:lsdException w:name="List 2" w:semiHidden="1" w:unhideWhenUsed="1"/>
+    <w:lsdException w:name="List 3" w:semiHidden="1" w:unhideWhenUsed="1"/>
+    <w:lsdException w:name="List 4" w:semiHidden="1" w:unhideWhenUsed="1"/>
+    <w:lsdException w:name="List 5" w:semiHidden="1" w:unhideWhenUsed="1"/>
+    <w:lsdException w:name="List Bullet 2" w:semiHidden="1" w:unhideWhenUsed="1"/>
+    <w:lsdException w:name="List Bullet 3" w:semiHidden="1" w:unhideWhenUsed="1"/>
+    <w:lsdException w:name="List Bullet 4" w:semiHidden="1" w:unhideWhenUsed="1"/>
+    <w:lsdException w:name="List Bullet 5" w:semiHidden="1" w:unhideWhenUsed="1"/>
+    <w:lsdException w:name="List Number 2" w:semiHidden="1" w:unhideWhenUsed="1"/>
+    <w:lsdException w:name="List Number 3" w:semiHidden="1" w:unhideWhenUsed="1"/>
+    <w:lsdException w:name="List Number 4" w:semiHidden="1" w:unhideWhenUsed="1"/>
+    <w:lsdException w:name="List Number 5" w:semiHidden="1" w:unhideWhenUsed="1"/>
+    <w:lsdException w:name="Title" w:locked="1" w:uiPriority="0" w:qFormat="1"/>
+    <w:lsdException w:name="Closing" w:semiHidden="1" w:unhideWhenUsed="1"/>
+    <w:lsdException w:name="Signature" w:semiHidden="1" w:unhideWhenUsed="1"/>
+    <w:lsdException w:name="Default Paragraph Font" w:locked="1" w:uiPriority="0"/>
+    <w:lsdException w:name="Body Text" w:semiHidden="1" w:unhideWhenUsed="1"/>
+    <w:lsdException w:name="Body Text Indent" w:semiHidden="1" w:unhideWhenUsed="1"/>
+    <w:lsdException w:name="List Continue" w:semiHidden="1" w:unhideWhenUsed="1"/>
+    <w:lsdException w:name="List Continue 2" w:semiHidden="1" w:unhideWhenUsed="1"/>
+    <w:lsdException w:name="List Continue 3" w:semiHidden="1" w:unhideWhenUsed="1"/>
+    <w:lsdException w:name="List Continue 4" w:semiHidden="1" w:unhideWhenUsed="1"/>
+    <w:lsdException w:name="List Continue 5" w:semiHidden="1" w:unhideWhenUsed="1"/>
+    <w:lsdException w:name="Message Header" w:semiHidden="1" w:unhideWhenUsed="1"/>
+    <w:lsdException w:name="Subtitle" w:locked="1" w:uiPriority="0" w:qFormat="1"/>
+    <w:lsdException w:name="Salutation" w:semiHidden="1" w:unhideWhenUsed="1"/>
+    <w:lsdException w:name="Date" w:semiHidden="1" w:unhideWhenUsed="1"/>
+    <w:lsdException w:name="Body Text First Indent" w:semiHidden="1" w:unhideWhenUsed="1"/>
+    <w:lsdException w:name="Body Text First Indent 2" w:semiHidden="1" w:unhideWhenUsed="1"/>
+    <w:lsdException w:name="Note Heading" w:semiHidden="1" w:unhideWhenUsed="1"/>
+    <w:lsdException w:name="Body Text 2" w:semiHidden="1" w:unhideWhenUsed="1"/>
+    <w:lsdException w:name="Body Text 3" w:semiHidden="1" w:unhideWhenUsed="1"/>
+    <w:lsdException w:name="Body Text Indent 2" w:semiHidden="1" w:unhideWhenUsed="1"/>
+    <w:lsdException w:name="Body Text Indent 3" w:semiHidden="1" w:unhideWhenUsed="1"/>
+    <w:lsdException w:name="Block Text" w:semiHidden="1" w:unhideWhenUsed="1"/>
+    <w:lsdException w:name="Hyperlink" w:semiHidden="1" w:unhideWhenUsed="1"/>
+    <w:lsdException w:name="FollowedHyperlink" w:semiHidden="1" w:unhideWhenUsed="1"/>
+    <w:lsdException w:name="Strong" w:locked="1" w:uiPriority="0" w:qFormat="1"/>
+    <w:lsdException w:name="Emphasis" w:locked="1" w:uiPriority="0" w:qFormat="1"/>
+    <w:lsdException w:name="Document Map" w:semiHidden="1" w:unhideWhenUsed="1"/>
+    <w:lsdException w:name="Plain Text" w:semiHidden="1" w:unhideWhenUsed="1"/>
+    <w:lsdException w:name="E-mail Signature" w:semiHidden="1" w:unhideWhenUsed="1"/>
+    <w:lsdException w:name="HTML Top of Form" w:semiHidden="1" w:unhideWhenUsed="1"/>
+    <w:lsdException w:name="HTML Bottom of Form" w:semiHidden="1" w:unhideWhenUsed="1"/>
+    <w:lsdException w:name="Normal (Web)" w:semiHidden="1" w:unhideWhenUsed="1"/>
+    <w:lsdException w:name="HTML Acronym" w:semiHidden="1" w:unhideWhenUsed="1"/>
+    <w:lsdException w:name="HTML Address" w:semiHidden="1" w:unhideWhenUsed="1"/>
+    <w:lsdException w:name="HTML Cite" w:semiHidden="1" w:unhideWhenUsed="1"/>
+    <w:lsdException w:name="HTML Code" w:semiHidden="1" w:unhideWhenUsed="1"/>
+    <w:lsdException w:name="HTML Definition" w:semiHidden="1" w:unhideWhenUsed="1"/>
+    <w:lsdException w:name="HTML Keyboard" w:semiHidden="1" w:unhideWhenUsed="1"/>
+    <w:lsdException w:name="HTML Preformatted" w:semiHidden="1" w:unhideWhenUsed="1"/>
+    <w:lsdException w:name="HTML Sample" w:semiHidden="1" w:unhideWhenUsed="1"/>
+    <w:lsdException w:name="HTML Typewriter" w:semiHidden="1" w:unhideWhenUsed="1"/>
+    <w:lsdException w:name="HTML Variable" w:semiHidden="1" w:unhideWhenUsed="1"/>
+    <w:lsdException w:name="Normal Table" w:semiHidden="1" w:unhideWhenUsed="1"/>
+    <w:lsdException w:name="annotation subject" w:semiHidden="1" w:unhideWhenUsed="1"/>
+    <w:lsdException w:name="No List" w:semiHidden="1" w:unhideWhenUsed="1"/>
+    <w:lsdException w:name="Outline List 1" w:semiHidden="1" w:unhideWhenUsed="1"/>
+    <w:lsdException w:name="Outline List 2" w:semiHidden="1" w:unhideWhenUsed="1"/>
+    <w:lsdException w:name="Outline List 3" w:semiHidden="1" w:unhideWhenUsed="1"/>
+    <w:lsdException w:name="Table Simple 1" w:semiHidden="1" w:unhideWhenUsed="1"/>
+    <w:lsdException w:name="Table Simple 2" w:semiHidden="1" w:unhideWhenUsed="1"/>
+    <w:lsdException w:name="Table Simple 3" w:semiHidden="1" w:unhideWhenUsed="1"/>
+    <w:lsdException w:name="Table Classic 1" w:semiHidden="1" w:unhideWhenUsed="1"/>
+    <w:lsdException w:name="Table Classic 2" w:semiHidden="1" w:unhideWhenUsed="1"/>
+    <w:lsdException w:name="Table Classic 3" w:semiHidden="1" w:unhideWhenUsed="1"/>
+    <w:lsdException w:name="Table Classic 4" w:semiHidden="1" w:unhideWhenUsed="1"/>
+    <w:lsdException w:name="Table Colorful 1" w:semiHidden="1" w:unhideWhenUsed="1"/>
+    <w:lsdException w:name="Table Colorful 2" w:semiHidden="1" w:unhideWhenUsed="1"/>
+    <w:lsdException w:name="Table Colorful 3" w:semiHidden="1" w:unhideWhenUsed="1"/>
+    <w:lsdException w:name="Table Columns 1" w:semiHidden="1" w:unhideWhenUsed="1"/>
+    <w:lsdException w:name="Table Columns 2" w:semiHidden="1" w:unhideWhenUsed="1"/>
+    <w:lsdException w:name="Table Columns 3" w:semiHidden="1" w:unhideWhenUsed="1"/>
+    <w:lsdException w:name="Table Columns 4" w:semiHidden="1" w:unhideWhenUsed="1"/>
+    <w:lsdException w:name="Table Columns 5" w:semiHidden="1" w:unhideWhenUsed="1"/>
+    <w:lsdException w:name="Table Grid 1" w:semiHidden="1" w:unhideWhenUsed="1"/>
+    <w:lsdException w:name="Table Grid 2" w:semiHidden="1" w:unhideWhenUsed="1"/>
+    <w:lsdException w:name="Table Grid 3" w:semiHidden="1" w:unhideWhenUsed="1"/>
+    <w:lsdException w:name="Table Grid 4" w:semiHidden="1" w:unhideWhenUsed="1"/>
+    <w:lsdException w:name="Table Grid 5" w:semiHidden="1" w:unhideWhenUsed="1"/>
+    <w:lsdException w:name="Table Grid 6" w:semiHidden="1" w:unhideWhenUsed="1"/>
+    <w:lsdException w:name="Table Grid 7" w:semiHidden="1" w:unhideWhenUsed="1"/>
+    <w:lsdException w:name="Table Grid 8" w:semiHidden="1" w:unhideWhenUsed="1"/>
+    <w:lsdException w:name="Table List 1" w:semiHidden="1" w:unhideWhenUsed="1"/>
+    <w:lsdException w:name="Table List 2" w:semiHidden="1" w:unhideWhenUsed="1"/>
+    <w:lsdException w:name="Table List 3" w:semiHidden="1" w:unhideWhenUsed="1"/>
+    <w:lsdException w:name="Table List 4" w:semiHidden="1" w:unhideWhenUsed="1"/>
+    <w:lsdException w:name="Table List 5" w:semiHidden="1" w:unhideWhenUsed="1"/>
+    <w:lsdException w:name="Table List 6" w:semiHidden="1" w:unhideWhenUsed="1"/>
+    <w:lsdException w:name="Table List 7" w:semiHidden="1" w:unhideWhenUsed="1"/>
+    <w:lsdException w:name="Table List 8" w:semiHidden="1" w:unhideWhenUsed="1"/>
+    <w:lsdException w:name="Table 3D effects 1" w:semiHidden="1" w:unhideWhenUsed="1"/>
+    <w:lsdException w:name="Table 3D effects 2" w:semiHidden="1" w:unhideWhenUsed="1"/>
+    <w:lsdException w:name="Table 3D effects 3" w:semiHidden="1" w:unhideWhenUsed="1"/>
+    <w:lsdException w:name="Table Contemporary" w:semiHidden="1" w:unhideWhenUsed="1"/>
+    <w:lsdException w:name="Table Elegant" w:semiHidden="1" w:unhideWhenUsed="1"/>
+    <w:lsdException w:name="Table Professional" w:semiHidden="1" w:unhideWhenUsed="1"/>
+    <w:lsdException w:name="Table Subtle 1" w:semiHidden="1" w:unhideWhenUsed="1"/>
+    <w:lsdException w:name="Table Subtle 2" w:semiHidden="1" w:unhideWhenUsed="1"/>
+    <w:lsdException w:name="Table Web 1" w:semiHidden="1" w:unhideWhenUsed="1"/>
+    <w:lsdException w:name="Table Web 2" w:semiHidden="1" w:unhideWhenUsed="1"/>
+    <w:lsdException w:name="Table Web 3" w:semiHidden="1" w:unhideWhenUsed="1"/>
+    <w:lsdException w:name="Balloon Text" w:semiHidden="1" w:unhideWhenUsed="1"/>
+    <w:lsdException w:name="Table Grid" w:locked="1" w:uiPriority="0"/>
+    <w:lsdException w:name="Table Theme" w:semiHidden="1" w:unhideWhenUsed="1"/>
+    <w:lsdException w:name="Placeholder Text" w:semiHidden="1"/>
+    <w:lsdException w:name="No Spacing" w:uiPriority="1" w:qFormat="1"/>
+    <w:lsdException w:name="Light Shading" w:uiPriority="60"/>
+    <w:lsdException w:name="Light List" w:uiPriority="61"/>
+    <w:lsdException w:name="Light Grid" w:uiPriority="62"/>
+    <w:lsdException w:name="Medium Shading 1" w:uiPriority="63"/>
+    <w:lsdException w:name="Medium Shading 2" w:uiPriority="64"/>
+    <w:lsdException w:name="Medium List 1" w:uiPriority="65"/>
+    <w:lsdException w:name="Medium List 2" w:uiPriority="66"/>
+    <w:lsdException w:name="Medium Grid 1" w:uiPriority="67"/>
+    <w:lsdException w:name="Medium Grid 2" w:uiPriority="68"/>
+    <w:lsdException w:name="Medium Grid 3" w:uiPriority="69"/>
+    <w:lsdException w:name="Dark List" w:uiPriority="70"/>
+    <w:lsdException w:name="Colorful Shading" w:uiPriority="71"/>
+    <w:lsdException w:name="Colorful List" w:uiPriority="72"/>
+    <w:lsdException w:name="Colorful Grid" w:uiPriority="73"/>
+    <w:lsdException w:name="Light Shading Accent 1" w:uiPriority="60"/>
+    <w:lsdException w:name="Light List Accent 1" w:uiPriority="61"/>
+    <w:lsdException w:name="Light Grid Accent 1" w:uiPriority="62"/>
+    <w:lsdException w:name="Medium Shading 1 Accent 1" w:uiPriority="63"/>
+    <w:lsdException w:name="Medium Shading 2 Accent 1" w:uiPriority="64"/>
+    <w:lsdException w:name="Medium List 1 Accent 1" w:uiPriority="65"/>
+    <w:lsdException w:name="Revision" w:semiHidden="1"/>
+    <w:lsdException w:name="List Paragraph" w:uiPriority="34" w:qFormat="1"/>
+    <w:lsdException w:name="Quote" w:uiPriority="29" w:qFormat="1"/>
+    <w:lsdException w:name="Intense Quote" w:uiPriority="30" w:qFormat="1"/>
+    <w:lsdException w:name="Medium List 2 Accent 1" w:uiPriority="66"/>
+    <w:lsdException w:name="Medium Grid 1 Accent 1" w:uiPriority="67"/>
+    <w:lsdException w:name="Medium Grid 2 Accent 1" w:uiPriority="68"/>
+    <w:lsdException w:name="Medium Grid 3 Accent 1" w:uiPriority="69"/>
+    <w:lsdException w:name="Dark List Accent 1" w:uiPriority="70"/>
+    <w:lsdException w:name="Colorful Shading Accent 1" w:uiPriority="71"/>
+    <w:lsdException w:name="Colorful List Accent 1" w:uiPriority="72"/>
+    <w:lsdException w:name="Colorful Grid Accent 1" w:uiPriority="73"/>
+    <w:lsdException w:name="Light Shading Accent 2" w:uiPriority="60"/>
+    <w:lsdException w:name="Light List Accent 2" w:uiPriority="61"/>
+    <w:lsdException w:name="Light Grid Accent 2" w:uiPriority="62"/>
+    <w:lsdException w:name="Medium Shading 1 Accent 2" w:uiPriority="63"/>
+    <w:lsdException w:name="Medium Shading 2 Accent 2" w:uiPriority="64"/>
+    <w:lsdException w:name="Medium List 1 Accent 2" w:uiPriority="65"/>
+    <w:lsdException w:name="Medium List 2 Accent 2" w:uiPriority="66"/>
+    <w:lsdException w:name="Medium Grid 1 Accent 2" w:uiPriority="67"/>
+    <w:lsdException w:name="Medium Grid 2 Accent 2" w:uiPriority="68"/>
+    <w:lsdException w:name="Medium Grid 3 Accent 2" w:uiPriority="69"/>
+    <w:lsdException w:name="Dark List Accent 2" w:uiPriority="70"/>
+    <w:lsdException w:name="Colorful Shading Accent 2" w:uiPriority="71"/>
+    <w:lsdException w:name="Colorful List Accent 2" w:uiPriority="72"/>
+    <w:lsdException w:name="Colorful Grid Accent 2" w:uiPriority="73"/>
+    <w:lsdException w:name="Light Shading Accent 3" w:uiPriority="60"/>
+    <w:lsdException w:name="Light List Accent 3" w:uiPriority="61"/>
+    <w:lsdException w:name="Light Grid Accent 3" w:uiPriority="62"/>
+    <w:lsdException w:name="Medium Shading 1 Accent 3" w:uiPriority="63"/>
+    <w:lsdException w:name="Medium Shading 2 Accent 3" w:uiPriority="64"/>
+    <w:lsdException w:name="Medium List 1 Accent 3" w:uiPriority="65"/>
+    <w:lsdException w:name="Medium List 2 Accent 3" w:uiPriority="66"/>
+    <w:lsdException w:name="Medium Grid 1 Accent 3" w:uiPriority="67"/>
+    <w:lsdException w:name="Medium Grid 2 Accent 3" w:uiPriority="68"/>
+    <w:lsdException w:name="Medium Grid 3 Accent 3" w:uiPriority="69"/>
+    <w:lsdException w:name="Dark List Accent 3" w:uiPriority="70"/>
+    <w:lsdException w:name="Colorful Shading Accent 3" w:uiPriority="71"/>
+    <w:lsdException w:name="Colorful List Accent 3" w:uiPriority="72"/>
+    <w:lsdException w:name="Colorful Grid Accent 3" w:uiPriority="73"/>
+    <w:lsdException w:name="Light Shading Accent 4" w:uiPriority="60"/>
+    <w:lsdException w:name="Light List Accent 4" w:uiPriority="61"/>
+    <w:lsdException w:name="Light Grid Accent 4" w:uiPriority="62"/>
+    <w:lsdException w:name="Medium Shading 1 Accent 4" w:uiPriority="63"/>
+    <w:lsdException w:name="Medium Shading 2 Accent 4" w:uiPriority="64"/>
+    <w:lsdException w:name="Medium List 1 Accent 4" w:uiPriority="65"/>
+    <w:lsdException w:name="Medium List 2 Accent 4" w:uiPriority="66"/>
+    <w:lsdException w:name="Medium Grid 1 Accent 4" w:uiPriority="67"/>
+    <w:lsdException w:name="Medium Grid 2 Accent 4" w:uiPriority="68"/>
+    <w:lsdException w:name="Medium Grid 3 Accent 4" w:uiPriority="69"/>
+    <w:lsdException w:name="Dark List Accent 4" w:uiPriority="70"/>
+    <w:lsdException w:name="Colorful Shading Accent 4" w:uiPriority="71"/>
+    <w:lsdException w:name="Colorful List Accent 4" w:uiPriority="72"/>
+    <w:lsdException w:name="Colorful Grid Accent 4" w:uiPriority="73"/>
+    <w:lsdException w:name="Light Shading Accent 5" w:uiPriority="60"/>
+    <w:lsdException w:name="Light List Accent 5" w:uiPriority="61"/>
+    <w:lsdException w:name="Light Grid Accent 5" w:uiPriority="62"/>
+    <w:lsdException w:name="Medium Shading 1 Accent 5" w:uiPriority="63"/>
+    <w:lsdException w:name="Medium Shading 2 Accent 5" w:uiPriority="64"/>
+    <w:lsdException w:name="Medium List 1 Accent 5" w:uiPriority="65"/>
+    <w:lsdException w:name="Medium List 2 Accent 5" w:uiPriority="66"/>
+    <w:lsdException w:name="Medium Grid 1 Accent 5" w:uiPriority="67"/>
+    <w:lsdException w:name="Medium Grid 2 Accent 5" w:uiPriority="68"/>
+    <w:lsdException w:name="Medium Grid 3 Accent 5" w:uiPriority="69"/>
+    <w:lsdException w:name="Dark List Accent 5" w:uiPriority="70"/>
+    <w:lsdException w:name="Colorful Shading Accent 5" w:uiPriority="71"/>
+    <w:lsdException w:name="Colorful List Accent 5" w:uiPriority="72"/>
+    <w:lsdException w:name="Colorful Grid Accent 5" w:uiPriority="73"/>
+    <w:lsdException w:name="Light Shading Accent 6" w:uiPriority="60"/>
+    <w:lsdException w:name="Light List Accent 6" w:uiPriority="61"/>
+    <w:lsdException w:name="Light Grid Accent 6" w:uiPriority="62"/>
+    <w:lsdException w:name="Medium Shading 1 Accent 6" w:uiPriority="63"/>
+    <w:lsdException w:name="Medium Shading 2 Accent 6" w:uiPriority="64"/>
+    <w:lsdException w:name="Medium List 1 Accent 6" w:uiPriority="65"/>
+    <w:lsdException w:name="Medium List 2 Accent 6" w:uiPriority="66"/>
+    <w:lsdException w:name="Medium Grid 1 Accent 6" w:uiPriority="67"/>
+    <w:lsdException w:name="Medium Grid 2 Accent 6" w:uiPriority="68"/>
+    <w:lsdException w:name="Medium Grid 3 Accent 6" w:uiPriority="69"/>
+    <w:lsdException w:name="Dark List Accent 6" w:uiPriority="70"/>
+    <w:lsdException w:name="Colorful Shading Accent 6" w:uiPriority="71"/>
+    <w:lsdException w:name="Colorful List Accent 6" w:uiPriority="72"/>
+    <w:lsdException w:name="Colorful Grid Accent 6" w:uiPriority="73"/>
+    <w:lsdException w:name="Subtle Emphasis" w:uiPriority="19" w:qFormat="1"/>
+    <w:lsdException w:name="Intense Emphasis" w:uiPriority="21" w:qFormat="1"/>
+    <w:lsdException w:name="Subtle Reference" w:uiPriority="31" w:qFormat="1"/>
+    <w:lsdException w:name="Intense Reference" w:uiPriority="32" w:qFormat="1"/>
+    <w:lsdException w:name="Book Title" w:uiPriority="33" w:qFormat="1"/>
+    <w:lsdException w:name="Bibliography" w:semiHidden="1" w:uiPriority="37" w:unhideWhenUsed="1"/>
+    <w:lsdException w:name="TOC Heading" w:semiHidden="1" w:uiPriority="39" w:unhideWhenUsed="1" w:qFormat="1"/>
+    <w:lsdException w:name="Plain Table 1" w:uiPriority="41"/>
+    <w:lsdException w:name="Plain Table 2" w:uiPriority="42"/>
+    <w:lsdException w:name="Plain Table 3" w:uiPriority="43"/>
+    <w:lsdException w:name="Plain Table 4" w:uiPriority="44"/>
+    <w:lsdException w:name="Plain Table 5" w:uiPriority="45"/>
+    <w:lsdException w:name="Grid Table Light" w:uiPriority="40"/>
+    <w:lsdException w:name="Grid Table 1 Light" w:uiPriority="46"/>
+    <w:lsdException w:name="Grid Table 2" w:uiPriority="47"/>
+    <w:lsdException w:name="Grid Table 3" w:uiPriority="48"/>
+    <w:lsdException w:name="Grid Table 4" w:uiPriority="49"/>
+    <w:lsdException w:name="Grid Table 5 Dark" w:uiPriority="50"/>
+    <w:lsdException w:name="Grid Table 6 Colorful" w:uiPriority="51"/>
+    <w:lsdException w:name="Grid Table 7 Colorful" w:uiPriority="52"/>
+    <w:lsdException w:name="Grid Table 1 Light Accent 1" w:uiPriority="46"/>
+    <w:lsdException w:name="Grid Table 2 Accent 1" w:uiPriority="47"/>
+    <w:lsdException w:name="Grid Table 3 Accent 1" w:uiPriority="48"/>
+    <w:lsdException w:name="Grid Table 4 Accent 1" w:uiPriority="49"/>
+    <w:lsdException w:name="Grid Table 5 Dark Accent 1" w:uiPriority="50"/>
+    <w:lsdException w:name="Grid Table 6 Colorful Accent 1" w:uiPriority="51"/>
+    <w:lsdException w:name="Grid Table 7 Colorful Accent 1" w:uiPriority="52"/>
+    <w:lsdException w:name="Grid Table 1 Light Accent 2" w:uiPriority="46"/>
+    <w:lsdException w:name="Grid Table 2 Accent 2" w:uiPriority="47"/>
+    <w:lsdException w:name="Grid Table 3 Accent 2" w:uiPriority="48"/>
+    <w:lsdException w:name="Grid Table 4 Accent 2" w:uiPriority="49"/>
+    <w:lsdException w:name="Grid Table 5 Dark Accent 2" w:uiPriority="50"/>
+    <w:lsdException w:name="Grid Table 6 Colorful Accent 2" w:uiPriority="51"/>
+    <w:lsdException w:name="Grid Table 7 Colorful Accent 2" w:uiPriority="52"/>
+    <w:lsdException w:name="Grid Table 1 Light Accent 3" w:uiPriority="46"/>
+    <w:lsdException w:name="Grid Table 2 Accent 3" w:uiPriority="47"/>
+    <w:lsdException w:name="Grid Table 3 Accent 3" w:uiPriority="48"/>
+    <w:lsdException w:name="Grid Table 4 Accent 3" w:uiPriority="49"/>
+    <w:lsdException w:name="Grid Table 5 Dark Accent 3" w:uiPriority="50"/>
+    <w:lsdException w:name="Grid Table 6 Colorful Accent 3" w:uiPriority="51"/>
+    <w:lsdException w:name="Grid Table 7 Colorful Accent 3" w:uiPriority="52"/>
+    <w:lsdException w:name="Grid Table 1 Light Accent 4" w:uiPriority="46"/>
+    <w:lsdException w:name="Grid Table 2 Accent 4" w:uiPriority="47"/>
+    <w:lsdException w:name="Grid Table 3 Accent 4" w:uiPriority="48"/>
+    <w:lsdException w:name="Grid Table 4 Accent 4" w:uiPriority="49"/>
+    <w:lsdException w:name="Grid Table 5 Dark Accent 4" w:uiPriority="50"/>
+    <w:lsdException w:name="Grid Table 6 Colorful Accent 4" w:uiPriority="51"/>
+    <w:lsdException w:name="Grid Table 7 Colorful Accent 4" w:uiPriority="52"/>
+    <w:lsdException w:name="Grid Table 1 Light Accent 5" w:uiPriority="46"/>
+    <w:lsdException w:name="Grid Table 2 Accent 5" w:uiPriority="47"/>
+    <w:lsdException w:name="Grid Table 3 Accent 5" w:uiPriority="48"/>
+    <w:lsdException w:name="Grid Table 4 Accent 5" w:uiPriority="49"/>
+    <w:lsdException w:name="Grid Table 5 Dark Accent 5" w:uiPriority="50"/>
+    <w:lsdException w:name="Grid Table 6 Colorful Accent 5" w:uiPriority="51"/>
+    <w:lsdException w:name="Grid Table 7 Colorful Accent 5" w:uiPriority="52"/>
+    <w:lsdException w:name="Grid Table 1 Light Accent 6" w:uiPriority="46"/>
+    <w:lsdException w:name="Grid Table 2 Accent 6" w:uiPriority="47"/>
+    <w:lsdException w:name="Grid Table 3 Accent 6" w:uiPriority="48"/>
+    <w:lsdException w:name="Grid Table 4 Accent 6" w:uiPriority="49"/>
+    <w:lsdException w:name="Grid Table 5 Dark Accent 6" w:uiPriority="50"/>
+    <w:lsdException w:name="Grid Table 6 Colorful Accent 6" w:uiPriority="51"/>
+    <w:lsdException w:name="Grid Table 7 Colorful Accent 6" w:uiPriority="52"/>
+    <w:lsdException w:name="List Table 1 Light" w:uiPriority="46"/>
+    <w:lsdException w:name="List Table 2" w:uiPriority="47"/>
+    <w:lsdException w:name="List Table 3" w:uiPriority="48"/>
+    <w:lsdException w:name="List Table 4" w:uiPriority="49"/>
+    <w:lsdException w:name="List Table 5 Dark" w:uiPriority="50"/>
+    <w:lsdException w:name="List Table 6 Colorful" w:uiPriority="51"/>
+    <w:lsdException w:name="List Table 7 Colorful" w:uiPriority="52"/>
+    <w:lsdException w:name="List Table 1 Light Accent 1" w:uiPriority="46"/>
+    <w:lsdException w:name="List Table 2 Accent 1" w:uiPriority="47"/>
+    <w:lsdException w:name="List Table 3 Accent 1" w:uiPriority="48"/>
+    <w:lsdException w:name="List Table 4 Accent 1" w:uiPriority="49"/>
+    <w:lsdException w:name="List Table 5 Dark Accent 1" w:uiPriority="50"/>
+    <w:lsdException w:name="List Table 6 Colorful Accent 1" w:uiPriority="51"/>
+    <w:lsdException w:name="List Table 7 Colorful Accent 1" w:uiPriority="52"/>
+    <w:lsdException w:name="List Table 1 Light Accent 2" w:uiPriority="46"/>
+    <w:lsdException w:name="List Table 2 Accent 2" w:uiPriority="47"/>
+    <w:lsdException w:name="List Table 3 Accent 2" w:uiPriority="48"/>
+    <w:lsdException w:name="List Table 4 Accent 2" w:uiPriority="49"/>
+    <w:lsdException w:name="List Table 5 Dark Accent 2" w:uiPriority="50"/>
+    <w:lsdException w:name="List Table 6 Colorful Accent 2" w:uiPriority="51"/>
+    <w:lsdException w:name="List Table 7 Colorful Accent 2" w:uiPriority="52"/>
+    <w:lsdException w:name="List Table 1 Light Accent 3" w:uiPriority="46"/>
+    <w:lsdException w:name="List Table 2 Accent 3" w:uiPriority="47"/>
+    <w:lsdException w:name="List Table 3 Accent 3" w:uiPriority="48"/>
+    <w:lsdException w:name="List Table 4 Accent 3" w:uiPriority="49"/>
+    <w:lsdException w:name="List Table 5 Dark Accent 3" w:uiPriority="50"/>
+    <w:lsdException w:name="List Table 6 Colorful Accent 3" w:uiPriority="51"/>
+    <w:lsdException w:name="List Table 7 Colorful Accent 3" w:uiPriority="52"/>
+    <w:lsdException w:name="List Table 1 Light Accent 4" w:uiPriority="46"/>
+    <w:lsdException w:name="List Table 2 Accent 4" w:uiPriority="47"/>
+    <w:lsdException w:name="List Table 3 Accent 4" w:uiPriority="48"/>
+    <w:lsdException w:name="List Table 4 Accent 4" w:uiPriority="49"/>
+    <w:lsdException w:name="List Table 5 Dark Accent 4" w:uiPriority="50"/>
+    <w:lsdException w:name="List Table 6 Colorful Accent 4" w:uiPriority="51"/>
+    <w:lsdException w:name="List Table 7 Colorful Accent 4" w:uiPriority="52"/>
+    <w:lsdException w:name="List Table 1 Light Accent 5" w:uiPriority="46"/>
+    <w:lsdException w:name="List Table 2 Accent 5" w:uiPriority="47"/>
+    <w:lsdException w:name="List Table 3 Accent 5" w:uiPriority="48"/>
+    <w:lsdException w:name="List Table 4 Accent 5" w:uiPriority="49"/>
+    <w:lsdException w:name="List Table 5 Dark Accent 5" w:uiPriority="50"/>
+    <w:lsdException w:name="List Table 6 Colorful Accent 5" w:uiPriority="51"/>
+    <w:lsdException w:name="List Table 7 Colorful Accent 5" w:uiPriority="52"/>
+    <w:lsdException w:name="List Table 1 Light Accent 6" w:uiPriority="46"/>
+    <w:lsdException w:name="List Table 2 Accent 6" w:uiPriority="47"/>
+    <w:lsdException w:name="List Table 3 Accent 6" w:uiPriority="48"/>
+    <w:lsdException w:name="List Table 4 Accent 6" w:uiPriority="49"/>
+    <w:lsdException w:name="List Table 5 Dark Accent 6" w:uiPriority="50"/>
+    <w:lsdException w:name="List Table 6 Colorful Accent 6" w:uiPriority="51"/>
+    <w:lsdException w:name="List Table 7 Colorful Accent 6" w:uiPriority="52"/>
   </w:latentStyles>
   <w:style w:type="paragraph" w:default="1" w:styleId="a">
     <w:name w:val="Normal"/>
@@ -9661,7 +10147,6 @@
     <w:uiPriority w:val="99"/>
     <w:semiHidden/>
     <w:unhideWhenUsed/>
-    <w:qFormat/>
     <w:tblPr>
       <w:tblInd w:w="0" w:type="dxa"/>
       <w:tblCellMar>
@@ -9680,7 +10165,6 @@
   </w:style>
   <w:style w:type="character" w:customStyle="1" w:styleId="30">
     <w:name w:val="Заголовок 3 Знак"/>
-    <w:basedOn w:val="a0"/>
     <w:link w:val="3"/>
     <w:uiPriority w:val="99"/>
     <w:locked/>
@@ -9696,7 +10180,6 @@
   </w:style>
   <w:style w:type="character" w:customStyle="1" w:styleId="50">
     <w:name w:val="Заголовок 5 Знак"/>
-    <w:basedOn w:val="a0"/>
     <w:link w:val="5"/>
     <w:uiPriority w:val="99"/>
     <w:locked/>
@@ -9714,7 +10197,6 @@
   </w:style>
   <w:style w:type="character" w:customStyle="1" w:styleId="60">
     <w:name w:val="Заголовок 6 Знак"/>
-    <w:basedOn w:val="a0"/>
     <w:link w:val="6"/>
     <w:uiPriority w:val="99"/>
     <w:locked/>
@@ -9741,7 +10223,6 @@
   </w:style>
   <w:style w:type="character" w:customStyle="1" w:styleId="a4">
     <w:name w:val="Нижний колонтитул Знак"/>
-    <w:basedOn w:val="a0"/>
     <w:link w:val="a3"/>
     <w:uiPriority w:val="99"/>
     <w:locked/>
@@ -9768,7 +10249,6 @@
   </w:style>
   <w:style w:type="character" w:customStyle="1" w:styleId="a6">
     <w:name w:val="Верхний колонтитул Знак"/>
-    <w:basedOn w:val="a0"/>
     <w:link w:val="a5"/>
     <w:uiPriority w:val="99"/>
     <w:locked/>
@@ -9782,7 +10262,6 @@
   </w:style>
   <w:style w:type="character" w:styleId="a7">
     <w:name w:val="page number"/>
-    <w:basedOn w:val="a0"/>
     <w:uiPriority w:val="99"/>
     <w:rsid w:val="00E55C49"/>
     <w:rPr>
@@ -9791,7 +10270,6 @@
   </w:style>
   <w:style w:type="character" w:customStyle="1" w:styleId="FontStyle37">
     <w:name w:val="Font Style37"/>
-    <w:basedOn w:val="a0"/>
     <w:uiPriority w:val="99"/>
     <w:rsid w:val="00E55C49"/>
     <w:rPr>
@@ -9815,7 +10293,6 @@
   </w:style>
   <w:style w:type="character" w:styleId="a9">
     <w:name w:val="Placeholder Text"/>
-    <w:basedOn w:val="a0"/>
     <w:uiPriority w:val="99"/>
     <w:semiHidden/>
     <w:rsid w:val="000054CD"/>
@@ -9839,7 +10316,6 @@
   </w:style>
   <w:style w:type="character" w:customStyle="1" w:styleId="ab">
     <w:name w:val="Текст выноски Знак"/>
-    <w:basedOn w:val="a0"/>
     <w:link w:val="aa"/>
     <w:uiPriority w:val="99"/>
     <w:semiHidden/>
@@ -9858,7 +10334,6 @@
     <w:uiPriority w:val="99"/>
     <w:rsid w:val="00D233F8"/>
     <w:tblPr>
-      <w:tblInd w:w="0" w:type="dxa"/>
       <w:tblBorders>
         <w:top w:val="single" w:sz="4" w:space="0" w:color="000000"/>
         <w:left w:val="single" w:sz="4" w:space="0" w:color="000000"/>
@@ -9867,12 +10342,6 @@
         <w:insideH w:val="single" w:sz="4" w:space="0" w:color="000000"/>
         <w:insideV w:val="single" w:sz="4" w:space="0" w:color="000000"/>
       </w:tblBorders>
-      <w:tblCellMar>
-        <w:top w:w="0" w:type="dxa"/>
-        <w:left w:w="108" w:type="dxa"/>
-        <w:bottom w:w="0" w:type="dxa"/>
-        <w:right w:w="108" w:type="dxa"/>
-      </w:tblCellMar>
     </w:tblPr>
   </w:style>
 </w:styles>

--- a/docs/praktika/Zhurnal_praktiki.docx
+++ b/docs/praktika/Zhurnal_praktiki.docx
@@ -1,6 +1,6 @@
 
 <file path=word/document.xml><?xml version="1.0" encoding="utf-8"?>
-<w:document xmlns:wpc="http://schemas.microsoft.com/office/word/2010/wordprocessingCanvas" xmlns:cx="http://schemas.microsoft.com/office/drawing/2014/chartex" xmlns:cx1="http://schemas.microsoft.com/office/drawing/2015/9/8/chartex" xmlns:mc="http://schemas.openxmlformats.org/markup-compatibility/2006" xmlns:o="urn:schemas-microsoft-com:office:office" xmlns:r="http://schemas.openxmlformats.org/officeDocument/2006/relationships" xmlns:m="http://schemas.openxmlformats.org/officeDocument/2006/math" xmlns:v="urn:schemas-microsoft-com:vml" xmlns:wp14="http://schemas.microsoft.com/office/word/2010/wordprocessingDrawing" xmlns:wp="http://schemas.openxmlformats.org/drawingml/2006/wordprocessingDrawing" xmlns:w10="urn:schemas-microsoft-com:office:word" xmlns:w="http://schemas.openxmlformats.org/wordprocessingml/2006/main" xmlns:w14="http://schemas.microsoft.com/office/word/2010/wordml" xmlns:w15="http://schemas.microsoft.com/office/word/2012/wordml" xmlns:w16se="http://schemas.microsoft.com/office/word/2015/wordml/symex" xmlns:wpg="http://schemas.microsoft.com/office/word/2010/wordprocessingGroup" xmlns:wpi="http://schemas.microsoft.com/office/word/2010/wordprocessingInk" xmlns:wne="http://schemas.microsoft.com/office/word/2006/wordml" xmlns:wps="http://schemas.microsoft.com/office/word/2010/wordprocessingShape" mc:Ignorable="w14 w15 w16se wp14">
+<w:document xmlns:ve="http://schemas.openxmlformats.org/markup-compatibility/2006" xmlns:o="urn:schemas-microsoft-com:office:office" xmlns:r="http://schemas.openxmlformats.org/officeDocument/2006/relationships" xmlns:m="http://schemas.openxmlformats.org/officeDocument/2006/math" xmlns:v="urn:schemas-microsoft-com:vml" xmlns:wp="http://schemas.openxmlformats.org/drawingml/2006/wordprocessingDrawing" xmlns:w10="urn:schemas-microsoft-com:office:word" xmlns:w="http://schemas.openxmlformats.org/wordprocessingml/2006/main" xmlns:wne="http://schemas.microsoft.com/office/word/2006/wordml">
   <w:body>
     <w:p>
       <w:pPr>
@@ -218,7 +218,7 @@
       <w:tblPr>
         <w:tblW w:w="0" w:type="auto"/>
         <w:tblInd w:w="142" w:type="dxa"/>
-        <w:tblLook w:val="00A0" w:firstRow="1" w:lastRow="0" w:firstColumn="1" w:lastColumn="0" w:noHBand="0" w:noVBand="0"/>
+        <w:tblLook w:val="00A0"/>
       </w:tblPr>
       <w:tblGrid>
         <w:gridCol w:w="1554"/>
@@ -436,24 +436,7 @@
                 <w:sz w:val="26"/>
                 <w:szCs w:val="26"/>
               </w:rPr>
-              <w:t>М4О-</w:t>
-            </w:r>
-            <w:r>
-              <w:rPr>
-                <w:iCs/>
-                <w:sz w:val="26"/>
-                <w:szCs w:val="26"/>
-                <w:lang w:val="en-US"/>
-              </w:rPr>
-              <w:t>6</w:t>
-            </w:r>
-            <w:r>
-              <w:rPr>
-                <w:iCs/>
-                <w:sz w:val="26"/>
-                <w:szCs w:val="26"/>
-              </w:rPr>
-              <w:t>03С-21</w:t>
+              <w:t>М4О-603С-21</w:t>
             </w:r>
           </w:p>
         </w:tc>
@@ -1342,7 +1325,7 @@
       <w:tblPr>
         <w:tblW w:w="10846" w:type="dxa"/>
         <w:tblLayout w:type="fixed"/>
-        <w:tblLook w:val="00A0" w:firstRow="1" w:lastRow="0" w:firstColumn="1" w:lastColumn="0" w:noHBand="0" w:noVBand="0"/>
+        <w:tblLook w:val="00A0"/>
       </w:tblPr>
       <w:tblGrid>
         <w:gridCol w:w="3544"/>
@@ -1727,7 +1710,7 @@
       <w:tblPr>
         <w:tblW w:w="0" w:type="auto"/>
         <w:tblInd w:w="142" w:type="dxa"/>
-        <w:tblLook w:val="00A0" w:firstRow="1" w:lastRow="0" w:firstColumn="1" w:lastColumn="0" w:noHBand="0" w:noVBand="0"/>
+        <w:tblLook w:val="00A0"/>
       </w:tblPr>
       <w:tblGrid>
         <w:gridCol w:w="2693"/>
@@ -2223,7 +2206,7 @@
           <w:bottom w:val="single" w:sz="4" w:space="0" w:color="auto"/>
           <w:insideH w:val="single" w:sz="4" w:space="0" w:color="auto"/>
         </w:tblBorders>
-        <w:tblLook w:val="00A0" w:firstRow="1" w:lastRow="0" w:firstColumn="1" w:lastColumn="0" w:noHBand="0" w:noVBand="0"/>
+        <w:tblLook w:val="00A0"/>
       </w:tblPr>
       <w:tblGrid>
         <w:gridCol w:w="421"/>
@@ -2354,6 +2337,7 @@
             <w:pPr>
               <w:spacing w:line="276" w:lineRule="auto"/>
             </w:pPr>
+            <w:r/>
           </w:p>
         </w:tc>
       </w:tr>
@@ -2472,12 +2456,16 @@
           <w:p>
             <w:pPr>
               <w:spacing w:line="276" w:lineRule="auto"/>
-            </w:pPr>
-            <w:r>
-              <w:t>Согласование</w:t>
-            </w:r>
-            <w:r>
-              <w:t xml:space="preserve"> методики экспериментов и выбранных методик расчёта</w:t>
+              <w:rPr>
+                <w:szCs w:val="20"/>
+              </w:rPr>
+            </w:pPr>
+            <w:r>
+              <w:rPr>
+                <w:sz w:val="22"/>
+                <w:szCs w:val="20"/>
+              </w:rPr>
+              <w:t>Согласование методики экспериментов и выбранных методик расчёта</w:t>
             </w:r>
           </w:p>
         </w:tc>
@@ -2509,8 +2497,16 @@
           <w:p>
             <w:pPr>
               <w:spacing w:line="276" w:lineRule="auto"/>
-            </w:pPr>
-            <w:r>
+              <w:rPr>
+                <w:sz w:val="22"/>
+                <w:szCs w:val="20"/>
+              </w:rPr>
+            </w:pPr>
+            <w:r>
+              <w:rPr>
+                <w:sz w:val="22"/>
+                <w:szCs w:val="20"/>
+              </w:rPr>
               <w:t>(бюджет радиолинии, модели распространения) по каждому пункту календарного плана.</w:t>
             </w:r>
           </w:p>
@@ -2568,8 +2564,6 @@
           <w:szCs w:val="26"/>
         </w:rPr>
       </w:pPr>
-      <w:bookmarkStart w:id="0" w:name="_GoBack"/>
-      <w:bookmarkEnd w:id="0"/>
     </w:p>
     <w:p>
       <w:pPr>
@@ -2683,7 +2677,7 @@
           <w:insideH w:val="single" w:sz="4" w:space="0" w:color="000000"/>
           <w:insideV w:val="single" w:sz="4" w:space="0" w:color="000000"/>
         </w:tblBorders>
-        <w:tblLook w:val="00A0" w:firstRow="1" w:lastRow="0" w:firstColumn="1" w:lastColumn="0" w:noHBand="0" w:noVBand="0"/>
+        <w:tblLook w:val="00A0"/>
       </w:tblPr>
       <w:tblGrid>
         <w:gridCol w:w="559"/>
@@ -3550,7 +3544,7 @@
     <w:tbl>
       <w:tblPr>
         <w:tblW w:w="0" w:type="auto"/>
-        <w:tblLook w:val="00A0" w:firstRow="1" w:lastRow="0" w:firstColumn="1" w:lastColumn="0" w:noHBand="0" w:noVBand="0"/>
+        <w:tblLook w:val="00A0"/>
       </w:tblPr>
       <w:tblGrid>
         <w:gridCol w:w="3224"/>
@@ -4383,7 +4377,7 @@
     <w:tbl>
       <w:tblPr>
         <w:tblW w:w="0" w:type="auto"/>
-        <w:tblLook w:val="00A0" w:firstRow="1" w:lastRow="0" w:firstColumn="1" w:lastColumn="0" w:noHBand="0" w:noVBand="0"/>
+        <w:tblLook w:val="00A0"/>
       </w:tblPr>
       <w:tblGrid>
         <w:gridCol w:w="3224"/>
@@ -4790,7 +4784,7 @@
     <w:tbl>
       <w:tblPr>
         <w:tblW w:w="0" w:type="auto"/>
-        <w:tblLook w:val="00A0" w:firstRow="1" w:lastRow="0" w:firstColumn="1" w:lastColumn="0" w:noHBand="0" w:noVBand="0"/>
+        <w:tblLook w:val="00A0"/>
       </w:tblPr>
       <w:tblGrid>
         <w:gridCol w:w="10630"/>
@@ -4885,7 +4879,7 @@
       <w:tblPr>
         <w:tblW w:w="0" w:type="auto"/>
         <w:tblLayout w:type="fixed"/>
-        <w:tblLook w:val="00A0" w:firstRow="1" w:lastRow="0" w:firstColumn="1" w:lastColumn="0" w:noHBand="0" w:noVBand="0"/>
+        <w:tblLook w:val="00A0"/>
       </w:tblPr>
       <w:tblGrid>
         <w:gridCol w:w="10368"/>
@@ -4943,7 +4937,7 @@
     <w:tbl>
       <w:tblPr>
         <w:tblW w:w="0" w:type="auto"/>
-        <w:tblLook w:val="00A0" w:firstRow="1" w:lastRow="0" w:firstColumn="1" w:lastColumn="0" w:noHBand="0" w:noVBand="0"/>
+        <w:tblLook w:val="00A0"/>
       </w:tblPr>
       <w:tblGrid>
         <w:gridCol w:w="3224"/>
@@ -5885,7 +5879,7 @@
       <w:tblPr>
         <w:tblW w:w="0" w:type="auto"/>
         <w:tblLayout w:type="fixed"/>
-        <w:tblLook w:val="00A0" w:firstRow="1" w:lastRow="0" w:firstColumn="1" w:lastColumn="0" w:noHBand="0" w:noVBand="0"/>
+        <w:tblLook w:val="00A0"/>
       </w:tblPr>
       <w:tblGrid>
         <w:gridCol w:w="9345"/>
@@ -5912,6 +5906,7 @@
               <w:rPr>
                 <w:b/>
               </w:rPr>
+              <w:lastRenderedPageBreak/>
               <w:t>Отчет обучающего</w:t>
             </w:r>
             <w:r>
@@ -5964,39 +5959,21 @@
         <w:rPr>
           <w:sz w:val="28"/>
         </w:rPr>
-        <w:t xml:space="preserve">Данный отчёт посвящён преддипломной практике, которая проходила на кафедре 402. Руководителем практики являлся профессор, к.т.н. Мазепа Р.Б., руководителем </w:t>
-      </w:r>
-      <w:r>
-        <w:rPr>
-          <w:sz w:val="28"/>
-        </w:rPr>
-        <w:lastRenderedPageBreak/>
-        <w:t>выпускной квалификационной работы (ВКР) — к.т.н., доцент Рощин А.Б. Основной поставленной задачей яв</w:t>
-      </w:r>
-      <w:r>
-        <w:rPr>
-          <w:sz w:val="28"/>
-        </w:rPr>
-        <w:t>лялась системная постановка дипломной работы на тему «Разработка предложений по увеличению дальности и надёжности передачи данных с борта беспилотного летательного аппарата»: определить, какую систему исследует работа, что от неё требуется, из каких частей</w:t>
-      </w:r>
-      <w:r>
-        <w:rPr>
-          <w:sz w:val="28"/>
-        </w:rPr>
-        <w:t xml:space="preserve"> она состоит, и разбить цель работы на системные задачи с методами их решения.</w:t>
+        <w:t xml:space="preserve">Данный отчёт посвящён преддипломной практике, которая проходила на кафедре 402. Руководителем практики являлся профессор, к.т.н. Мазепа Р.Б., руководителем выпускной квалификационной работы (ВКР) — к.т.н., доцент Рощин А.Б. Основной поставленной задачей являлась системная постановка дипломной работы на тему «Разработка предложений по увеличению дальности и надёжности передачи данных с борта беспилотного летательного аппарата»: определить, какую систему исследует работа, что от неё требуется, из каких частей она состоит, и разбить цель работы на системные задачи с методами их решения.</w:t>
       </w:r>
     </w:p>
     <w:p>
       <w:pPr>
         <w:keepNext/>
         <w:spacing w:line="360" w:lineRule="auto"/>
+        <w:jc w:val="left"/>
       </w:pPr>
       <w:r>
         <w:rPr>
           <w:b/>
           <w:sz w:val="28"/>
         </w:rPr>
-        <w:t>1 Краткое описание решаемой в ВКР задачи</w:t>
+        <w:t xml:space="preserve">1 Краткое описание решаемой в ВКР задачи</w:t>
       </w:r>
     </w:p>
     <w:p>
@@ -6009,13 +5986,7 @@
         <w:rPr>
           <w:sz w:val="28"/>
         </w:rPr>
-        <w:t>Беспилотные летательные аппараты (БПЛА) стали массовым инструментом мониторинга, поиска и обследования объектов [3]. Для этих задач БПЛА служит удалённым источником данных: передаёт на наземный пункт видео с бортовой камеры и телеметрию. Радиоканал при это</w:t>
-      </w:r>
-      <w:r>
-        <w:rPr>
-          <w:sz w:val="28"/>
-        </w:rPr>
-        <w:t>м — самое уязвимое звено: его дальность ограничена мощностью и препятствиями, а сам канал служит основной целью средств противодействия БПЛА [2], поэтому надёжность канала определяет пригодность аппарата к работе.</w:t>
+        <w:t xml:space="preserve">Беспилотные летательные аппараты (БПЛА) стали массовым инструментом мониторинга, поиска и обследования объектов [3]. Для этих задач БПЛА служит удалённым источником данных: передаёт на наземный пункт видео с бортовой камеры и телеметрию. Радиоканал при этом — самое уязвимое звено: его дальность ограничена мощностью и препятствиями, а сам канал служит основной целью средств противодействия БПЛА [2], поэтому надёжность канала определяет пригодность аппарата к работе.</w:t>
       </w:r>
     </w:p>
     <w:p>
@@ -6028,19 +5999,7 @@
         <w:rPr>
           <w:sz w:val="28"/>
         </w:rPr>
-        <w:t>Существующие каналы решают задачу лишь час</w:t>
-      </w:r>
-      <w:r>
-        <w:rPr>
-          <w:sz w:val="28"/>
-        </w:rPr>
-        <w:t>тично. LoRa даёт дальность в единицы–десятки километров, но скорость в единицы килобит в секунду — видео по ней не передать. Wi-Fi 2,4 ГГц передаёт видео, его скорости составляют единицы и десятки мегабит в секунду [1], но на малых скоростях он уступает по</w:t>
-      </w:r>
-      <w:r>
-        <w:rPr>
-          <w:sz w:val="28"/>
-        </w:rPr>
-        <w:t xml:space="preserve"> дальности и сильнее ослабляется препятствиями. Технология Wi-Fi HaLow (IEEE 802.11ah) работает в нелицензируемом диапазоне ниже 1 ГГц и сохраняет стек протоколов Wi-Fi [4], то есть потенциально закрывает нишу между LoRa и Wi-Fi 2,4 ГГц.</w:t>
+        <w:t xml:space="preserve">Существующие каналы решают задачу лишь частично. LoRa даёт дальность в единицы–десятки километров, но скорость в единицы килобит в секунду — видео по ней не передать. Wi-Fi 2,4 ГГц передаёт видео, его скорости составляют единицы и десятки мегабит в секунду [1], но на малых скоростях он уступает по дальности и сильнее ослабляется препятствиями. Технология Wi-Fi HaLow (IEEE 802.11ah) работает в нелицензируемом диапазоне ниже 1 ГГц и сохраняет стек протоколов Wi-Fi [4], то есть потенциально закрывает нишу между LoRa и Wi-Fi 2,4 ГГц.</w:t>
       </w:r>
     </w:p>
     <w:p>
@@ -6053,13 +6012,7 @@
         <w:rPr>
           <w:sz w:val="28"/>
         </w:rPr>
-        <w:t>Цель ВКР по задани</w:t>
-      </w:r>
-      <w:r>
-        <w:rPr>
-          <w:sz w:val="28"/>
-        </w:rPr>
-        <w:t>ю — анализ эффективности технологии Wi-Fi HaLow на платформе LilyGO T-HaLow по сравнению с традиционными протоколами Wi-Fi по дальности, уровню сигнала (RSSI), задержке и потерям пакетов; тип БПЛА — вертолётный, стандарт связи — IEEE 802.11.</w:t>
+        <w:t xml:space="preserve">Цель ВКР по заданию — анализ эффективности технологии Wi-Fi HaLow на платформе LilyGO T-HaLow по сравнению с традиционными протоколами Wi-Fi по дальности, уровню сигнала (RSSI), задержке и потерям пакетов; тип БПЛА — вертолётный, стандарт связи — IEEE 802.11.</w:t>
       </w:r>
     </w:p>
     <w:p>
@@ -6072,26 +6025,7 @@
         <w:rPr>
           <w:sz w:val="28"/>
         </w:rPr>
-        <w:t>Исследуемая си</w:t>
-      </w:r>
-      <w:r>
-        <w:rPr>
-          <w:sz w:val="28"/>
-        </w:rPr>
-        <w:t>стема — канал «точка — точка» между бортовым узлом и наземным пунктом. В её границы входят камера, бортовой процессор, радиомодули обоих концов, программы передачи и приёма и компьютер наземного пункта; планер, автопилот и навигация БПЛА остаются за границ</w:t>
-      </w:r>
-      <w:r>
-        <w:rPr>
-          <w:sz w:val="28"/>
-        </w:rPr>
-        <w:t xml:space="preserve">ами. Внешние ограничения системы: полоса 866–868 МГц и мощность не более 14 дБм (25 мВт) по решению ГКРЧ [5]; </w:t>
-      </w:r>
-      <w:r>
-        <w:rPr>
-          <w:sz w:val="28"/>
-        </w:rPr>
-        <w:lastRenderedPageBreak/>
-        <w:t>серийная плата без доработок, в которой процессор и радиомодуль связаны только интерфейсом UART [6]; автономное питание бортового узла.</w:t>
+        <w:t xml:space="preserve">Исследуемая система — канал «точка — точка» между бортовым узлом и наземным пунктом. В её границы входят камера, бортовой процессор, радиомодули обоих концов, программы передачи и приёма и компьютер наземного пункта; планер, автопилот и навигация БПЛА остаются за границами. Внешние ограничения системы: полоса 866–868 МГц и мощность не более 14 дБм (25 мВт) по решению ГКРЧ [5]; серийная плата без доработок, в которой процессор и радиомодуль связаны только интерфейсом UART [6]; автономное питание бортового узла.</w:t>
       </w:r>
     </w:p>
     <w:p>
@@ -6104,55 +6038,42 @@
         <w:rPr>
           <w:sz w:val="28"/>
         </w:rPr>
-        <w:t>Цель работ</w:t>
-      </w:r>
-      <w:r>
-        <w:rPr>
-          <w:sz w:val="28"/>
-        </w:rPr>
-        <w:t>ы декомпозирована на системные задачи по уровням системы «бортовой узел — радиоканал — наземный пункт». Задачи и результаты их решения в ходе практики приведены в таблице 1.</w:t>
+        <w:t xml:space="preserve">Цель работы декомпозирована на системные задачи по уровням системы «бортовой узел — радиоканал — наземный пункт». Задачи и результаты их решения в ходе практики приведены в таблице 1.</w:t>
       </w:r>
     </w:p>
     <w:p>
       <w:pPr>
         <w:keepNext/>
         <w:spacing w:line="360" w:lineRule="auto"/>
+        <w:jc w:val="left"/>
       </w:pPr>
       <w:r>
         <w:rPr>
           <w:sz w:val="28"/>
         </w:rPr>
-        <w:t>Таблица 1 – Системные задачи дипломной работы и их решение</w:t>
+        <w:t xml:space="preserve">Таблица 1 – Системные задачи дипломной работы и их решение</w:t>
       </w:r>
     </w:p>
     <w:tbl>
       <w:tblPr>
-        <w:tblW w:w="0" w:type="auto"/>
-        <w:tblBorders>
-          <w:top w:val="single" w:sz="4" w:space="0" w:color="000000"/>
-          <w:left w:val="single" w:sz="4" w:space="0" w:color="000000"/>
-          <w:bottom w:val="single" w:sz="4" w:space="0" w:color="000000"/>
-          <w:right w:val="single" w:sz="4" w:space="0" w:color="000000"/>
-          <w:insideH w:val="single" w:sz="4" w:space="0" w:color="000000"/>
-          <w:insideV w:val="single" w:sz="4" w:space="0" w:color="000000"/>
-        </w:tblBorders>
-        <w:tblLook w:val="04A0" w:firstRow="1" w:lastRow="0" w:firstColumn="1" w:lastColumn="0" w:noHBand="0" w:noVBand="1"/>
+        <w:tblStyle w:val="ac"/>
+        <w:tblW w:type="auto" w:w="0"/>
+        <w:tblLook w:firstColumn="1" w:firstRow="1" w:lastColumn="0" w:lastRow="0" w:noHBand="0" w:noVBand="1" w:val="04A0"/>
       </w:tblPr>
       <w:tblGrid>
-        <w:gridCol w:w="454"/>
-        <w:gridCol w:w="2835"/>
-        <w:gridCol w:w="3118"/>
-        <w:gridCol w:w="2948"/>
+        <w:gridCol w:w="2657"/>
+        <w:gridCol w:w="2657"/>
+        <w:gridCol w:w="2657"/>
+        <w:gridCol w:w="2657"/>
       </w:tblGrid>
       <w:tr>
         <w:trPr>
           <w:cantSplit/>
-          <w:tblHeader/>
+          <w:tblHeader w:val="true"/>
         </w:trPr>
         <w:tc>
           <w:tcPr>
-            <w:tcW w:w="454" w:type="dxa"/>
-            <w:shd w:val="clear" w:color="auto" w:fill="auto"/>
+            <w:tcW w:type="dxa" w:w="454"/>
           </w:tcPr>
           <w:p>
             <w:pPr>
@@ -6169,8 +6090,7 @@
         </w:tc>
         <w:tc>
           <w:tcPr>
-            <w:tcW w:w="2835" w:type="dxa"/>
-            <w:shd w:val="clear" w:color="auto" w:fill="auto"/>
+            <w:tcW w:type="dxa" w:w="2835"/>
           </w:tcPr>
           <w:p>
             <w:pPr>
@@ -6187,8 +6107,7 @@
         </w:tc>
         <w:tc>
           <w:tcPr>
-            <w:tcW w:w="3118" w:type="dxa"/>
-            <w:shd w:val="clear" w:color="auto" w:fill="auto"/>
+            <w:tcW w:type="dxa" w:w="3118"/>
           </w:tcPr>
           <w:p>
             <w:pPr>
@@ -6199,21 +6118,13 @@
                 <w:b/>
                 <w:sz w:val="22"/>
               </w:rPr>
-              <w:t>Мето</w:t>
-            </w:r>
-            <w:r>
-              <w:rPr>
-                <w:b/>
-                <w:sz w:val="22"/>
-              </w:rPr>
-              <w:t>д решения</w:t>
-            </w:r>
-          </w:p>
-        </w:tc>
-        <w:tc>
-          <w:tcPr>
-            <w:tcW w:w="2948" w:type="dxa"/>
-            <w:shd w:val="clear" w:color="auto" w:fill="auto"/>
+              <w:t>Метод решения</w:t>
+            </w:r>
+          </w:p>
+        </w:tc>
+        <w:tc>
+          <w:tcPr>
+            <w:tcW w:type="dxa" w:w="2948"/>
           </w:tcPr>
           <w:p>
             <w:pPr>
@@ -6235,12 +6146,12 @@
         </w:trPr>
         <w:tc>
           <w:tcPr>
-            <w:tcW w:w="454" w:type="dxa"/>
-            <w:shd w:val="clear" w:color="auto" w:fill="auto"/>
-          </w:tcPr>
-          <w:p>
-            <w:r>
-              <w:rPr>
+            <w:tcW w:type="dxa" w:w="454"/>
+          </w:tcPr>
+          <w:p>
+            <w:r>
+              <w:rPr>
+                <w:b w:val="0"/>
                 <w:sz w:val="22"/>
               </w:rPr>
               <w:t>1</w:t>
@@ -6249,12 +6160,12 @@
         </w:tc>
         <w:tc>
           <w:tcPr>
-            <w:tcW w:w="2835" w:type="dxa"/>
-            <w:shd w:val="clear" w:color="auto" w:fill="auto"/>
-          </w:tcPr>
-          <w:p>
-            <w:r>
-              <w:rPr>
+            <w:tcW w:type="dxa" w:w="2835"/>
+          </w:tcPr>
+          <w:p>
+            <w:r>
+              <w:rPr>
+                <w:b w:val="0"/>
                 <w:sz w:val="22"/>
               </w:rPr>
               <w:t>Выбор технологии канала связи с БПЛА</w:t>
@@ -6263,12 +6174,12 @@
         </w:tc>
         <w:tc>
           <w:tcPr>
-            <w:tcW w:w="3118" w:type="dxa"/>
-            <w:shd w:val="clear" w:color="auto" w:fill="auto"/>
-          </w:tcPr>
-          <w:p>
-            <w:r>
-              <w:rPr>
+            <w:tcW w:type="dxa" w:w="3118"/>
+          </w:tcPr>
+          <w:p>
+            <w:r>
+              <w:rPr>
+                <w:b w:val="0"/>
                 <w:sz w:val="22"/>
               </w:rPr>
               <w:t>сравнение LoRa, Wi-Fi 2,4 ГГц и Wi-Fi HaLow по дальности, скорости, проникающей способности и нормам РФ [1, 4, 5]</w:t>
@@ -6277,21 +6188,15 @@
         </w:tc>
         <w:tc>
           <w:tcPr>
-            <w:tcW w:w="2948" w:type="dxa"/>
-            <w:shd w:val="clear" w:color="auto" w:fill="auto"/>
-          </w:tcPr>
-          <w:p>
-            <w:r>
-              <w:rPr>
-                <w:sz w:val="22"/>
-              </w:rPr>
-              <w:t xml:space="preserve">выбран Wi-Fi HaLow: при нормах РФ запас бюджета на 7,7 дБ больше, чем у Wi-Fi 2,4 </w:t>
-            </w:r>
-            <w:r>
-              <w:rPr>
-                <w:sz w:val="22"/>
-              </w:rPr>
-              <w:t>ГГц, скорость достаточна для видео</w:t>
+            <w:tcW w:type="dxa" w:w="2948"/>
+          </w:tcPr>
+          <w:p>
+            <w:r>
+              <w:rPr>
+                <w:b w:val="0"/>
+                <w:sz w:val="22"/>
+              </w:rPr>
+              <w:t>выбран Wi-Fi HaLow: при нормах РФ запас бюджета на 7,7 дБ больше, чем у Wi-Fi 2,4 ГГц, скорость достаточна для видео</w:t>
             </w:r>
           </w:p>
         </w:tc>
@@ -6302,12 +6207,12 @@
         </w:trPr>
         <w:tc>
           <w:tcPr>
-            <w:tcW w:w="454" w:type="dxa"/>
-            <w:shd w:val="clear" w:color="auto" w:fill="auto"/>
-          </w:tcPr>
-          <w:p>
-            <w:r>
-              <w:rPr>
+            <w:tcW w:type="dxa" w:w="454"/>
+          </w:tcPr>
+          <w:p>
+            <w:r>
+              <w:rPr>
+                <w:b w:val="0"/>
                 <w:sz w:val="22"/>
               </w:rPr>
               <w:t>2</w:t>
@@ -6316,12 +6221,12 @@
         </w:tc>
         <w:tc>
           <w:tcPr>
-            <w:tcW w:w="2835" w:type="dxa"/>
-            <w:shd w:val="clear" w:color="auto" w:fill="auto"/>
-          </w:tcPr>
-          <w:p>
-            <w:r>
-              <w:rPr>
+            <w:tcW w:type="dxa" w:w="2835"/>
+          </w:tcPr>
+          <w:p>
+            <w:r>
+              <w:rPr>
+                <w:b w:val="0"/>
                 <w:sz w:val="22"/>
               </w:rPr>
               <w:t>Определение границ и ограничений системы</w:t>
@@ -6330,12 +6235,12 @@
         </w:tc>
         <w:tc>
           <w:tcPr>
-            <w:tcW w:w="3118" w:type="dxa"/>
-            <w:shd w:val="clear" w:color="auto" w:fill="auto"/>
-          </w:tcPr>
-          <w:p>
-            <w:r>
-              <w:rPr>
+            <w:tcW w:type="dxa" w:w="3118"/>
+          </w:tcPr>
+          <w:p>
+            <w:r>
+              <w:rPr>
+                <w:b w:val="0"/>
                 <w:sz w:val="22"/>
               </w:rPr>
               <w:t>анализ норм ГКРЧ и документации платы [5, 6]</w:t>
@@ -6344,12 +6249,12 @@
         </w:tc>
         <w:tc>
           <w:tcPr>
-            <w:tcW w:w="2948" w:type="dxa"/>
-            <w:shd w:val="clear" w:color="auto" w:fill="auto"/>
-          </w:tcPr>
-          <w:p>
-            <w:r>
-              <w:rPr>
+            <w:tcW w:type="dxa" w:w="2948"/>
+          </w:tcPr>
+          <w:p>
+            <w:r>
+              <w:rPr>
+                <w:b w:val="0"/>
                 <w:sz w:val="22"/>
               </w:rPr>
               <w:t>разрешённая конфигурация: канал 2 МГц на 867 МГц, мощность не более 14 дБм</w:t>
@@ -6363,12 +6268,12 @@
         </w:trPr>
         <w:tc>
           <w:tcPr>
-            <w:tcW w:w="454" w:type="dxa"/>
-            <w:shd w:val="clear" w:color="auto" w:fill="auto"/>
-          </w:tcPr>
-          <w:p>
-            <w:r>
-              <w:rPr>
+            <w:tcW w:type="dxa" w:w="454"/>
+          </w:tcPr>
+          <w:p>
+            <w:r>
+              <w:rPr>
+                <w:b w:val="0"/>
                 <w:sz w:val="22"/>
               </w:rPr>
               <w:t>3</w:t>
@@ -6377,12 +6282,12 @@
         </w:tc>
         <w:tc>
           <w:tcPr>
-            <w:tcW w:w="2835" w:type="dxa"/>
-            <w:shd w:val="clear" w:color="auto" w:fill="auto"/>
-          </w:tcPr>
-          <w:p>
-            <w:r>
-              <w:rPr>
+            <w:tcW w:type="dxa" w:w="2835"/>
+          </w:tcPr>
+          <w:p>
+            <w:r>
+              <w:rPr>
+                <w:b w:val="0"/>
                 <w:sz w:val="22"/>
               </w:rPr>
               <w:t>Теоретическая оценка дальности</w:t>
@@ -6391,32 +6296,26 @@
         </w:tc>
         <w:tc>
           <w:tcPr>
-            <w:tcW w:w="3118" w:type="dxa"/>
-            <w:shd w:val="clear" w:color="auto" w:fill="auto"/>
-          </w:tcPr>
-          <w:p>
-            <w:r>
-              <w:rPr>
-                <w:sz w:val="22"/>
-              </w:rPr>
-              <w:t>бюджет радиолинии; моде</w:t>
-            </w:r>
-            <w:r>
-              <w:rPr>
-                <w:sz w:val="22"/>
-              </w:rPr>
-              <w:t>ли свободного пространства и двухлучевая</w:t>
-            </w:r>
-          </w:p>
-        </w:tc>
-        <w:tc>
-          <w:tcPr>
-            <w:tcW w:w="2948" w:type="dxa"/>
-            <w:shd w:val="clear" w:color="auto" w:fill="auto"/>
-          </w:tcPr>
-          <w:p>
-            <w:r>
-              <w:rPr>
+            <w:tcW w:type="dxa" w:w="3118"/>
+          </w:tcPr>
+          <w:p>
+            <w:r>
+              <w:rPr>
+                <w:b w:val="0"/>
+                <w:sz w:val="22"/>
+              </w:rPr>
+              <w:t>бюджет радиолинии; модели свободного пространства и двухлучевая</w:t>
+            </w:r>
+          </w:p>
+        </w:tc>
+        <w:tc>
+          <w:tcPr>
+            <w:tcW w:type="dxa" w:w="2948"/>
+          </w:tcPr>
+          <w:p>
+            <w:r>
+              <w:rPr>
+                <w:b w:val="0"/>
                 <w:sz w:val="22"/>
               </w:rPr>
               <w:t>расчётная граница связи 0,98–4,9 км в свободном пространстве при 14 дБм; уточнена измерением (задача 9)</w:t>
@@ -6430,12 +6329,12 @@
         </w:trPr>
         <w:tc>
           <w:tcPr>
-            <w:tcW w:w="454" w:type="dxa"/>
-            <w:shd w:val="clear" w:color="auto" w:fill="auto"/>
-          </w:tcPr>
-          <w:p>
-            <w:r>
-              <w:rPr>
+            <w:tcW w:type="dxa" w:w="454"/>
+          </w:tcPr>
+          <w:p>
+            <w:r>
+              <w:rPr>
+                <w:b w:val="0"/>
                 <w:sz w:val="22"/>
               </w:rPr>
               <w:t>4</w:t>
@@ -6444,12 +6343,12 @@
         </w:tc>
         <w:tc>
           <w:tcPr>
-            <w:tcW w:w="2835" w:type="dxa"/>
-            <w:shd w:val="clear" w:color="auto" w:fill="auto"/>
-          </w:tcPr>
-          <w:p>
-            <w:r>
-              <w:rPr>
+            <w:tcW w:type="dxa" w:w="2835"/>
+          </w:tcPr>
+          <w:p>
+            <w:r>
+              <w:rPr>
+                <w:b w:val="0"/>
                 <w:sz w:val="22"/>
               </w:rPr>
               <w:t>Обоснование эксперимента</w:t>
@@ -6458,12 +6357,12 @@
         </w:tc>
         <w:tc>
           <w:tcPr>
-            <w:tcW w:w="3118" w:type="dxa"/>
-            <w:shd w:val="clear" w:color="auto" w:fill="auto"/>
-          </w:tcPr>
-          <w:p>
-            <w:r>
-              <w:rPr>
+            <w:tcW w:type="dxa" w:w="3118"/>
+          </w:tcPr>
+          <w:p>
+            <w:r>
+              <w:rPr>
+                <w:b w:val="0"/>
                 <w:sz w:val="22"/>
               </w:rPr>
               <w:t>анализ допущений расчёта</w:t>
@@ -6472,21 +6371,15 @@
         </w:tc>
         <w:tc>
           <w:tcPr>
-            <w:tcW w:w="2948" w:type="dxa"/>
-            <w:shd w:val="clear" w:color="auto" w:fill="auto"/>
-          </w:tcPr>
-          <w:p>
-            <w:r>
-              <w:rPr>
-                <w:sz w:val="22"/>
-              </w:rPr>
-              <w:t xml:space="preserve">перечень величин, которые даёт только измерение: фон </w:t>
-            </w:r>
-            <w:r>
-              <w:rPr>
-                <w:sz w:val="22"/>
-              </w:rPr>
-              <w:t>платы, доля потерь, реальная чувствительность</w:t>
+            <w:tcW w:type="dxa" w:w="2948"/>
+          </w:tcPr>
+          <w:p>
+            <w:r>
+              <w:rPr>
+                <w:b w:val="0"/>
+                <w:sz w:val="22"/>
+              </w:rPr>
+              <w:t>перечень величин, которые даёт только измерение: фон платы, доля потерь, реальная чувствительность</w:t>
             </w:r>
           </w:p>
         </w:tc>
@@ -6497,12 +6390,12 @@
         </w:trPr>
         <w:tc>
           <w:tcPr>
-            <w:tcW w:w="454" w:type="dxa"/>
-            <w:shd w:val="clear" w:color="auto" w:fill="auto"/>
-          </w:tcPr>
-          <w:p>
-            <w:r>
-              <w:rPr>
+            <w:tcW w:type="dxa" w:w="454"/>
+          </w:tcPr>
+          <w:p>
+            <w:r>
+              <w:rPr>
+                <w:b w:val="0"/>
                 <w:sz w:val="22"/>
               </w:rPr>
               <w:t>5</w:t>
@@ -6511,12 +6404,12 @@
         </w:tc>
         <w:tc>
           <w:tcPr>
-            <w:tcW w:w="2835" w:type="dxa"/>
-            <w:shd w:val="clear" w:color="auto" w:fill="auto"/>
-          </w:tcPr>
-          <w:p>
-            <w:r>
-              <w:rPr>
+            <w:tcW w:type="dxa" w:w="2835"/>
+          </w:tcPr>
+          <w:p>
+            <w:r>
+              <w:rPr>
+                <w:b w:val="0"/>
                 <w:sz w:val="22"/>
               </w:rPr>
               <w:t>Выбор аппаратной платформы</w:t>
@@ -6525,12 +6418,12 @@
         </w:tc>
         <w:tc>
           <w:tcPr>
-            <w:tcW w:w="3118" w:type="dxa"/>
-            <w:shd w:val="clear" w:color="auto" w:fill="auto"/>
-          </w:tcPr>
-          <w:p>
-            <w:r>
-              <w:rPr>
+            <w:tcW w:type="dxa" w:w="3118"/>
+          </w:tcPr>
+          <w:p>
+            <w:r>
+              <w:rPr>
+                <w:b w:val="0"/>
                 <w:sz w:val="22"/>
               </w:rPr>
               <w:t>сравнение доступных узлов Wi-Fi HaLow</w:t>
@@ -6539,12 +6432,12 @@
         </w:tc>
         <w:tc>
           <w:tcPr>
-            <w:tcW w:w="2948" w:type="dxa"/>
-            <w:shd w:val="clear" w:color="auto" w:fill="auto"/>
-          </w:tcPr>
-          <w:p>
-            <w:r>
-              <w:rPr>
+            <w:tcW w:type="dxa" w:w="2948"/>
+          </w:tcPr>
+          <w:p>
+            <w:r>
+              <w:rPr>
+                <w:b w:val="0"/>
                 <w:sz w:val="22"/>
               </w:rPr>
               <w:t>плата LilyGO T-HaLow — самый дешёвый законченный узел с камерой; стенд из двух плат</w:t>
@@ -6558,12 +6451,12 @@
         </w:trPr>
         <w:tc>
           <w:tcPr>
-            <w:tcW w:w="454" w:type="dxa"/>
-            <w:shd w:val="clear" w:color="auto" w:fill="auto"/>
-          </w:tcPr>
-          <w:p>
-            <w:r>
-              <w:rPr>
+            <w:tcW w:type="dxa" w:w="454"/>
+          </w:tcPr>
+          <w:p>
+            <w:r>
+              <w:rPr>
+                <w:b w:val="0"/>
                 <w:sz w:val="22"/>
               </w:rPr>
               <w:t>6</w:t>
@@ -6572,12 +6465,12 @@
         </w:tc>
         <w:tc>
           <w:tcPr>
-            <w:tcW w:w="2835" w:type="dxa"/>
-            <w:shd w:val="clear" w:color="auto" w:fill="auto"/>
-          </w:tcPr>
-          <w:p>
-            <w:r>
-              <w:rPr>
+            <w:tcW w:type="dxa" w:w="2835"/>
+          </w:tcPr>
+          <w:p>
+            <w:r>
+              <w:rPr>
+                <w:b w:val="0"/>
                 <w:sz w:val="22"/>
               </w:rPr>
               <w:t>Разработка средств и методики исследования</w:t>
@@ -6586,32 +6479,26 @@
         </w:tc>
         <w:tc>
           <w:tcPr>
-            <w:tcW w:w="3118" w:type="dxa"/>
-            <w:shd w:val="clear" w:color="auto" w:fill="auto"/>
-          </w:tcPr>
-          <w:p>
-            <w:r>
-              <w:rPr>
-                <w:sz w:val="22"/>
-              </w:rPr>
-              <w:t>программы ст</w:t>
-            </w:r>
-            <w:r>
-              <w:rPr>
-                <w:sz w:val="22"/>
-              </w:rPr>
-              <w:t>енда, журнал показателей, парные опыты в одном включении</w:t>
-            </w:r>
-          </w:p>
-        </w:tc>
-        <w:tc>
-          <w:tcPr>
-            <w:tcW w:w="2948" w:type="dxa"/>
-            <w:shd w:val="clear" w:color="auto" w:fill="auto"/>
-          </w:tcPr>
-          <w:p>
-            <w:r>
-              <w:rPr>
+            <w:tcW w:type="dxa" w:w="3118"/>
+          </w:tcPr>
+          <w:p>
+            <w:r>
+              <w:rPr>
+                <w:b w:val="0"/>
+                <w:sz w:val="22"/>
+              </w:rPr>
+              <w:t>программы стенда, журнал показателей, сравнение «выключено / включено» в одном опыте</w:t>
+            </w:r>
+          </w:p>
+        </w:tc>
+        <w:tc>
+          <w:tcPr>
+            <w:tcW w:type="dxa" w:w="2948"/>
+          </w:tcPr>
+          <w:p>
+            <w:r>
+              <w:rPr>
+                <w:b w:val="0"/>
                 <w:sz w:val="22"/>
               </w:rPr>
               <w:t>методика с показателями: скорость, RSSI, задержка, потери, PER</w:t>
@@ -6625,12 +6512,12 @@
         </w:trPr>
         <w:tc>
           <w:tcPr>
-            <w:tcW w:w="454" w:type="dxa"/>
-            <w:shd w:val="clear" w:color="auto" w:fill="auto"/>
-          </w:tcPr>
-          <w:p>
-            <w:r>
-              <w:rPr>
+            <w:tcW w:type="dxa" w:w="454"/>
+          </w:tcPr>
+          <w:p>
+            <w:r>
+              <w:rPr>
+                <w:b w:val="0"/>
                 <w:sz w:val="22"/>
               </w:rPr>
               <w:t>7</w:t>
@@ -6639,12 +6526,12 @@
         </w:tc>
         <w:tc>
           <w:tcPr>
-            <w:tcW w:w="2835" w:type="dxa"/>
-            <w:shd w:val="clear" w:color="auto" w:fill="auto"/>
-          </w:tcPr>
-          <w:p>
-            <w:r>
-              <w:rPr>
+            <w:tcW w:type="dxa" w:w="2835"/>
+          </w:tcPr>
+          <w:p>
+            <w:r>
+              <w:rPr>
+                <w:b w:val="0"/>
                 <w:sz w:val="22"/>
               </w:rPr>
               <w:t>Поиск звена, ограничивающего пропускную способность</w:t>
@@ -6653,12 +6540,12 @@
         </w:tc>
         <w:tc>
           <w:tcPr>
-            <w:tcW w:w="3118" w:type="dxa"/>
-            <w:shd w:val="clear" w:color="auto" w:fill="auto"/>
-          </w:tcPr>
-          <w:p>
-            <w:r>
-              <w:rPr>
+            <w:tcW w:type="dxa" w:w="3118"/>
+          </w:tcPr>
+          <w:p>
+            <w:r>
+              <w:rPr>
+                <w:b w:val="0"/>
                 <w:sz w:val="22"/>
               </w:rPr>
               <w:t>последовательная проверка интерфейса, процессоров и радиоканала</w:t>
@@ -6667,21 +6554,15 @@
         </w:tc>
         <w:tc>
           <w:tcPr>
-            <w:tcW w:w="2948" w:type="dxa"/>
-            <w:shd w:val="clear" w:color="auto" w:fill="auto"/>
-          </w:tcPr>
-          <w:p>
-            <w:r>
-              <w:rPr>
-                <w:sz w:val="22"/>
-              </w:rPr>
-              <w:t xml:space="preserve">скорость поднята </w:t>
-            </w:r>
-            <w:r>
-              <w:rPr>
-                <w:sz w:val="22"/>
-              </w:rPr>
-              <w:t>со 121 до 1063 кбит/с; ограничивает радиоканал (повторы MAC)</w:t>
+            <w:tcW w:type="dxa" w:w="2948"/>
+          </w:tcPr>
+          <w:p>
+            <w:r>
+              <w:rPr>
+                <w:b w:val="0"/>
+                <w:sz w:val="22"/>
+              </w:rPr>
+              <w:t>скорость поднята со 121 до 1063 кбит/с; ограничивает радиоканал (повторы MAC)</w:t>
             </w:r>
           </w:p>
         </w:tc>
@@ -6692,12 +6573,12 @@
         </w:trPr>
         <w:tc>
           <w:tcPr>
-            <w:tcW w:w="454" w:type="dxa"/>
-            <w:shd w:val="clear" w:color="auto" w:fill="auto"/>
-          </w:tcPr>
-          <w:p>
-            <w:r>
-              <w:rPr>
+            <w:tcW w:type="dxa" w:w="454"/>
+          </w:tcPr>
+          <w:p>
+            <w:r>
+              <w:rPr>
+                <w:b w:val="0"/>
                 <w:sz w:val="22"/>
               </w:rPr>
               <w:t>8</w:t>
@@ -6706,12 +6587,12 @@
         </w:tc>
         <w:tc>
           <w:tcPr>
-            <w:tcW w:w="2835" w:type="dxa"/>
-            <w:shd w:val="clear" w:color="auto" w:fill="auto"/>
-          </w:tcPr>
-          <w:p>
-            <w:r>
-              <w:rPr>
+            <w:tcW w:type="dxa" w:w="2835"/>
+          </w:tcPr>
+          <w:p>
+            <w:r>
+              <w:rPr>
+                <w:b w:val="0"/>
                 <w:sz w:val="22"/>
               </w:rPr>
               <w:t>Сравнение с IEEE 802.11 на той же платформе</w:t>
@@ -6720,12 +6601,12 @@
         </w:tc>
         <w:tc>
           <w:tcPr>
-            <w:tcW w:w="3118" w:type="dxa"/>
-            <w:shd w:val="clear" w:color="auto" w:fill="auto"/>
-          </w:tcPr>
-          <w:p>
-            <w:r>
-              <w:rPr>
+            <w:tcW w:type="dxa" w:w="3118"/>
+          </w:tcPr>
+          <w:p>
+            <w:r>
+              <w:rPr>
+                <w:b w:val="0"/>
                 <w:sz w:val="22"/>
               </w:rPr>
               <w:t>парный опыт на одних платах (Wi-Fi 2,4 ГГц встроен в ESP32-S3)</w:t>
@@ -6734,12 +6615,12 @@
         </w:tc>
         <w:tc>
           <w:tcPr>
-            <w:tcW w:w="2948" w:type="dxa"/>
-            <w:shd w:val="clear" w:color="auto" w:fill="auto"/>
-          </w:tcPr>
-          <w:p>
-            <w:r>
-              <w:rPr>
+            <w:tcW w:type="dxa" w:w="2948"/>
+          </w:tcPr>
+          <w:p>
+            <w:r>
+              <w:rPr>
+                <w:b w:val="0"/>
                 <w:sz w:val="22"/>
               </w:rPr>
               <w:t>ёмкость Wi-Fi 2,4 ГГц 15,7–19,2 Мбит/с; запас по сигналу у Wi-Fi HaLow больше</w:t>
@@ -6753,12 +6634,12 @@
         </w:trPr>
         <w:tc>
           <w:tcPr>
-            <w:tcW w:w="454" w:type="dxa"/>
-            <w:shd w:val="clear" w:color="auto" w:fill="auto"/>
-          </w:tcPr>
-          <w:p>
-            <w:r>
-              <w:rPr>
+            <w:tcW w:type="dxa" w:w="454"/>
+          </w:tcPr>
+          <w:p>
+            <w:r>
+              <w:rPr>
+                <w:b w:val="0"/>
                 <w:sz w:val="22"/>
               </w:rPr>
               <w:t>9</w:t>
@@ -6767,12 +6648,12 @@
         </w:tc>
         <w:tc>
           <w:tcPr>
-            <w:tcW w:w="2835" w:type="dxa"/>
-            <w:shd w:val="clear" w:color="auto" w:fill="auto"/>
-          </w:tcPr>
-          <w:p>
-            <w:r>
-              <w:rPr>
+            <w:tcW w:type="dxa" w:w="2835"/>
+          </w:tcPr>
+          <w:p>
+            <w:r>
+              <w:rPr>
+                <w:b w:val="0"/>
                 <w:sz w:val="22"/>
               </w:rPr>
               <w:t>Измерение границы связи</w:t>
@@ -6781,29 +6662,29 @@
         </w:tc>
         <w:tc>
           <w:tcPr>
-            <w:tcW w:w="3118" w:type="dxa"/>
-            <w:shd w:val="clear" w:color="auto" w:fill="auto"/>
-          </w:tcPr>
-          <w:p>
-            <w:r>
-              <w:rPr>
-                <w:sz w:val="22"/>
-              </w:rPr>
-              <w:t>измерение потерь на трассе в каждом состоянии связи и пересчёт на трассу прямой видимости</w:t>
-            </w:r>
-          </w:p>
-        </w:tc>
-        <w:tc>
-          <w:tcPr>
-            <w:tcW w:w="2948" w:type="dxa"/>
-            <w:shd w:val="clear" w:color="auto" w:fill="auto"/>
-          </w:tcPr>
-          <w:p>
-            <w:r>
-              <w:rPr>
-                <w:sz w:val="22"/>
-              </w:rPr>
-              <w:t>Wi-Fi HaLow: связь до ≈ 1,55 км, видео до ≈ 0,31 км; Wi-Fi 2,4 ГГц: связь до ≈ 0,87 км</w:t>
+            <w:tcW w:type="dxa" w:w="3118"/>
+          </w:tcPr>
+          <w:p>
+            <w:r>
+              <w:rPr>
+                <w:b w:val="0"/>
+                <w:sz w:val="22"/>
+              </w:rPr>
+              <w:t>измерение расстояния и потерь на трассе прямой видимости в каждом состоянии связи</w:t>
+            </w:r>
+          </w:p>
+        </w:tc>
+        <w:tc>
+          <w:tcPr>
+            <w:tcW w:type="dxa" w:w="2948"/>
+          </w:tcPr>
+          <w:p>
+            <w:r>
+              <w:rPr>
+                <w:b w:val="0"/>
+                <w:sz w:val="22"/>
+              </w:rPr>
+              <w:t>Wi-Fi HaLow: связь до ≈ 1,55 км, видео прекращается на ≈ 1,10 км; Wi-Fi 2,4 ГГц: связь до ≈ 0,87 км</w:t>
             </w:r>
           </w:p>
         </w:tc>
@@ -6814,12 +6695,12 @@
         </w:trPr>
         <w:tc>
           <w:tcPr>
-            <w:tcW w:w="454" w:type="dxa"/>
-            <w:shd w:val="clear" w:color="auto" w:fill="auto"/>
-          </w:tcPr>
-          <w:p>
-            <w:r>
-              <w:rPr>
+            <w:tcW w:type="dxa" w:w="454"/>
+          </w:tcPr>
+          <w:p>
+            <w:r>
+              <w:rPr>
+                <w:b w:val="0"/>
                 <w:sz w:val="22"/>
               </w:rPr>
               <w:t>10</w:t>
@@ -6828,12 +6709,12 @@
         </w:tc>
         <w:tc>
           <w:tcPr>
-            <w:tcW w:w="2835" w:type="dxa"/>
-            <w:shd w:val="clear" w:color="auto" w:fill="auto"/>
-          </w:tcPr>
-          <w:p>
-            <w:r>
-              <w:rPr>
+            <w:tcW w:type="dxa" w:w="2835"/>
+          </w:tcPr>
+          <w:p>
+            <w:r>
+              <w:rPr>
+                <w:b w:val="0"/>
                 <w:sz w:val="22"/>
               </w:rPr>
               <w:t>Предложения по интеграции в БПЛА</w:t>
@@ -6842,32 +6723,26 @@
         </w:tc>
         <w:tc>
           <w:tcPr>
-            <w:tcW w:w="3118" w:type="dxa"/>
-            <w:shd w:val="clear" w:color="auto" w:fill="auto"/>
-          </w:tcPr>
-          <w:p>
-            <w:r>
-              <w:rPr>
-                <w:sz w:val="22"/>
-              </w:rPr>
-              <w:t xml:space="preserve">обобщение </w:t>
-            </w:r>
-            <w:r>
-              <w:rPr>
-                <w:sz w:val="22"/>
-              </w:rPr>
-              <w:t>результатов</w:t>
-            </w:r>
-          </w:p>
-        </w:tc>
-        <w:tc>
-          <w:tcPr>
-            <w:tcW w:w="2948" w:type="dxa"/>
-            <w:shd w:val="clear" w:color="auto" w:fill="auto"/>
-          </w:tcPr>
-          <w:p>
-            <w:r>
-              <w:rPr>
+            <w:tcW w:type="dxa" w:w="3118"/>
+          </w:tcPr>
+          <w:p>
+            <w:r>
+              <w:rPr>
+                <w:b w:val="0"/>
+                <w:sz w:val="22"/>
+              </w:rPr>
+              <w:t>обобщение результатов</w:t>
+            </w:r>
+          </w:p>
+        </w:tc>
+        <w:tc>
+          <w:tcPr>
+            <w:tcW w:type="dxa" w:w="2948"/>
+          </w:tcPr>
+          <w:p>
+            <w:r>
+              <w:rPr>
+                <w:b w:val="0"/>
                 <w:sz w:val="22"/>
               </w:rPr>
               <w:t>восемь предложений по дальности и надёжности канала</w:t>
@@ -6881,18 +6756,25 @@
         <w:spacing w:line="360" w:lineRule="auto"/>
         <w:jc w:val="both"/>
       </w:pPr>
+      <w:r>
+        <w:rPr>
+          <w:sz w:val="28"/>
+        </w:rPr>
+        <w:t xml:space="preserve"/>
+      </w:r>
     </w:p>
     <w:p>
       <w:pPr>
         <w:keepNext/>
         <w:spacing w:line="360" w:lineRule="auto"/>
+        <w:jc w:val="left"/>
       </w:pPr>
       <w:r>
         <w:rPr>
           <w:b/>
           <w:sz w:val="28"/>
         </w:rPr>
-        <w:t>2 Программные и аппаратные средства</w:t>
+        <w:t xml:space="preserve">2 Программные и аппаратные средства</w:t>
       </w:r>
     </w:p>
     <w:p>
@@ -6905,26 +6787,7 @@
         <w:rPr>
           <w:sz w:val="28"/>
         </w:rPr>
-        <w:t>Бортовой узел и наземный пункт построены на одинаковых платах LilyGO T-HaLow [6]: процессор ESP32-S3 с камерой OV5640 и радиомодуль Wi-Fi HaLow Taixin TX-</w:t>
-      </w:r>
-      <w:r>
-        <w:rPr>
-          <w:sz w:val="28"/>
-        </w:rPr>
-        <w:t xml:space="preserve">AH, связанные интерфейсом UART. Наземный пункт передаёт принятые данные на </w:t>
-      </w:r>
-      <w:r>
-        <w:rPr>
-          <w:sz w:val="28"/>
-        </w:rPr>
-        <w:lastRenderedPageBreak/>
-        <w:t xml:space="preserve">компьютер по USB. Процессор ESP32-S3 содержит собственный приёмопередатчик Wi-Fi 2,4 ГГц, поэтому Wi-Fi HaLow и IEEE 802.11 сравниваются на одной аппаратной платформе — без влияния </w:t>
-      </w:r>
-      <w:r>
-        <w:rPr>
-          <w:sz w:val="28"/>
-        </w:rPr>
-        <w:t>различий оборудования и антенн. Структурная схема системы приведена на рисунке 1.</w:t>
+        <w:t xml:space="preserve">Бортовой узел и наземный пункт построены на одинаковых платах LilyGO T-HaLow [6]: процессор ESP32-S3 с камерой OV5640 и радиомодуль Wi-Fi HaLow Taixin TX-AH, связанные интерфейсом UART. Наземный пункт передаёт принятые данные на компьютер по USB. Процессор ESP32-S3 содержит собственный приёмопередатчик Wi-Fi 2,4 ГГц, поэтому Wi-Fi HaLow и IEEE 802.11 сравниваются на одной аппаратной платформе — без влияния различий оборудования и антенн. Структурная схема системы приведена на рисунке 1.</w:t>
       </w:r>
     </w:p>
     <w:p>
@@ -6933,33 +6796,38 @@
         <w:jc w:val="center"/>
       </w:pPr>
       <w:r>
-        <w:rPr>
-          <w:noProof/>
-        </w:rPr>
-        <w:pict>
-          <v:shapetype id="_x0000_t75" coordsize="21600,21600" o:spt="75" o:preferrelative="t" path="m@4@5l@4@11@9@11@9@5xe" filled="f" stroked="f">
-            <v:stroke joinstyle="miter"/>
-            <v:formulas>
-              <v:f eqn="if lineDrawn pixelLineWidth 0"/>
-              <v:f eqn="sum @0 1 0"/>
-              <v:f eqn="sum 0 0 @1"/>
-              <v:f eqn="prod @2 1 2"/>
-              <v:f eqn="prod @3 21600 pixelWidth"/>
-              <v:f eqn="prod @3 21600 pixelHeight"/>
-              <v:f eqn="sum @0 0 1"/>
-              <v:f eqn="prod @6 1 2"/>
-              <v:f eqn="prod @7 21600 pixelWidth"/>
-              <v:f eqn="sum @8 21600 0"/>
-              <v:f eqn="prod @7 21600 pixelHeight"/>
-              <v:f eqn="sum @10 21600 0"/>
-            </v:formulas>
-            <v:path o:extrusionok="f" gradientshapeok="t" o:connecttype="rect"/>
-            <o:lock v:ext="edit" aspectratio="t"/>
-          </v:shapetype>
-          <v:shape id="Picture 1" o:spid="_x0000_i1026" type="#_x0000_t75" style="width:425.15pt;height:193.15pt;visibility:visible;mso-wrap-style:square">
-            <v:imagedata r:id="rId7" o:title=""/>
-          </v:shape>
-        </w:pict>
+        <w:drawing>
+          <wp:inline xmlns:a="http://schemas.openxmlformats.org/drawingml/2006/main" xmlns:pic="http://schemas.openxmlformats.org/drawingml/2006/picture">
+            <wp:extent cx="5400000" cy="2454545"/>
+            <wp:docPr id="1" name="Picture 1"/>
+            <wp:cNvGraphicFramePr>
+              <a:graphicFrameLocks noChangeAspect="1"/>
+            </wp:cNvGraphicFramePr>
+            <a:graphic>
+              <a:graphicData uri="http://schemas.openxmlformats.org/drawingml/2006/picture">
+                <pic:pic>
+                  <pic:nvPicPr>
+                    <pic:cNvPr id="0" name="scheme.png"/>
+                    <pic:cNvPicPr/>
+                  </pic:nvPicPr>
+                  <pic:blipFill>
+                    <a:blip r:embed="rId10"/>
+                    <a:stretch>
+                      <a:fillRect/>
+                    </a:stretch>
+                  </pic:blipFill>
+                  <pic:spPr>
+                    <a:xfrm>
+                      <a:off x="0" y="0"/>
+                      <a:ext cx="5400000" cy="2454545"/>
+                    </a:xfrm>
+                    <a:prstGeom prst="rect"/>
+                  </pic:spPr>
+                </pic:pic>
+              </a:graphicData>
+            </a:graphic>
+          </wp:inline>
+        </w:drawing>
       </w:r>
     </w:p>
     <w:p>
@@ -6971,7 +6839,7 @@
         <w:rPr>
           <w:sz w:val="28"/>
         </w:rPr>
-        <w:t>Рисунок 1 – Структурная схема системы передачи данных</w:t>
+        <w:t xml:space="preserve">Рисунок 1 – Структурная схема системы передачи данных</w:t>
       </w:r>
     </w:p>
     <w:p>
@@ -6984,7 +6852,7 @@
         <w:rPr>
           <w:sz w:val="28"/>
         </w:rPr>
-        <w:t>В ходе практики разработаны программные средства исследования:</w:t>
+        <w:t xml:space="preserve">В ходе практики разработаны программные средства исследования:</w:t>
       </w:r>
     </w:p>
     <w:p>
@@ -6997,13 +6865,7 @@
         <w:rPr>
           <w:sz w:val="28"/>
         </w:rPr>
-        <w:t xml:space="preserve">– встроенные программы платы камеры и платы приёмника: </w:t>
-      </w:r>
-      <w:r>
-        <w:rPr>
-          <w:sz w:val="28"/>
-        </w:rPr>
-        <w:t>передача видео фрагментами с нумерацией, квитанция на каждый видеокадр, помехоустойчивый код для пропавших фрагментов, управление качеством сжатия по состоянию канала;</w:t>
+        <w:t xml:space="preserve">– встроенные программы платы камеры и платы приёмника: передача видео фрагментами с нумерацией, квитанция на каждый видеокадр, помехоустойчивый код для пропавших фрагментов, управление качеством сжатия по состоянию канала;</w:t>
       </w:r>
     </w:p>
     <w:p>
@@ -7016,7 +6878,7 @@
         <w:rPr>
           <w:sz w:val="28"/>
         </w:rPr>
-        <w:t>– доработки программы радиомодуля: драйвер UART, таймер паузы, регулятор мощности по отношению сигнал/шум, нижняя граница модуляции по уровню сигнала;</w:t>
+        <w:t xml:space="preserve">– доработки программы радиомодуля: драйвер UART, таймер паузы, регулятор мощности по отношению сигнал/шум, нижняя граница модуляции по уровню сигнала;</w:t>
       </w:r>
     </w:p>
     <w:p>
@@ -7029,13 +6891,7 @@
         <w:rPr>
           <w:sz w:val="28"/>
         </w:rPr>
-        <w:t>– программа приёма на компьютере: сборка и показ видео, журнал показателей канала — уровня сигнала, отнош</w:t>
-      </w:r>
-      <w:r>
-        <w:rPr>
-          <w:sz w:val="28"/>
-        </w:rPr>
-        <w:t>ения сигнал/шум, потерь, задержки и скорости;</w:t>
+        <w:t xml:space="preserve">– программа приёма на компьютере: сборка и показ видео, журнал показателей канала — уровня сигнала, отношения сигнал/шум, потерь, задержки и скорости;</w:t>
       </w:r>
     </w:p>
     <w:p>
@@ -7048,7 +6904,7 @@
         <w:rPr>
           <w:sz w:val="28"/>
         </w:rPr>
-        <w:t>– варианты программ для Wi-Fi 2,4 ГГц на тех же платах, включая измерение ёмкости канала;</w:t>
+        <w:t xml:space="preserve">– варианты программ для Wi-Fi 2,4 ГГц на тех же платах, включая измерение ёмкости канала;</w:t>
       </w:r>
     </w:p>
     <w:p>
@@ -7061,20 +6917,21 @@
         <w:rPr>
           <w:sz w:val="28"/>
         </w:rPr>
-        <w:t>– программа измерения границы связи с пересчётом результатов на трассу прямой видимости.</w:t>
+        <w:t xml:space="preserve">– программа измерения границы связи на трассе прямой видимости.</w:t>
       </w:r>
     </w:p>
     <w:p>
       <w:pPr>
         <w:keepNext/>
         <w:spacing w:line="360" w:lineRule="auto"/>
+        <w:jc w:val="left"/>
       </w:pPr>
       <w:r>
         <w:rPr>
           <w:b/>
           <w:sz w:val="28"/>
         </w:rPr>
-        <w:t>3 Экспериментальная часть</w:t>
+        <w:t xml:space="preserve">3 Экспериментальная часть</w:t>
       </w:r>
     </w:p>
     <w:p>
@@ -7087,19 +6944,7 @@
         <w:rPr>
           <w:sz w:val="28"/>
         </w:rPr>
-        <w:t>Испыт</w:t>
-      </w:r>
-      <w:r>
-        <w:rPr>
-          <w:sz w:val="28"/>
-        </w:rPr>
-        <w:t>ания проводились в два этапа. На лабораторном этапе (до 28.09.2026) платы располагались в помещении на расстоянии до 5 м в заводском канале 4 МГц; сигнал был сильным, поэтому искались ограничения самой платформы. С 28.09.2026 стенд работает в разрешённой к</w:t>
-      </w:r>
-      <w:r>
-        <w:rPr>
-          <w:sz w:val="28"/>
-        </w:rPr>
-        <w:t>онфигурации: канал 2 МГц на 867 МГц, мощность не более 14 дБм, камера — в соседней комнате на расстоянии около 5 м.</w:t>
+        <w:t xml:space="preserve">Испытания проводились в два этапа. На лабораторном этапе (до 28.09.2026) платы располагались в помещении на расстоянии до 5 м в заводском канале 4 МГц; сигнал был сильным, поэтому искались ограничения самой платформы. С 28.09.2026 стенд работает в разрешённой конфигурации: канал 2 МГц на 867 МГц, мощность не более 14 дБм, камера — в соседней комнате на расстоянии около 5 м.</w:t>
       </w:r>
     </w:p>
     <w:p>
@@ -7112,20 +6957,7 @@
         <w:rPr>
           <w:sz w:val="28"/>
         </w:rPr>
-        <w:lastRenderedPageBreak/>
-        <w:t>Исходно платформа передавала 121 кбит/с — на порядок меньше скорости радиоканала. Звенья проверялись по очереди. Драйвер UART радиомодуля пр</w:t>
-      </w:r>
-      <w:r>
-        <w:rPr>
-          <w:sz w:val="28"/>
-        </w:rPr>
-        <w:t>инимал по одному байту за прерывание и при скорости 3 Мбод терял 89,5 % байтов; после изменения драйвера потери исчезли. Паузы между фрагментами, по которым модуль определяет границы кадров, занимали линию; таймер паузы модуля уменьшен, и пауза подобрана о</w:t>
-      </w:r>
-      <w:r>
-        <w:rPr>
-          <w:sz w:val="28"/>
-        </w:rPr>
-        <w:t>пытом (1,5 мс). Программный кодер изображения заменён двухъядерным. После этого ни интерфейс, ни процессоры не ограничивают поток: ограничивает радиоканал, эфир которого на 99 % занят передачей, в основном повторами кадров MAC.</w:t>
+        <w:t xml:space="preserve">Исходно платформа передавала 121 кбит/с — на порядок меньше скорости радиоканала. Звенья проверялись по очереди. Драйвер UART радиомодуля принимал по одному байту за прерывание и при скорости 3 Мбод терял 89,5 % байтов; после изменения драйвера потери исчезли. Паузы между фрагментами, по которым модуль определяет границы кадров, занимали линию; таймер паузы модуля уменьшен, и пауза подобрана опытом (1,5 мс). Программный кодер изображения заменён двухъядерным. После этого ни интерфейс, ни процессоры не ограничивают поток: ограничивает радиоканал, эфир которого на 99 % занят передачей, в основном повторами кадров MAC.</w:t>
       </w:r>
     </w:p>
     <w:p>
@@ -7138,19 +6970,7 @@
         <w:rPr>
           <w:sz w:val="28"/>
         </w:rPr>
-        <w:t>Поскольку канал теряет замет</w:t>
-      </w:r>
-      <w:r>
-        <w:rPr>
-          <w:sz w:val="28"/>
-        </w:rPr>
-        <w:t>ную долю передач, доработки последнего этапа направлены на надёжность: выключен обмен RTS/CTS, лишний в сети из двух узлов [1], что подняло скорость в 1,8–2,2 раза; камера переведена в роль точки доступа и передаёт видео адресно; введены квитанция на видео</w:t>
-      </w:r>
-      <w:r>
-        <w:rPr>
-          <w:sz w:val="28"/>
-        </w:rPr>
-        <w:t>кадр с окном, гибрид помехоустойчивого кодирования и досылки, инерция управления качеством и нижняя граница модуляции по уровню сигнала. Каждая доработка проверена парными опытами в одном включении питания.</w:t>
+        <w:t xml:space="preserve">Поскольку канал теряет заметную долю передач, доработки последнего этапа направлены на надёжность: выключен обмен RTS/CTS, лишний в сети из двух узлов [1], что подняло скорость в 1,8–2,2 раза; камера переведена в роль точки доступа и передаёт видео адресно; введены квитанция на видеокадр с окном, гибрид помехоустойчивого кодирования и досылки, инерция управления качеством и нижняя граница модуляции по уровню сигнала. Каждая доработка проверена поочерёдным включением и выключением в одном опыте.</w:t>
       </w:r>
     </w:p>
     <w:p>
@@ -7163,19 +6983,7 @@
         <w:rPr>
           <w:sz w:val="28"/>
         </w:rPr>
-        <w:t>Итог на трассе 5 м: полезная скорость 1063 кбит/с</w:t>
-      </w:r>
-      <w:r>
-        <w:rPr>
-          <w:sz w:val="28"/>
-        </w:rPr>
-        <w:t xml:space="preserve"> (видео 480 × 320, 5 видеокадров в секунду), уровень сигнала −53 дБм, задержка по квитанции в медиане 0,34–0,50 с, потери видеокадров 1,4 %. Сравнение на той же паре плат показало ёмкость Wi-Fi 2,4 ГГц 15,7–19,2 Мбит/с против около 1 Мбит/с у Wi-Fi HaLow, </w:t>
-      </w:r>
-      <w:r>
-        <w:rPr>
-          <w:sz w:val="28"/>
-        </w:rPr>
-        <w:t>при этом запас по сигналу у Wi-Fi HaLow при мощности 1 дБм оказался больше, чем у Wi-Fi 2,4 ГГц при 14–20 дБм. Рост скорости по этапам показан на рисунке 2.</w:t>
+        <w:t xml:space="preserve">Итог на трассе 5 м: полезная скорость 1063 кбит/с (видео 480 × 320, 5 видеокадров в секунду) через стену, вне прямой видимости, уровень сигнала −53 дБм, задержка по квитанции в медиане 0,34–0,50 с, потери видеокадров 1,4 %. Сравнение на той же паре плат показало ёмкость Wi-Fi 2,4 ГГц 15,7–19,2 Мбит/с против около 1 Мбит/с у Wi-Fi HaLow, при этом запас по сигналу у Wi-Fi HaLow при мощности 1 дБм оказался больше, чем у Wi-Fi 2,4 ГГц при 14–20 дБм. Рост скорости по этапам показан на рисунке 2.</w:t>
       </w:r>
     </w:p>
     <w:p>
@@ -7184,15 +6992,38 @@
         <w:jc w:val="center"/>
       </w:pPr>
       <w:r>
-        <w:rPr>
-          <w:noProof/>
-        </w:rPr>
-        <w:lastRenderedPageBreak/>
-        <w:pict>
-          <v:shape id="Picture 2" o:spid="_x0000_i1025" type="#_x0000_t75" style="width:453.15pt;height:225.7pt;visibility:visible;mso-wrap-style:square">
-            <v:imagedata r:id="rId8" o:title=""/>
-          </v:shape>
-        </w:pict>
+        <w:drawing>
+          <wp:inline xmlns:a="http://schemas.openxmlformats.org/drawingml/2006/main" xmlns:pic="http://schemas.openxmlformats.org/drawingml/2006/picture">
+            <wp:extent cx="5760000" cy="3433160"/>
+            <wp:docPr id="2" name="Picture 2"/>
+            <wp:cNvGraphicFramePr>
+              <a:graphicFrameLocks noChangeAspect="1"/>
+            </wp:cNvGraphicFramePr>
+            <a:graphic>
+              <a:graphicData uri="http://schemas.openxmlformats.org/drawingml/2006/picture">
+                <pic:pic>
+                  <pic:nvPicPr>
+                    <pic:cNvPr id="0" name="fig_throughput.png"/>
+                    <pic:cNvPicPr/>
+                  </pic:nvPicPr>
+                  <pic:blipFill>
+                    <a:blip r:embed="rId11"/>
+                    <a:stretch>
+                      <a:fillRect/>
+                    </a:stretch>
+                  </pic:blipFill>
+                  <pic:spPr>
+                    <a:xfrm>
+                      <a:off x="0" y="0"/>
+                      <a:ext cx="5760000" cy="3433160"/>
+                    </a:xfrm>
+                    <a:prstGeom prst="rect"/>
+                  </pic:spPr>
+                </pic:pic>
+              </a:graphicData>
+            </a:graphic>
+          </wp:inline>
+        </w:drawing>
       </w:r>
     </w:p>
     <w:p>
@@ -7204,7 +7035,7 @@
         <w:rPr>
           <w:sz w:val="28"/>
         </w:rPr>
-        <w:t>Рисунок 2 – Рост пропускной способности платформы по этапам доработки</w:t>
+        <w:t xml:space="preserve">Рисунок 2 – Рост пропускной способности платформы по этапам доработки</w:t>
       </w:r>
     </w:p>
     <w:p>
@@ -7217,38 +7048,21 @@
         <w:rPr>
           <w:sz w:val="28"/>
         </w:rPr>
-        <w:t>Граница связи измерена 16.1</w:t>
-      </w:r>
-      <w:r>
-        <w:rPr>
-          <w:sz w:val="28"/>
-        </w:rPr>
-        <w:t>0.2026 для Wi-Fi HaLow (14 дБм) и Wi-Fi 2,4 ГГц (20 дБм) на одной паре плат и одних и тех же положениях приёмника. Для каждого состояния связи измерялись потери на трассе, а расстояние на трассе прямой видимости с теми же потерями находилось по формуле Фри</w:t>
-      </w:r>
-      <w:r>
-        <w:rPr>
-          <w:sz w:val="28"/>
-        </w:rPr>
-        <w:t>иса. Видео Wi-Fi HaLow передаётся до ≈ 0,31 км (потери видеокадров 9 %), прекращается на ≈ 1,10 км, связь сохраняется до ≈ 1,55 км; у Wi-Fi 2,4 ГГц видео прекращается на ≈ 0,62 км, связь — до ≈ 0,87 км. Wi-Fi HaLow удерживает связь в 1,8 раза дальше при мо</w:t>
-      </w:r>
-      <w:r>
-        <w:rPr>
-          <w:sz w:val="28"/>
-        </w:rPr>
-        <w:t>щности на 6 дБ ниже; его граница связи на уровне паспортных 1200 м производителя радиомодуля, полученных при +20 дБм.</w:t>
+        <w:t xml:space="preserve">Граница связи измерена на трассе прямой видимости для Wi-Fi HaLow (14 дБм) и Wi-Fi 2,4 ГГц (20 дБм) на одной паре плат и одних и тех же положениях приёмника. Для каждого состояния связи фиксировались расстояние и потери на трассе. Видео Wi-Fi HaLow с потерями видеокадров до 9 % передаётся до ≈ 0,31 км (скорость там падает до около 0,1 Мбит/с), прекращается на ≈ 1,10 км, связь сохраняется до ≈ 1,55 км; у Wi-Fi 2,4 ГГц видео прекращается на ≈ 0,62 км, связь — до ≈ 0,87 км. Wi-Fi HaLow удерживает связь в 1,8 раза дальше при мощности на 6 дБ ниже.</w:t>
       </w:r>
     </w:p>
     <w:p>
       <w:pPr>
         <w:keepNext/>
         <w:spacing w:line="360" w:lineRule="auto"/>
+        <w:jc w:val="left"/>
       </w:pPr>
       <w:r>
         <w:rPr>
           <w:b/>
           <w:sz w:val="28"/>
         </w:rPr>
-        <w:t>4 Выводы</w:t>
+        <w:t xml:space="preserve">4 Выводы</w:t>
       </w:r>
     </w:p>
     <w:p>
@@ -7261,13 +7075,7 @@
         <w:rPr>
           <w:sz w:val="28"/>
         </w:rPr>
-        <w:t>– Системная постановка задачи выполнена: определены границы и ограничения системы передачи данных с борта БПЛА, цель работы разби</w:t>
-      </w:r>
-      <w:r>
-        <w:rPr>
-          <w:sz w:val="28"/>
-        </w:rPr>
-        <w:t>та на десять системных задач, для каждой выбран метод решения.</w:t>
+        <w:t xml:space="preserve">– Системная постановка задачи выполнена: определены границы и ограничения системы передачи данных с борта БПЛА, цель работы разбита на десять системных задач, для каждой выбран метод решения.</w:t>
       </w:r>
     </w:p>
     <w:p>
@@ -7280,13 +7088,7 @@
         <w:rPr>
           <w:sz w:val="28"/>
         </w:rPr>
-        <w:t>– По нормам РФ Wi-Fi HaLow выигрывает у Wi-Fi 2,4 ГГц на малых скоростях и за препятствиями (запас бюджета на 7,7 дБ больше), уступает ему в скорости на порядок и превосходит LoRa по скорости н</w:t>
-      </w:r>
-      <w:r>
-        <w:rPr>
-          <w:sz w:val="28"/>
-        </w:rPr>
-        <w:t>а два–три порядка [1, 4, 5].</w:t>
+        <w:t xml:space="preserve">– По нормам РФ Wi-Fi HaLow выигрывает у Wi-Fi 2,4 ГГц на малых скоростях и за препятствиями (запас бюджета на 7,7 дБ больше), уступает ему в скорости на порядок и превосходит LoRa по скорости на два–три порядка [1, 4, 5].</w:t>
       </w:r>
     </w:p>
     <w:p>
@@ -7299,13 +7101,7 @@
         <w:rPr>
           <w:sz w:val="28"/>
         </w:rPr>
-        <w:t>– Платформа LilyGO T-HaLow после программных доработок передаёт видео 480 × 320 со скоростью 1063 кбит/с и потерями видеокадров 1,4 %; интерфейс UART задаёт её архитектурный предел, а фактически поток ограничивают потери переда</w:t>
-      </w:r>
-      <w:r>
-        <w:rPr>
-          <w:sz w:val="28"/>
-        </w:rPr>
-        <w:t>ч в радиоканале.</w:t>
+        <w:t xml:space="preserve">– Платформа LilyGO T-HaLow после программных доработок передаёт видео 480 × 320 со скоростью 1063 кбит/с и потерями видеокадров 1,4 %; интерфейс UART задаёт её архитектурный предел, а фактически поток ограничивают потери передач в радиоканале.</w:t>
       </w:r>
     </w:p>
     <w:p>
@@ -7318,14 +7114,7 @@
         <w:rPr>
           <w:sz w:val="28"/>
         </w:rPr>
-        <w:lastRenderedPageBreak/>
-        <w:t>– Для дальности и надёжности канала с борта БПЛА предложено: интерфейс SPI или SDIO вместо UART, удаление радиомодуля и антенны от камеры, отказ от RTS/CTS, бортовой узел в роли точки доступа с квитанцией на видеокадр, нижняя граница модул</w:t>
-      </w:r>
-      <w:r>
-        <w:rPr>
-          <w:sz w:val="28"/>
-        </w:rPr>
-        <w:t>яции по уровню сигнала, гибрид кодирования и досылки, регулятор мощности, снижающий её медленно и повышающий сразу, для вертолётного БПЛА — выбор рабочей высоты, канал 1–2 МГц в полосе 866–868 МГц мощностью не более 14 дБм.</w:t>
+        <w:t xml:space="preserve">– Для дальности и надёжности канала с борта БПЛА предложено: интерфейс SPI или SDIO вместо UART, удаление радиомодуля и антенны от камеры, отказ от RTS/CTS, бортовой узел в роли точки доступа с квитанцией на видеокадр, нижняя граница модуляции по уровню сигнала, гибрид кодирования и досылки, регулятор мощности, снижающий её медленно и повышающий сразу, для вертолётного БПЛА — выбор рабочей высоты, канал 1–2 МГц в полосе 866–868 МГц мощностью не более 14 дБм.</w:t>
       </w:r>
     </w:p>
     <w:p>
@@ -7338,13 +7127,7 @@
         <w:rPr>
           <w:sz w:val="28"/>
         </w:rPr>
-        <w:t>– Измерение границы связи на одн</w:t>
-      </w:r>
-      <w:r>
-        <w:rPr>
-          <w:sz w:val="28"/>
-        </w:rPr>
-        <w:t>ой паре плат в пересчёте на трассу прямой видимости: Wi-Fi HaLow удерживает связь до ≈ 1,55 км против ≈ 0,87 км у Wi-Fi 2,4 ГГц, видео передаётся до ≈ 0,31 км.</w:t>
+        <w:t xml:space="preserve">– Измерение границы связи на одной паре плат на трассе прямой видимости: Wi-Fi HaLow удерживает связь до ≈ 1,55 км против ≈ 0,87 км у Wi-Fi 2,4 ГГц, видео прекращается на ≈ 1,10 км.</w:t>
       </w:r>
     </w:p>
     <w:p>
@@ -7397,7 +7180,7 @@
         <w:rPr>
           <w:sz w:val="28"/>
         </w:rPr>
-        <w:t>1. Смирнова Е.В., Пролетарский А.В. и др. Технологии современных беспроводных сетей Wi-Fi: учебное пособие. – М.: Издательство МГТУ им. Н.Э. Баумана, 2017. – 446 с.</w:t>
+        <w:t xml:space="preserve">1. Смирнова Е.В., Пролетарский А.В. и др. Технологии современных беспроводных сетей Wi-Fi: учебное пособие. – М.: Издательство МГТУ им. Н.Э. Баумана, 2017. – 446 с.</w:t>
       </w:r>
     </w:p>
     <w:p>
@@ -7409,13 +7192,7 @@
         <w:rPr>
           <w:sz w:val="28"/>
         </w:rPr>
-        <w:t>2. Литвиненко В.И., Ногинов Ю.В. Борьба с беспилотными летательными аппаратами: учебное пос</w:t>
-      </w:r>
-      <w:r>
-        <w:rPr>
-          <w:sz w:val="28"/>
-        </w:rPr>
-        <w:t>обие / под общ. ред. А.П. Макарова. – М.: КНОРУС, 2023. – 148 с.</w:t>
+        <w:t xml:space="preserve">2. Литвиненко В.И., Ногинов Ю.В. Борьба с беспилотными летательными аппаратами: учебное пособие / под общ. ред. А.П. Макарова. – М.: КНОРУС, 2023. – 148 с.</w:t>
       </w:r>
     </w:p>
     <w:p>
@@ -7427,7 +7204,7 @@
         <w:rPr>
           <w:sz w:val="28"/>
         </w:rPr>
-        <w:t>3. Кошкин Р.П. Беспилотные авиационные системы. – М.: Стратегические приоритеты, 2016. – 676 с.</w:t>
+        <w:t xml:space="preserve">3. Кошкин Р.П. Беспилотные авиационные системы. – М.: Стратегические приоритеты, 2016. – 676 с.</w:t>
       </w:r>
     </w:p>
     <w:p>
@@ -7438,22 +7215,8 @@
       <w:r>
         <w:rPr>
           <w:sz w:val="28"/>
-          <w:lang w:val="en-US"/>
-        </w:rPr>
-        <w:t>4. IEEE Std 802.11ah-2016. IEEE Standard for Information technology. Part 11: Wireless LAN Medi</w:t>
-      </w:r>
-      <w:r>
-        <w:rPr>
-          <w:sz w:val="28"/>
-          <w:lang w:val="en-US"/>
-        </w:rPr>
-        <w:t xml:space="preserve">um Access Control (MAC) and Physical Layer (PHY) Specifications. </w:t>
-      </w:r>
-      <w:r>
-        <w:rPr>
-          <w:sz w:val="28"/>
-        </w:rPr>
-        <w:t>Amendment 2: Sub 1 GHz License Exempt Operation. – New York: IEEE, 2017.</w:t>
+        </w:rPr>
+        <w:t xml:space="preserve">4. IEEE Std 802.11ah-2016. IEEE Standard for Information technology. Part 11: Wireless LAN Medium Access Control (MAC) and Physical Layer (PHY) Specifications. Amendment 2: Sub 1 GHz License Exempt Operation. – New York: IEEE, 2017.</w:t>
       </w:r>
     </w:p>
     <w:p>
@@ -7465,13 +7228,7 @@
         <w:rPr>
           <w:sz w:val="28"/>
         </w:rPr>
-        <w:t xml:space="preserve">5. О выделении полос радиочастот устройствам малого радиуса действия: решение ГКРЧ от 07.05.2007 № 07-20-03-001 (ред. </w:t>
-      </w:r>
-      <w:r>
-        <w:rPr>
-          <w:sz w:val="28"/>
-        </w:rPr>
-        <w:t>от 24.12.2018).</w:t>
+        <w:t xml:space="preserve">5. О выделении полос радиочастот устройствам малого радиуса действия: решение ГКРЧ от 07.05.2007 № 07-20-03-001 (ред. от 24.12.2018).</w:t>
       </w:r>
     </w:p>
     <w:p>
@@ -7483,7 +7240,7 @@
         <w:rPr>
           <w:sz w:val="28"/>
         </w:rPr>
-        <w:t>6. T-Halow: исходные тексты, схема платы и комплект разработки модуля TX-AH / LilyGO. – URL: https://github.com/Xinyuan-LilyGO/T-Halow (дата обращения: 27.09.2026).</w:t>
+        <w:t xml:space="preserve">6. T-Halow: исходные тексты, схема платы и комплект разработки модуля TX-AH / LilyGO. – URL: https://github.com/Xinyuan-LilyGO/T-Halow (дата обращения: 27.09.2026).</w:t>
       </w:r>
     </w:p>
     <w:p>
@@ -7499,6 +7256,8 @@
           <w:sz w:val="28"/>
         </w:rPr>
       </w:pPr>
+      <w:bookmarkStart w:id="0" w:name="_GoBack"/>
+      <w:bookmarkEnd w:id="0"/>
     </w:p>
     <w:p>
       <w:pPr>
@@ -7511,7 +7270,7 @@
     <w:tbl>
       <w:tblPr>
         <w:tblW w:w="0" w:type="auto"/>
-        <w:tblLook w:val="00A0" w:firstRow="1" w:lastRow="0" w:firstColumn="1" w:lastColumn="0" w:noHBand="0" w:noVBand="0"/>
+        <w:tblLook w:val="00A0"/>
       </w:tblPr>
       <w:tblGrid>
         <w:gridCol w:w="2835"/>
@@ -7886,7 +7645,7 @@
       </w:pPr>
     </w:p>
     <w:sectPr>
-      <w:footerReference w:type="default" r:id="rId9"/>
+      <w:footerReference w:type="default" r:id="rId7"/>
       <w:pgSz w:w="11906" w:h="16838"/>
       <w:pgMar w:top="425" w:right="567" w:bottom="992" w:left="709" w:header="709" w:footer="709" w:gutter="0"/>
       <w:pgNumType w:start="1"/>
@@ -7899,15 +7658,15 @@
 </file>
 
 <file path=word/endnotes.xml><?xml version="1.0" encoding="utf-8"?>
-<w:endnotes xmlns:wpc="http://schemas.microsoft.com/office/word/2010/wordprocessingCanvas" xmlns:cx="http://schemas.microsoft.com/office/drawing/2014/chartex" xmlns:cx1="http://schemas.microsoft.com/office/drawing/2015/9/8/chartex" xmlns:mc="http://schemas.openxmlformats.org/markup-compatibility/2006" xmlns:o="urn:schemas-microsoft-com:office:office" xmlns:r="http://schemas.openxmlformats.org/officeDocument/2006/relationships" xmlns:m="http://schemas.openxmlformats.org/officeDocument/2006/math" xmlns:v="urn:schemas-microsoft-com:vml" xmlns:wp14="http://schemas.microsoft.com/office/word/2010/wordprocessingDrawing" xmlns:wp="http://schemas.openxmlformats.org/drawingml/2006/wordprocessingDrawing" xmlns:w10="urn:schemas-microsoft-com:office:word" xmlns:w="http://schemas.openxmlformats.org/wordprocessingml/2006/main" xmlns:w14="http://schemas.microsoft.com/office/word/2010/wordml" xmlns:w15="http://schemas.microsoft.com/office/word/2012/wordml" xmlns:w16se="http://schemas.microsoft.com/office/word/2015/wordml/symex" xmlns:wpg="http://schemas.microsoft.com/office/word/2010/wordprocessingGroup" xmlns:wpi="http://schemas.microsoft.com/office/word/2010/wordprocessingInk" xmlns:wne="http://schemas.microsoft.com/office/word/2006/wordml" xmlns:wps="http://schemas.microsoft.com/office/word/2010/wordprocessingShape" mc:Ignorable="w14 w15 w16se wp14">
-  <w:endnote w:type="separator" w:id="-1">
+<w:endnotes xmlns:ve="http://schemas.openxmlformats.org/markup-compatibility/2006" xmlns:o="urn:schemas-microsoft-com:office:office" xmlns:r="http://schemas.openxmlformats.org/officeDocument/2006/relationships" xmlns:m="http://schemas.openxmlformats.org/officeDocument/2006/math" xmlns:v="urn:schemas-microsoft-com:vml" xmlns:wp="http://schemas.openxmlformats.org/drawingml/2006/wordprocessingDrawing" xmlns:w10="urn:schemas-microsoft-com:office:word" xmlns:w="http://schemas.openxmlformats.org/wordprocessingml/2006/main" xmlns:wne="http://schemas.microsoft.com/office/word/2006/wordml">
+  <w:endnote w:type="separator" w:id="0">
     <w:p>
       <w:r>
         <w:separator/>
       </w:r>
     </w:p>
   </w:endnote>
-  <w:endnote w:type="continuationSeparator" w:id="0">
+  <w:endnote w:type="continuationSeparator" w:id="1">
     <w:p>
       <w:r>
         <w:continuationSeparator/>
@@ -7918,33 +7677,20 @@
 </file>
 
 <file path=word/footer1.xml><?xml version="1.0" encoding="utf-8"?>
-<w:ftr xmlns:wpc="http://schemas.microsoft.com/office/word/2010/wordprocessingCanvas" xmlns:cx="http://schemas.microsoft.com/office/drawing/2014/chartex" xmlns:cx1="http://schemas.microsoft.com/office/drawing/2015/9/8/chartex" xmlns:mc="http://schemas.openxmlformats.org/markup-compatibility/2006" xmlns:o="urn:schemas-microsoft-com:office:office" xmlns:r="http://schemas.openxmlformats.org/officeDocument/2006/relationships" xmlns:m="http://schemas.openxmlformats.org/officeDocument/2006/math" xmlns:v="urn:schemas-microsoft-com:vml" xmlns:wp14="http://schemas.microsoft.com/office/word/2010/wordprocessingDrawing" xmlns:wp="http://schemas.openxmlformats.org/drawingml/2006/wordprocessingDrawing" xmlns:w10="urn:schemas-microsoft-com:office:word" xmlns:w="http://schemas.openxmlformats.org/wordprocessingml/2006/main" xmlns:w14="http://schemas.microsoft.com/office/word/2010/wordml" xmlns:w15="http://schemas.microsoft.com/office/word/2012/wordml" xmlns:w16se="http://schemas.microsoft.com/office/word/2015/wordml/symex" xmlns:wpg="http://schemas.microsoft.com/office/word/2010/wordprocessingGroup" xmlns:wpi="http://schemas.microsoft.com/office/word/2010/wordprocessingInk" xmlns:wne="http://schemas.microsoft.com/office/word/2006/wordml" xmlns:wps="http://schemas.microsoft.com/office/word/2010/wordprocessingShape" mc:Ignorable="w14 w15 w16se wp14">
+<w:ftr xmlns:ve="http://schemas.openxmlformats.org/markup-compatibility/2006" xmlns:o="urn:schemas-microsoft-com:office:office" xmlns:r="http://schemas.openxmlformats.org/officeDocument/2006/relationships" xmlns:m="http://schemas.openxmlformats.org/officeDocument/2006/math" xmlns:v="urn:schemas-microsoft-com:vml" xmlns:wp="http://schemas.openxmlformats.org/drawingml/2006/wordprocessingDrawing" xmlns:w10="urn:schemas-microsoft-com:office:word" xmlns:w="http://schemas.openxmlformats.org/wordprocessingml/2006/main" xmlns:wne="http://schemas.microsoft.com/office/word/2006/wordml">
   <w:p>
     <w:pPr>
       <w:pStyle w:val="a3"/>
       <w:jc w:val="center"/>
     </w:pPr>
-    <w:r>
-      <w:fldChar w:fldCharType="begin"/>
-    </w:r>
-    <w:r>
-      <w:instrText>PAGE   \* MERGEFORMAT</w:instrText>
-    </w:r>
-    <w:r>
-      <w:fldChar w:fldCharType="separate"/>
-    </w:r>
-    <w:r>
-      <w:rPr>
-        <w:noProof/>
-      </w:rPr>
-      <w:t>3</w:t>
-    </w:r>
-    <w:r>
-      <w:rPr>
-        <w:noProof/>
-      </w:rPr>
-      <w:fldChar w:fldCharType="end"/>
-    </w:r>
+    <w:fldSimple w:instr="PAGE   \* MERGEFORMAT">
+      <w:r>
+        <w:rPr>
+          <w:noProof/>
+        </w:rPr>
+        <w:t>2</w:t>
+      </w:r>
+    </w:fldSimple>
   </w:p>
   <w:p>
     <w:pPr>
@@ -7955,15 +7701,15 @@
 </file>
 
 <file path=word/footnotes.xml><?xml version="1.0" encoding="utf-8"?>
-<w:footnotes xmlns:wpc="http://schemas.microsoft.com/office/word/2010/wordprocessingCanvas" xmlns:cx="http://schemas.microsoft.com/office/drawing/2014/chartex" xmlns:cx1="http://schemas.microsoft.com/office/drawing/2015/9/8/chartex" xmlns:mc="http://schemas.openxmlformats.org/markup-compatibility/2006" xmlns:o="urn:schemas-microsoft-com:office:office" xmlns:r="http://schemas.openxmlformats.org/officeDocument/2006/relationships" xmlns:m="http://schemas.openxmlformats.org/officeDocument/2006/math" xmlns:v="urn:schemas-microsoft-com:vml" xmlns:wp14="http://schemas.microsoft.com/office/word/2010/wordprocessingDrawing" xmlns:wp="http://schemas.openxmlformats.org/drawingml/2006/wordprocessingDrawing" xmlns:w10="urn:schemas-microsoft-com:office:word" xmlns:w="http://schemas.openxmlformats.org/wordprocessingml/2006/main" xmlns:w14="http://schemas.microsoft.com/office/word/2010/wordml" xmlns:w15="http://schemas.microsoft.com/office/word/2012/wordml" xmlns:w16se="http://schemas.microsoft.com/office/word/2015/wordml/symex" xmlns:wpg="http://schemas.microsoft.com/office/word/2010/wordprocessingGroup" xmlns:wpi="http://schemas.microsoft.com/office/word/2010/wordprocessingInk" xmlns:wne="http://schemas.microsoft.com/office/word/2006/wordml" xmlns:wps="http://schemas.microsoft.com/office/word/2010/wordprocessingShape" mc:Ignorable="w14 w15 w16se wp14">
-  <w:footnote w:type="separator" w:id="-1">
+<w:footnotes xmlns:ve="http://schemas.openxmlformats.org/markup-compatibility/2006" xmlns:o="urn:schemas-microsoft-com:office:office" xmlns:r="http://schemas.openxmlformats.org/officeDocument/2006/relationships" xmlns:m="http://schemas.openxmlformats.org/officeDocument/2006/math" xmlns:v="urn:schemas-microsoft-com:vml" xmlns:wp="http://schemas.openxmlformats.org/drawingml/2006/wordprocessingDrawing" xmlns:w10="urn:schemas-microsoft-com:office:word" xmlns:w="http://schemas.openxmlformats.org/wordprocessingml/2006/main" xmlns:wne="http://schemas.microsoft.com/office/word/2006/wordml">
+  <w:footnote w:type="separator" w:id="0">
     <w:p>
       <w:r>
         <w:separator/>
       </w:r>
     </w:p>
   </w:footnote>
-  <w:footnote w:type="continuationSeparator" w:id="0">
+  <w:footnote w:type="continuationSeparator" w:id="1">
     <w:p>
       <w:r>
         <w:continuationSeparator/>
@@ -7974,8 +7720,8 @@
 </file>
 
 <file path=word/numbering.xml><?xml version="1.0" encoding="utf-8"?>
-<w:numbering xmlns:wpc="http://schemas.microsoft.com/office/word/2010/wordprocessingCanvas" xmlns:cx="http://schemas.microsoft.com/office/drawing/2014/chartex" xmlns:cx1="http://schemas.microsoft.com/office/drawing/2015/9/8/chartex" xmlns:mc="http://schemas.openxmlformats.org/markup-compatibility/2006" xmlns:o="urn:schemas-microsoft-com:office:office" xmlns:r="http://schemas.openxmlformats.org/officeDocument/2006/relationships" xmlns:m="http://schemas.openxmlformats.org/officeDocument/2006/math" xmlns:v="urn:schemas-microsoft-com:vml" xmlns:wp14="http://schemas.microsoft.com/office/word/2010/wordprocessingDrawing" xmlns:wp="http://schemas.openxmlformats.org/drawingml/2006/wordprocessingDrawing" xmlns:w10="urn:schemas-microsoft-com:office:word" xmlns:w="http://schemas.openxmlformats.org/wordprocessingml/2006/main" xmlns:w14="http://schemas.microsoft.com/office/word/2010/wordml" xmlns:w15="http://schemas.microsoft.com/office/word/2012/wordml" xmlns:w16se="http://schemas.microsoft.com/office/word/2015/wordml/symex" xmlns:wpg="http://schemas.microsoft.com/office/word/2010/wordprocessingGroup" xmlns:wpi="http://schemas.microsoft.com/office/word/2010/wordprocessingInk" xmlns:wne="http://schemas.microsoft.com/office/word/2006/wordml" xmlns:wps="http://schemas.microsoft.com/office/word/2010/wordprocessingShape" mc:Ignorable="w14 w15 w16se wp14">
-  <w:abstractNum w:abstractNumId="0" w15:restartNumberingAfterBreak="0">
+<w:numbering xmlns:ve="http://schemas.openxmlformats.org/markup-compatibility/2006" xmlns:o="urn:schemas-microsoft-com:office:office" xmlns:r="http://schemas.openxmlformats.org/officeDocument/2006/relationships" xmlns:m="http://schemas.openxmlformats.org/officeDocument/2006/math" xmlns:v="urn:schemas-microsoft-com:vml" xmlns:wp="http://schemas.openxmlformats.org/drawingml/2006/wordprocessingDrawing" xmlns:w10="urn:schemas-microsoft-com:office:word" xmlns:w="http://schemas.openxmlformats.org/wordprocessingml/2006/main" xmlns:wne="http://schemas.microsoft.com/office/word/2006/wordml">
+  <w:abstractNum w:abstractNumId="0">
     <w:nsid w:val="096A546E"/>
     <w:multiLevelType w:val="hybridMultilevel"/>
     <w:tmpl w:val="A380DDAA"/>
@@ -8089,7 +7835,7 @@
       </w:rPr>
     </w:lvl>
   </w:abstractNum>
-  <w:abstractNum w:abstractNumId="1" w15:restartNumberingAfterBreak="0">
+  <w:abstractNum w:abstractNumId="1">
     <w:nsid w:val="0E6E3F1E"/>
     <w:multiLevelType w:val="multilevel"/>
     <w:tmpl w:val="1F5ED346"/>
@@ -8210,7 +7956,7 @@
       </w:rPr>
     </w:lvl>
   </w:abstractNum>
-  <w:abstractNum w:abstractNumId="2" w15:restartNumberingAfterBreak="0">
+  <w:abstractNum w:abstractNumId="2">
     <w:nsid w:val="0FA56015"/>
     <w:multiLevelType w:val="singleLevel"/>
     <w:tmpl w:val="CBC27C2C"/>
@@ -8231,7 +7977,7 @@
       </w:rPr>
     </w:lvl>
   </w:abstractNum>
-  <w:abstractNum w:abstractNumId="3" w15:restartNumberingAfterBreak="0">
+  <w:abstractNum w:abstractNumId="3">
     <w:nsid w:val="1BA67585"/>
     <w:multiLevelType w:val="hybridMultilevel"/>
     <w:tmpl w:val="5EE860F2"/>
@@ -8344,7 +8090,7 @@
       </w:rPr>
     </w:lvl>
   </w:abstractNum>
-  <w:abstractNum w:abstractNumId="4" w15:restartNumberingAfterBreak="0">
+  <w:abstractNum w:abstractNumId="4">
     <w:nsid w:val="20C31405"/>
     <w:multiLevelType w:val="hybridMultilevel"/>
     <w:tmpl w:val="6BAC0CEA"/>
@@ -8457,7 +8203,7 @@
       </w:rPr>
     </w:lvl>
   </w:abstractNum>
-  <w:abstractNum w:abstractNumId="5" w15:restartNumberingAfterBreak="0">
+  <w:abstractNum w:abstractNumId="5">
     <w:nsid w:val="30975120"/>
     <w:multiLevelType w:val="singleLevel"/>
     <w:tmpl w:val="F0E65490"/>
@@ -8478,7 +8224,7 @@
       </w:rPr>
     </w:lvl>
   </w:abstractNum>
-  <w:abstractNum w:abstractNumId="6" w15:restartNumberingAfterBreak="0">
+  <w:abstractNum w:abstractNumId="6">
     <w:nsid w:val="33864CEA"/>
     <w:multiLevelType w:val="multilevel"/>
     <w:tmpl w:val="1BC2290E"/>
@@ -8603,7 +8349,7 @@
       </w:rPr>
     </w:lvl>
   </w:abstractNum>
-  <w:abstractNum w:abstractNumId="7" w15:restartNumberingAfterBreak="0">
+  <w:abstractNum w:abstractNumId="7">
     <w:nsid w:val="398279F0"/>
     <w:multiLevelType w:val="singleLevel"/>
     <w:tmpl w:val="5A2A5B56"/>
@@ -8624,7 +8370,7 @@
       </w:rPr>
     </w:lvl>
   </w:abstractNum>
-  <w:abstractNum w:abstractNumId="8" w15:restartNumberingAfterBreak="0">
+  <w:abstractNum w:abstractNumId="8">
     <w:nsid w:val="3B574104"/>
     <w:multiLevelType w:val="singleLevel"/>
     <w:tmpl w:val="E76E2860"/>
@@ -8645,7 +8391,7 @@
       </w:rPr>
     </w:lvl>
   </w:abstractNum>
-  <w:abstractNum w:abstractNumId="9" w15:restartNumberingAfterBreak="0">
+  <w:abstractNum w:abstractNumId="9">
     <w:nsid w:val="3CD163CB"/>
     <w:multiLevelType w:val="hybridMultilevel"/>
     <w:tmpl w:val="3880D810"/>
@@ -8759,7 +8505,7 @@
       </w:rPr>
     </w:lvl>
   </w:abstractNum>
-  <w:abstractNum w:abstractNumId="10" w15:restartNumberingAfterBreak="0">
+  <w:abstractNum w:abstractNumId="10">
     <w:nsid w:val="3D692F15"/>
     <w:multiLevelType w:val="hybridMultilevel"/>
     <w:tmpl w:val="720E0072"/>
@@ -8899,7 +8645,7 @@
       </w:rPr>
     </w:lvl>
   </w:abstractNum>
-  <w:abstractNum w:abstractNumId="11" w15:restartNumberingAfterBreak="0">
+  <w:abstractNum w:abstractNumId="11">
     <w:nsid w:val="434B65AC"/>
     <w:multiLevelType w:val="hybridMultilevel"/>
     <w:tmpl w:val="D06C3724"/>
@@ -9012,7 +8758,7 @@
       </w:rPr>
     </w:lvl>
   </w:abstractNum>
-  <w:abstractNum w:abstractNumId="12" w15:restartNumberingAfterBreak="0">
+  <w:abstractNum w:abstractNumId="12">
     <w:nsid w:val="5EE00B8A"/>
     <w:multiLevelType w:val="hybridMultilevel"/>
     <w:tmpl w:val="26248434"/>
@@ -9125,7 +8871,7 @@
       </w:rPr>
     </w:lvl>
   </w:abstractNum>
-  <w:abstractNum w:abstractNumId="13" w15:restartNumberingAfterBreak="0">
+  <w:abstractNum w:abstractNumId="13">
     <w:nsid w:val="642F335F"/>
     <w:multiLevelType w:val="singleLevel"/>
     <w:tmpl w:val="FB2C8D5C"/>
@@ -9146,7 +8892,7 @@
       </w:rPr>
     </w:lvl>
   </w:abstractNum>
-  <w:abstractNum w:abstractNumId="14" w15:restartNumberingAfterBreak="0">
+  <w:abstractNum w:abstractNumId="14">
     <w:nsid w:val="70CF73E1"/>
     <w:multiLevelType w:val="hybridMultilevel"/>
     <w:tmpl w:val="AD540164"/>
@@ -9259,7 +9005,7 @@
       </w:rPr>
     </w:lvl>
   </w:abstractNum>
-  <w:abstractNum w:abstractNumId="15" w15:restartNumberingAfterBreak="0">
+  <w:abstractNum w:abstractNumId="15">
     <w:nsid w:val="71E24A98"/>
     <w:multiLevelType w:val="hybridMultilevel"/>
     <w:tmpl w:val="880CCB64"/>
@@ -9374,7 +9120,7 @@
       </w:rPr>
     </w:lvl>
   </w:abstractNum>
-  <w:abstractNum w:abstractNumId="16" w15:restartNumberingAfterBreak="0">
+  <w:abstractNum w:abstractNumId="16">
     <w:nsid w:val="74DF5B4B"/>
     <w:multiLevelType w:val="singleLevel"/>
     <w:tmpl w:val="D5603A9E"/>
@@ -9395,7 +9141,7 @@
       </w:rPr>
     </w:lvl>
   </w:abstractNum>
-  <w:abstractNum w:abstractNumId="17" w15:restartNumberingAfterBreak="0">
+  <w:abstractNum w:abstractNumId="17">
     <w:nsid w:val="79BC04FD"/>
     <w:multiLevelType w:val="hybridMultilevel"/>
     <w:tmpl w:val="67BAD75A"/>
@@ -9508,7 +9254,7 @@
       </w:rPr>
     </w:lvl>
   </w:abstractNum>
-  <w:abstractNum w:abstractNumId="18" w15:restartNumberingAfterBreak="0">
+  <w:abstractNum w:abstractNumId="18">
     <w:nsid w:val="7E7229AB"/>
     <w:multiLevelType w:val="hybridMultilevel"/>
     <w:tmpl w:val="A562143E"/>
@@ -9682,7 +9428,7 @@
 </file>
 
 <file path=word/styles.xml><?xml version="1.0" encoding="utf-8"?>
-<w:styles xmlns:mc="http://schemas.openxmlformats.org/markup-compatibility/2006" xmlns:r="http://schemas.openxmlformats.org/officeDocument/2006/relationships" xmlns:w="http://schemas.openxmlformats.org/wordprocessingml/2006/main" xmlns:w14="http://schemas.microsoft.com/office/word/2010/wordml" xmlns:w15="http://schemas.microsoft.com/office/word/2012/wordml" xmlns:w16se="http://schemas.microsoft.com/office/word/2015/wordml/symex" mc:Ignorable="w14 w15 w16se">
+<w:styles xmlns:r="http://schemas.openxmlformats.org/officeDocument/2006/relationships" xmlns:w="http://schemas.openxmlformats.org/wordprocessingml/2006/main">
   <w:docDefaults>
     <w:rPrDefault>
       <w:rPr>
@@ -9692,378 +9438,146 @@
     </w:rPrDefault>
     <w:pPrDefault/>
   </w:docDefaults>
-  <w:latentStyles w:defLockedState="0" w:defUIPriority="99" w:defSemiHidden="0" w:defUnhideWhenUsed="0" w:defQFormat="0" w:count="371">
-    <w:lsdException w:name="Normal" w:locked="1" w:uiPriority="0" w:qFormat="1"/>
-    <w:lsdException w:name="heading 1" w:locked="1" w:uiPriority="0" w:qFormat="1"/>
-    <w:lsdException w:name="heading 2" w:locked="1" w:semiHidden="1" w:uiPriority="0" w:unhideWhenUsed="1" w:qFormat="1"/>
-    <w:lsdException w:name="heading 3" w:locked="1" w:uiPriority="0" w:qFormat="1"/>
-    <w:lsdException w:name="heading 4" w:locked="1" w:semiHidden="1" w:uiPriority="0" w:unhideWhenUsed="1" w:qFormat="1"/>
-    <w:lsdException w:name="heading 5" w:locked="1" w:uiPriority="0" w:qFormat="1"/>
-    <w:lsdException w:name="heading 6" w:locked="1" w:uiPriority="0" w:qFormat="1"/>
-    <w:lsdException w:name="heading 7" w:locked="1" w:semiHidden="1" w:uiPriority="0" w:unhideWhenUsed="1" w:qFormat="1"/>
-    <w:lsdException w:name="heading 8" w:locked="1" w:semiHidden="1" w:uiPriority="0" w:unhideWhenUsed="1" w:qFormat="1"/>
-    <w:lsdException w:name="heading 9" w:locked="1" w:semiHidden="1" w:uiPriority="0" w:unhideWhenUsed="1" w:qFormat="1"/>
-    <w:lsdException w:name="index 1" w:semiHidden="1" w:unhideWhenUsed="1"/>
-    <w:lsdException w:name="index 2" w:semiHidden="1" w:unhideWhenUsed="1"/>
-    <w:lsdException w:name="index 3" w:semiHidden="1" w:unhideWhenUsed="1"/>
-    <w:lsdException w:name="index 4" w:semiHidden="1" w:unhideWhenUsed="1"/>
-    <w:lsdException w:name="index 5" w:semiHidden="1" w:unhideWhenUsed="1"/>
-    <w:lsdException w:name="index 6" w:semiHidden="1" w:unhideWhenUsed="1"/>
-    <w:lsdException w:name="index 7" w:semiHidden="1" w:unhideWhenUsed="1"/>
-    <w:lsdException w:name="index 8" w:semiHidden="1" w:unhideWhenUsed="1"/>
-    <w:lsdException w:name="index 9" w:semiHidden="1" w:unhideWhenUsed="1"/>
-    <w:lsdException w:name="toc 1" w:locked="1" w:uiPriority="0"/>
-    <w:lsdException w:name="toc 2" w:locked="1" w:uiPriority="0"/>
-    <w:lsdException w:name="toc 3" w:locked="1" w:uiPriority="0"/>
-    <w:lsdException w:name="toc 4" w:locked="1" w:uiPriority="0"/>
-    <w:lsdException w:name="toc 5" w:locked="1" w:uiPriority="0"/>
-    <w:lsdException w:name="toc 6" w:locked="1" w:uiPriority="0"/>
-    <w:lsdException w:name="toc 7" w:locked="1" w:uiPriority="0"/>
-    <w:lsdException w:name="toc 8" w:locked="1" w:uiPriority="0"/>
-    <w:lsdException w:name="toc 9" w:locked="1" w:uiPriority="0"/>
-    <w:lsdException w:name="Normal Indent" w:semiHidden="1" w:unhideWhenUsed="1"/>
-    <w:lsdException w:name="footnote text" w:semiHidden="1" w:unhideWhenUsed="1"/>
-    <w:lsdException w:name="annotation text" w:semiHidden="1" w:unhideWhenUsed="1"/>
-    <w:lsdException w:name="header" w:locked="1" w:uiPriority="0"/>
-    <w:lsdException w:name="footer" w:semiHidden="1" w:unhideWhenUsed="1"/>
-    <w:lsdException w:name="index heading" w:semiHidden="1" w:unhideWhenUsed="1"/>
-    <w:lsdException w:name="caption" w:locked="1" w:semiHidden="1" w:uiPriority="0" w:unhideWhenUsed="1" w:qFormat="1"/>
-    <w:lsdException w:name="table of figures" w:semiHidden="1" w:unhideWhenUsed="1"/>
-    <w:lsdException w:name="envelope address" w:semiHidden="1" w:unhideWhenUsed="1"/>
-    <w:lsdException w:name="envelope return" w:semiHidden="1" w:unhideWhenUsed="1"/>
-    <w:lsdException w:name="footnote reference" w:semiHidden="1" w:unhideWhenUsed="1"/>
-    <w:lsdException w:name="annotation reference" w:semiHidden="1" w:unhideWhenUsed="1"/>
-    <w:lsdException w:name="line number" w:semiHidden="1" w:unhideWhenUsed="1"/>
-    <w:lsdException w:name="page number" w:locked="1" w:uiPriority="0"/>
-    <w:lsdException w:name="endnote reference" w:semiHidden="1" w:unhideWhenUsed="1"/>
-    <w:lsdException w:name="endnote text" w:semiHidden="1" w:unhideWhenUsed="1"/>
-    <w:lsdException w:name="table of authorities" w:semiHidden="1" w:unhideWhenUsed="1"/>
-    <w:lsdException w:name="macro" w:semiHidden="1" w:unhideWhenUsed="1"/>
-    <w:lsdException w:name="toa heading" w:semiHidden="1" w:unhideWhenUsed="1"/>
-    <w:lsdException w:name="List" w:semiHidden="1" w:unhideWhenUsed="1"/>
-    <w:lsdException w:name="List Bullet" w:semiHidden="1" w:unhideWhenUsed="1"/>
-    <w:lsdException w:name="List Number" w:semiHidden="1" w:unhideWhenUsed="1"/>
-    <w:lsdException w:name="List 2" w:semiHidden="1" w:unhideWhenUsed="1"/>
-    <w:lsdException w:name="List 3" w:semiHidden="1" w:unhideWhenUsed="1"/>
-    <w:lsdException w:name="List 4" w:semiHidden="1" w:unhideWhenUsed="1"/>
-    <w:lsdException w:name="List 5" w:semiHidden="1" w:unhideWhenUsed="1"/>
-    <w:lsdException w:name="List Bullet 2" w:semiHidden="1" w:unhideWhenUsed="1"/>
-    <w:lsdException w:name="List Bullet 3" w:semiHidden="1" w:unhideWhenUsed="1"/>
-    <w:lsdException w:name="List Bullet 4" w:semiHidden="1" w:unhideWhenUsed="1"/>
-    <w:lsdException w:name="List Bullet 5" w:semiHidden="1" w:unhideWhenUsed="1"/>
-    <w:lsdException w:name="List Number 2" w:semiHidden="1" w:unhideWhenUsed="1"/>
-    <w:lsdException w:name="List Number 3" w:semiHidden="1" w:unhideWhenUsed="1"/>
-    <w:lsdException w:name="List Number 4" w:semiHidden="1" w:unhideWhenUsed="1"/>
-    <w:lsdException w:name="List Number 5" w:semiHidden="1" w:unhideWhenUsed="1"/>
-    <w:lsdException w:name="Title" w:locked="1" w:uiPriority="0" w:qFormat="1"/>
-    <w:lsdException w:name="Closing" w:semiHidden="1" w:unhideWhenUsed="1"/>
-    <w:lsdException w:name="Signature" w:semiHidden="1" w:unhideWhenUsed="1"/>
-    <w:lsdException w:name="Default Paragraph Font" w:locked="1" w:uiPriority="0"/>
-    <w:lsdException w:name="Body Text" w:semiHidden="1" w:unhideWhenUsed="1"/>
-    <w:lsdException w:name="Body Text Indent" w:semiHidden="1" w:unhideWhenUsed="1"/>
-    <w:lsdException w:name="List Continue" w:semiHidden="1" w:unhideWhenUsed="1"/>
-    <w:lsdException w:name="List Continue 2" w:semiHidden="1" w:unhideWhenUsed="1"/>
-    <w:lsdException w:name="List Continue 3" w:semiHidden="1" w:unhideWhenUsed="1"/>
-    <w:lsdException w:name="List Continue 4" w:semiHidden="1" w:unhideWhenUsed="1"/>
-    <w:lsdException w:name="List Continue 5" w:semiHidden="1" w:unhideWhenUsed="1"/>
-    <w:lsdException w:name="Message Header" w:semiHidden="1" w:unhideWhenUsed="1"/>
-    <w:lsdException w:name="Subtitle" w:locked="1" w:uiPriority="0" w:qFormat="1"/>
-    <w:lsdException w:name="Salutation" w:semiHidden="1" w:unhideWhenUsed="1"/>
-    <w:lsdException w:name="Date" w:semiHidden="1" w:unhideWhenUsed="1"/>
-    <w:lsdException w:name="Body Text First Indent" w:semiHidden="1" w:unhideWhenUsed="1"/>
-    <w:lsdException w:name="Body Text First Indent 2" w:semiHidden="1" w:unhideWhenUsed="1"/>
-    <w:lsdException w:name="Note Heading" w:semiHidden="1" w:unhideWhenUsed="1"/>
-    <w:lsdException w:name="Body Text 2" w:semiHidden="1" w:unhideWhenUsed="1"/>
-    <w:lsdException w:name="Body Text 3" w:semiHidden="1" w:unhideWhenUsed="1"/>
-    <w:lsdException w:name="Body Text Indent 2" w:semiHidden="1" w:unhideWhenUsed="1"/>
-    <w:lsdException w:name="Body Text Indent 3" w:semiHidden="1" w:unhideWhenUsed="1"/>
-    <w:lsdException w:name="Block Text" w:semiHidden="1" w:unhideWhenUsed="1"/>
-    <w:lsdException w:name="Hyperlink" w:semiHidden="1" w:unhideWhenUsed="1"/>
-    <w:lsdException w:name="FollowedHyperlink" w:semiHidden="1" w:unhideWhenUsed="1"/>
-    <w:lsdException w:name="Strong" w:locked="1" w:uiPriority="0" w:qFormat="1"/>
-    <w:lsdException w:name="Emphasis" w:locked="1" w:uiPriority="0" w:qFormat="1"/>
-    <w:lsdException w:name="Document Map" w:semiHidden="1" w:unhideWhenUsed="1"/>
-    <w:lsdException w:name="Plain Text" w:semiHidden="1" w:unhideWhenUsed="1"/>
-    <w:lsdException w:name="E-mail Signature" w:semiHidden="1" w:unhideWhenUsed="1"/>
-    <w:lsdException w:name="HTML Top of Form" w:semiHidden="1" w:unhideWhenUsed="1"/>
-    <w:lsdException w:name="HTML Bottom of Form" w:semiHidden="1" w:unhideWhenUsed="1"/>
-    <w:lsdException w:name="Normal (Web)" w:semiHidden="1" w:unhideWhenUsed="1"/>
-    <w:lsdException w:name="HTML Acronym" w:semiHidden="1" w:unhideWhenUsed="1"/>
-    <w:lsdException w:name="HTML Address" w:semiHidden="1" w:unhideWhenUsed="1"/>
-    <w:lsdException w:name="HTML Cite" w:semiHidden="1" w:unhideWhenUsed="1"/>
-    <w:lsdException w:name="HTML Code" w:semiHidden="1" w:unhideWhenUsed="1"/>
-    <w:lsdException w:name="HTML Definition" w:semiHidden="1" w:unhideWhenUsed="1"/>
-    <w:lsdException w:name="HTML Keyboard" w:semiHidden="1" w:unhideWhenUsed="1"/>
-    <w:lsdException w:name="HTML Preformatted" w:semiHidden="1" w:unhideWhenUsed="1"/>
-    <w:lsdException w:name="HTML Sample" w:semiHidden="1" w:unhideWhenUsed="1"/>
-    <w:lsdException w:name="HTML Typewriter" w:semiHidden="1" w:unhideWhenUsed="1"/>
-    <w:lsdException w:name="HTML Variable" w:semiHidden="1" w:unhideWhenUsed="1"/>
-    <w:lsdException w:name="Normal Table" w:semiHidden="1" w:unhideWhenUsed="1"/>
-    <w:lsdException w:name="annotation subject" w:semiHidden="1" w:unhideWhenUsed="1"/>
-    <w:lsdException w:name="No List" w:semiHidden="1" w:unhideWhenUsed="1"/>
-    <w:lsdException w:name="Outline List 1" w:semiHidden="1" w:unhideWhenUsed="1"/>
-    <w:lsdException w:name="Outline List 2" w:semiHidden="1" w:unhideWhenUsed="1"/>
-    <w:lsdException w:name="Outline List 3" w:semiHidden="1" w:unhideWhenUsed="1"/>
-    <w:lsdException w:name="Table Simple 1" w:semiHidden="1" w:unhideWhenUsed="1"/>
-    <w:lsdException w:name="Table Simple 2" w:semiHidden="1" w:unhideWhenUsed="1"/>
-    <w:lsdException w:name="Table Simple 3" w:semiHidden="1" w:unhideWhenUsed="1"/>
-    <w:lsdException w:name="Table Classic 1" w:semiHidden="1" w:unhideWhenUsed="1"/>
-    <w:lsdException w:name="Table Classic 2" w:semiHidden="1" w:unhideWhenUsed="1"/>
-    <w:lsdException w:name="Table Classic 3" w:semiHidden="1" w:unhideWhenUsed="1"/>
-    <w:lsdException w:name="Table Classic 4" w:semiHidden="1" w:unhideWhenUsed="1"/>
-    <w:lsdException w:name="Table Colorful 1" w:semiHidden="1" w:unhideWhenUsed="1"/>
-    <w:lsdException w:name="Table Colorful 2" w:semiHidden="1" w:unhideWhenUsed="1"/>
-    <w:lsdException w:name="Table Colorful 3" w:semiHidden="1" w:unhideWhenUsed="1"/>
-    <w:lsdException w:name="Table Columns 1" w:semiHidden="1" w:unhideWhenUsed="1"/>
-    <w:lsdException w:name="Table Columns 2" w:semiHidden="1" w:unhideWhenUsed="1"/>
-    <w:lsdException w:name="Table Columns 3" w:semiHidden="1" w:unhideWhenUsed="1"/>
-    <w:lsdException w:name="Table Columns 4" w:semiHidden="1" w:unhideWhenUsed="1"/>
-    <w:lsdException w:name="Table Columns 5" w:semiHidden="1" w:unhideWhenUsed="1"/>
-    <w:lsdException w:name="Table Grid 1" w:semiHidden="1" w:unhideWhenUsed="1"/>
-    <w:lsdException w:name="Table Grid 2" w:semiHidden="1" w:unhideWhenUsed="1"/>
-    <w:lsdException w:name="Table Grid 3" w:semiHidden="1" w:unhideWhenUsed="1"/>
-    <w:lsdException w:name="Table Grid 4" w:semiHidden="1" w:unhideWhenUsed="1"/>
-    <w:lsdException w:name="Table Grid 5" w:semiHidden="1" w:unhideWhenUsed="1"/>
-    <w:lsdException w:name="Table Grid 6" w:semiHidden="1" w:unhideWhenUsed="1"/>
-    <w:lsdException w:name="Table Grid 7" w:semiHidden="1" w:unhideWhenUsed="1"/>
-    <w:lsdException w:name="Table Grid 8" w:semiHidden="1" w:unhideWhenUsed="1"/>
-    <w:lsdException w:name="Table List 1" w:semiHidden="1" w:unhideWhenUsed="1"/>
-    <w:lsdException w:name="Table List 2" w:semiHidden="1" w:unhideWhenUsed="1"/>
-    <w:lsdException w:name="Table List 3" w:semiHidden="1" w:unhideWhenUsed="1"/>
-    <w:lsdException w:name="Table List 4" w:semiHidden="1" w:unhideWhenUsed="1"/>
-    <w:lsdException w:name="Table List 5" w:semiHidden="1" w:unhideWhenUsed="1"/>
-    <w:lsdException w:name="Table List 6" w:semiHidden="1" w:unhideWhenUsed="1"/>
-    <w:lsdException w:name="Table List 7" w:semiHidden="1" w:unhideWhenUsed="1"/>
-    <w:lsdException w:name="Table List 8" w:semiHidden="1" w:unhideWhenUsed="1"/>
-    <w:lsdException w:name="Table 3D effects 1" w:semiHidden="1" w:unhideWhenUsed="1"/>
-    <w:lsdException w:name="Table 3D effects 2" w:semiHidden="1" w:unhideWhenUsed="1"/>
-    <w:lsdException w:name="Table 3D effects 3" w:semiHidden="1" w:unhideWhenUsed="1"/>
-    <w:lsdException w:name="Table Contemporary" w:semiHidden="1" w:unhideWhenUsed="1"/>
-    <w:lsdException w:name="Table Elegant" w:semiHidden="1" w:unhideWhenUsed="1"/>
-    <w:lsdException w:name="Table Professional" w:semiHidden="1" w:unhideWhenUsed="1"/>
-    <w:lsdException w:name="Table Subtle 1" w:semiHidden="1" w:unhideWhenUsed="1"/>
-    <w:lsdException w:name="Table Subtle 2" w:semiHidden="1" w:unhideWhenUsed="1"/>
-    <w:lsdException w:name="Table Web 1" w:semiHidden="1" w:unhideWhenUsed="1"/>
-    <w:lsdException w:name="Table Web 2" w:semiHidden="1" w:unhideWhenUsed="1"/>
-    <w:lsdException w:name="Table Web 3" w:semiHidden="1" w:unhideWhenUsed="1"/>
-    <w:lsdException w:name="Balloon Text" w:semiHidden="1" w:unhideWhenUsed="1"/>
-    <w:lsdException w:name="Table Grid" w:locked="1" w:uiPriority="0"/>
-    <w:lsdException w:name="Table Theme" w:semiHidden="1" w:unhideWhenUsed="1"/>
-    <w:lsdException w:name="Placeholder Text" w:semiHidden="1"/>
-    <w:lsdException w:name="No Spacing" w:uiPriority="1" w:qFormat="1"/>
-    <w:lsdException w:name="Light Shading" w:uiPriority="60"/>
-    <w:lsdException w:name="Light List" w:uiPriority="61"/>
-    <w:lsdException w:name="Light Grid" w:uiPriority="62"/>
-    <w:lsdException w:name="Medium Shading 1" w:uiPriority="63"/>
-    <w:lsdException w:name="Medium Shading 2" w:uiPriority="64"/>
-    <w:lsdException w:name="Medium List 1" w:uiPriority="65"/>
-    <w:lsdException w:name="Medium List 2" w:uiPriority="66"/>
-    <w:lsdException w:name="Medium Grid 1" w:uiPriority="67"/>
-    <w:lsdException w:name="Medium Grid 2" w:uiPriority="68"/>
-    <w:lsdException w:name="Medium Grid 3" w:uiPriority="69"/>
-    <w:lsdException w:name="Dark List" w:uiPriority="70"/>
-    <w:lsdException w:name="Colorful Shading" w:uiPriority="71"/>
-    <w:lsdException w:name="Colorful List" w:uiPriority="72"/>
-    <w:lsdException w:name="Colorful Grid" w:uiPriority="73"/>
-    <w:lsdException w:name="Light Shading Accent 1" w:uiPriority="60"/>
-    <w:lsdException w:name="Light List Accent 1" w:uiPriority="61"/>
-    <w:lsdException w:name="Light Grid Accent 1" w:uiPriority="62"/>
-    <w:lsdException w:name="Medium Shading 1 Accent 1" w:uiPriority="63"/>
-    <w:lsdException w:name="Medium Shading 2 Accent 1" w:uiPriority="64"/>
-    <w:lsdException w:name="Medium List 1 Accent 1" w:uiPriority="65"/>
-    <w:lsdException w:name="Revision" w:semiHidden="1"/>
-    <w:lsdException w:name="List Paragraph" w:uiPriority="34" w:qFormat="1"/>
-    <w:lsdException w:name="Quote" w:uiPriority="29" w:qFormat="1"/>
-    <w:lsdException w:name="Intense Quote" w:uiPriority="30" w:qFormat="1"/>
-    <w:lsdException w:name="Medium List 2 Accent 1" w:uiPriority="66"/>
-    <w:lsdException w:name="Medium Grid 1 Accent 1" w:uiPriority="67"/>
-    <w:lsdException w:name="Medium Grid 2 Accent 1" w:uiPriority="68"/>
-    <w:lsdException w:name="Medium Grid 3 Accent 1" w:uiPriority="69"/>
-    <w:lsdException w:name="Dark List Accent 1" w:uiPriority="70"/>
-    <w:lsdException w:name="Colorful Shading Accent 1" w:uiPriority="71"/>
-    <w:lsdException w:name="Colorful List Accent 1" w:uiPriority="72"/>
-    <w:lsdException w:name="Colorful Grid Accent 1" w:uiPriority="73"/>
-    <w:lsdException w:name="Light Shading Accent 2" w:uiPriority="60"/>
-    <w:lsdException w:name="Light List Accent 2" w:uiPriority="61"/>
-    <w:lsdException w:name="Light Grid Accent 2" w:uiPriority="62"/>
-    <w:lsdException w:name="Medium Shading 1 Accent 2" w:uiPriority="63"/>
-    <w:lsdException w:name="Medium Shading 2 Accent 2" w:uiPriority="64"/>
-    <w:lsdException w:name="Medium List 1 Accent 2" w:uiPriority="65"/>
-    <w:lsdException w:name="Medium List 2 Accent 2" w:uiPriority="66"/>
-    <w:lsdException w:name="Medium Grid 1 Accent 2" w:uiPriority="67"/>
-    <w:lsdException w:name="Medium Grid 2 Accent 2" w:uiPriority="68"/>
-    <w:lsdException w:name="Medium Grid 3 Accent 2" w:uiPriority="69"/>
-    <w:lsdException w:name="Dark List Accent 2" w:uiPriority="70"/>
-    <w:lsdException w:name="Colorful Shading Accent 2" w:uiPriority="71"/>
-    <w:lsdException w:name="Colorful List Accent 2" w:uiPriority="72"/>
-    <w:lsdException w:name="Colorful Grid Accent 2" w:uiPriority="73"/>
-    <w:lsdException w:name="Light Shading Accent 3" w:uiPriority="60"/>
-    <w:lsdException w:name="Light List Accent 3" w:uiPriority="61"/>
-    <w:lsdException w:name="Light Grid Accent 3" w:uiPriority="62"/>
-    <w:lsdException w:name="Medium Shading 1 Accent 3" w:uiPriority="63"/>
-    <w:lsdException w:name="Medium Shading 2 Accent 3" w:uiPriority="64"/>
-    <w:lsdException w:name="Medium List 1 Accent 3" w:uiPriority="65"/>
-    <w:lsdException w:name="Medium List 2 Accent 3" w:uiPriority="66"/>
-    <w:lsdException w:name="Medium Grid 1 Accent 3" w:uiPriority="67"/>
-    <w:lsdException w:name="Medium Grid 2 Accent 3" w:uiPriority="68"/>
-    <w:lsdException w:name="Medium Grid 3 Accent 3" w:uiPriority="69"/>
-    <w:lsdException w:name="Dark List Accent 3" w:uiPriority="70"/>
-    <w:lsdException w:name="Colorful Shading Accent 3" w:uiPriority="71"/>
-    <w:lsdException w:name="Colorful List Accent 3" w:uiPriority="72"/>
-    <w:lsdException w:name="Colorful Grid Accent 3" w:uiPriority="73"/>
-    <w:lsdException w:name="Light Shading Accent 4" w:uiPriority="60"/>
-    <w:lsdException w:name="Light List Accent 4" w:uiPriority="61"/>
-    <w:lsdException w:name="Light Grid Accent 4" w:uiPriority="62"/>
-    <w:lsdException w:name="Medium Shading 1 Accent 4" w:uiPriority="63"/>
-    <w:lsdException w:name="Medium Shading 2 Accent 4" w:uiPriority="64"/>
-    <w:lsdException w:name="Medium List 1 Accent 4" w:uiPriority="65"/>
-    <w:lsdException w:name="Medium List 2 Accent 4" w:uiPriority="66"/>
-    <w:lsdException w:name="Medium Grid 1 Accent 4" w:uiPriority="67"/>
-    <w:lsdException w:name="Medium Grid 2 Accent 4" w:uiPriority="68"/>
-    <w:lsdException w:name="Medium Grid 3 Accent 4" w:uiPriority="69"/>
-    <w:lsdException w:name="Dark List Accent 4" w:uiPriority="70"/>
-    <w:lsdException w:name="Colorful Shading Accent 4" w:uiPriority="71"/>
-    <w:lsdException w:name="Colorful List Accent 4" w:uiPriority="72"/>
-    <w:lsdException w:name="Colorful Grid Accent 4" w:uiPriority="73"/>
-    <w:lsdException w:name="Light Shading Accent 5" w:uiPriority="60"/>
-    <w:lsdException w:name="Light List Accent 5" w:uiPriority="61"/>
-    <w:lsdException w:name="Light Grid Accent 5" w:uiPriority="62"/>
-    <w:lsdException w:name="Medium Shading 1 Accent 5" w:uiPriority="63"/>
-    <w:lsdException w:name="Medium Shading 2 Accent 5" w:uiPriority="64"/>
-    <w:lsdException w:name="Medium List 1 Accent 5" w:uiPriority="65"/>
-    <w:lsdException w:name="Medium List 2 Accent 5" w:uiPriority="66"/>
-    <w:lsdException w:name="Medium Grid 1 Accent 5" w:uiPriority="67"/>
-    <w:lsdException w:name="Medium Grid 2 Accent 5" w:uiPriority="68"/>
-    <w:lsdException w:name="Medium Grid 3 Accent 5" w:uiPriority="69"/>
-    <w:lsdException w:name="Dark List Accent 5" w:uiPriority="70"/>
-    <w:lsdException w:name="Colorful Shading Accent 5" w:uiPriority="71"/>
-    <w:lsdException w:name="Colorful List Accent 5" w:uiPriority="72"/>
-    <w:lsdException w:name="Colorful Grid Accent 5" w:uiPriority="73"/>
-    <w:lsdException w:name="Light Shading Accent 6" w:uiPriority="60"/>
-    <w:lsdException w:name="Light List Accent 6" w:uiPriority="61"/>
-    <w:lsdException w:name="Light Grid Accent 6" w:uiPriority="62"/>
-    <w:lsdException w:name="Medium Shading 1 Accent 6" w:uiPriority="63"/>
-    <w:lsdException w:name="Medium Shading 2 Accent 6" w:uiPriority="64"/>
-    <w:lsdException w:name="Medium List 1 Accent 6" w:uiPriority="65"/>
-    <w:lsdException w:name="Medium List 2 Accent 6" w:uiPriority="66"/>
-    <w:lsdException w:name="Medium Grid 1 Accent 6" w:uiPriority="67"/>
-    <w:lsdException w:name="Medium Grid 2 Accent 6" w:uiPriority="68"/>
-    <w:lsdException w:name="Medium Grid 3 Accent 6" w:uiPriority="69"/>
-    <w:lsdException w:name="Dark List Accent 6" w:uiPriority="70"/>
-    <w:lsdException w:name="Colorful Shading Accent 6" w:uiPriority="71"/>
-    <w:lsdException w:name="Colorful List Accent 6" w:uiPriority="72"/>
-    <w:lsdException w:name="Colorful Grid Accent 6" w:uiPriority="73"/>
-    <w:lsdException w:name="Subtle Emphasis" w:uiPriority="19" w:qFormat="1"/>
-    <w:lsdException w:name="Intense Emphasis" w:uiPriority="21" w:qFormat="1"/>
-    <w:lsdException w:name="Subtle Reference" w:uiPriority="31" w:qFormat="1"/>
-    <w:lsdException w:name="Intense Reference" w:uiPriority="32" w:qFormat="1"/>
-    <w:lsdException w:name="Book Title" w:uiPriority="33" w:qFormat="1"/>
-    <w:lsdException w:name="Bibliography" w:semiHidden="1" w:uiPriority="37" w:unhideWhenUsed="1"/>
-    <w:lsdException w:name="TOC Heading" w:semiHidden="1" w:uiPriority="39" w:unhideWhenUsed="1" w:qFormat="1"/>
-    <w:lsdException w:name="Plain Table 1" w:uiPriority="41"/>
-    <w:lsdException w:name="Plain Table 2" w:uiPriority="42"/>
-    <w:lsdException w:name="Plain Table 3" w:uiPriority="43"/>
-    <w:lsdException w:name="Plain Table 4" w:uiPriority="44"/>
-    <w:lsdException w:name="Plain Table 5" w:uiPriority="45"/>
-    <w:lsdException w:name="Grid Table Light" w:uiPriority="40"/>
-    <w:lsdException w:name="Grid Table 1 Light" w:uiPriority="46"/>
-    <w:lsdException w:name="Grid Table 2" w:uiPriority="47"/>
-    <w:lsdException w:name="Grid Table 3" w:uiPriority="48"/>
-    <w:lsdException w:name="Grid Table 4" w:uiPriority="49"/>
-    <w:lsdException w:name="Grid Table 5 Dark" w:uiPriority="50"/>
-    <w:lsdException w:name="Grid Table 6 Colorful" w:uiPriority="51"/>
-    <w:lsdException w:name="Grid Table 7 Colorful" w:uiPriority="52"/>
-    <w:lsdException w:name="Grid Table 1 Light Accent 1" w:uiPriority="46"/>
-    <w:lsdException w:name="Grid Table 2 Accent 1" w:uiPriority="47"/>
-    <w:lsdException w:name="Grid Table 3 Accent 1" w:uiPriority="48"/>
-    <w:lsdException w:name="Grid Table 4 Accent 1" w:uiPriority="49"/>
-    <w:lsdException w:name="Grid Table 5 Dark Accent 1" w:uiPriority="50"/>
-    <w:lsdException w:name="Grid Table 6 Colorful Accent 1" w:uiPriority="51"/>
-    <w:lsdException w:name="Grid Table 7 Colorful Accent 1" w:uiPriority="52"/>
-    <w:lsdException w:name="Grid Table 1 Light Accent 2" w:uiPriority="46"/>
-    <w:lsdException w:name="Grid Table 2 Accent 2" w:uiPriority="47"/>
-    <w:lsdException w:name="Grid Table 3 Accent 2" w:uiPriority="48"/>
-    <w:lsdException w:name="Grid Table 4 Accent 2" w:uiPriority="49"/>
-    <w:lsdException w:name="Grid Table 5 Dark Accent 2" w:uiPriority="50"/>
-    <w:lsdException w:name="Grid Table 6 Colorful Accent 2" w:uiPriority="51"/>
-    <w:lsdException w:name="Grid Table 7 Colorful Accent 2" w:uiPriority="52"/>
-    <w:lsdException w:name="Grid Table 1 Light Accent 3" w:uiPriority="46"/>
-    <w:lsdException w:name="Grid Table 2 Accent 3" w:uiPriority="47"/>
-    <w:lsdException w:name="Grid Table 3 Accent 3" w:uiPriority="48"/>
-    <w:lsdException w:name="Grid Table 4 Accent 3" w:uiPriority="49"/>
-    <w:lsdException w:name="Grid Table 5 Dark Accent 3" w:uiPriority="50"/>
-    <w:lsdException w:name="Grid Table 6 Colorful Accent 3" w:uiPriority="51"/>
-    <w:lsdException w:name="Grid Table 7 Colorful Accent 3" w:uiPriority="52"/>
-    <w:lsdException w:name="Grid Table 1 Light Accent 4" w:uiPriority="46"/>
-    <w:lsdException w:name="Grid Table 2 Accent 4" w:uiPriority="47"/>
-    <w:lsdException w:name="Grid Table 3 Accent 4" w:uiPriority="48"/>
-    <w:lsdException w:name="Grid Table 4 Accent 4" w:uiPriority="49"/>
-    <w:lsdException w:name="Grid Table 5 Dark Accent 4" w:uiPriority="50"/>
-    <w:lsdException w:name="Grid Table 6 Colorful Accent 4" w:uiPriority="51"/>
-    <w:lsdException w:name="Grid Table 7 Colorful Accent 4" w:uiPriority="52"/>
-    <w:lsdException w:name="Grid Table 1 Light Accent 5" w:uiPriority="46"/>
-    <w:lsdException w:name="Grid Table 2 Accent 5" w:uiPriority="47"/>
-    <w:lsdException w:name="Grid Table 3 Accent 5" w:uiPriority="48"/>
-    <w:lsdException w:name="Grid Table 4 Accent 5" w:uiPriority="49"/>
-    <w:lsdException w:name="Grid Table 5 Dark Accent 5" w:uiPriority="50"/>
-    <w:lsdException w:name="Grid Table 6 Colorful Accent 5" w:uiPriority="51"/>
-    <w:lsdException w:name="Grid Table 7 Colorful Accent 5" w:uiPriority="52"/>
-    <w:lsdException w:name="Grid Table 1 Light Accent 6" w:uiPriority="46"/>
-    <w:lsdException w:name="Grid Table 2 Accent 6" w:uiPriority="47"/>
-    <w:lsdException w:name="Grid Table 3 Accent 6" w:uiPriority="48"/>
-    <w:lsdException w:name="Grid Table 4 Accent 6" w:uiPriority="49"/>
-    <w:lsdException w:name="Grid Table 5 Dark Accent 6" w:uiPriority="50"/>
-    <w:lsdException w:name="Grid Table 6 Colorful Accent 6" w:uiPriority="51"/>
-    <w:lsdException w:name="Grid Table 7 Colorful Accent 6" w:uiPriority="52"/>
-    <w:lsdException w:name="List Table 1 Light" w:uiPriority="46"/>
-    <w:lsdException w:name="List Table 2" w:uiPriority="47"/>
-    <w:lsdException w:name="List Table 3" w:uiPriority="48"/>
-    <w:lsdException w:name="List Table 4" w:uiPriority="49"/>
-    <w:lsdException w:name="List Table 5 Dark" w:uiPriority="50"/>
-    <w:lsdException w:name="List Table 6 Colorful" w:uiPriority="51"/>
-    <w:lsdException w:name="List Table 7 Colorful" w:uiPriority="52"/>
-    <w:lsdException w:name="List Table 1 Light Accent 1" w:uiPriority="46"/>
-    <w:lsdException w:name="List Table 2 Accent 1" w:uiPriority="47"/>
-    <w:lsdException w:name="List Table 3 Accent 1" w:uiPriority="48"/>
-    <w:lsdException w:name="List Table 4 Accent 1" w:uiPriority="49"/>
-    <w:lsdException w:name="List Table 5 Dark Accent 1" w:uiPriority="50"/>
-    <w:lsdException w:name="List Table 6 Colorful Accent 1" w:uiPriority="51"/>
-    <w:lsdException w:name="List Table 7 Colorful Accent 1" w:uiPriority="52"/>
-    <w:lsdException w:name="List Table 1 Light Accent 2" w:uiPriority="46"/>
-    <w:lsdException w:name="List Table 2 Accent 2" w:uiPriority="47"/>
-    <w:lsdException w:name="List Table 3 Accent 2" w:uiPriority="48"/>
-    <w:lsdException w:name="List Table 4 Accent 2" w:uiPriority="49"/>
-    <w:lsdException w:name="List Table 5 Dark Accent 2" w:uiPriority="50"/>
-    <w:lsdException w:name="List Table 6 Colorful Accent 2" w:uiPriority="51"/>
-    <w:lsdException w:name="List Table 7 Colorful Accent 2" w:uiPriority="52"/>
-    <w:lsdException w:name="List Table 1 Light Accent 3" w:uiPriority="46"/>
-    <w:lsdException w:name="List Table 2 Accent 3" w:uiPriority="47"/>
-    <w:lsdException w:name="List Table 3 Accent 3" w:uiPriority="48"/>
-    <w:lsdException w:name="List Table 4 Accent 3" w:uiPriority="49"/>
-    <w:lsdException w:name="List Table 5 Dark Accent 3" w:uiPriority="50"/>
-    <w:lsdException w:name="List Table 6 Colorful Accent 3" w:uiPriority="51"/>
-    <w:lsdException w:name="List Table 7 Colorful Accent 3" w:uiPriority="52"/>
-    <w:lsdException w:name="List Table 1 Light Accent 4" w:uiPriority="46"/>
-    <w:lsdException w:name="List Table 2 Accent 4" w:uiPriority="47"/>
-    <w:lsdException w:name="List Table 3 Accent 4" w:uiPriority="48"/>
-    <w:lsdException w:name="List Table 4 Accent 4" w:uiPriority="49"/>
-    <w:lsdException w:name="List Table 5 Dark Accent 4" w:uiPriority="50"/>
-    <w:lsdException w:name="List Table 6 Colorful Accent 4" w:uiPriority="51"/>
-    <w:lsdException w:name="List Table 7 Colorful Accent 4" w:uiPriority="52"/>
-    <w:lsdException w:name="List Table 1 Light Accent 5" w:uiPriority="46"/>
-    <w:lsdException w:name="List Table 2 Accent 5" w:uiPriority="47"/>
-    <w:lsdException w:name="List Table 3 Accent 5" w:uiPriority="48"/>
-    <w:lsdException w:name="List Table 4 Accent 5" w:uiPriority="49"/>
-    <w:lsdException w:name="List Table 5 Dark Accent 5" w:uiPriority="50"/>
-    <w:lsdException w:name="List Table 6 Colorful Accent 5" w:uiPriority="51"/>
-    <w:lsdException w:name="List Table 7 Colorful Accent 5" w:uiPriority="52"/>
-    <w:lsdException w:name="List Table 1 Light Accent 6" w:uiPriority="46"/>
-    <w:lsdException w:name="List Table 2 Accent 6" w:uiPriority="47"/>
-    <w:lsdException w:name="List Table 3 Accent 6" w:uiPriority="48"/>
-    <w:lsdException w:name="List Table 4 Accent 6" w:uiPriority="49"/>
-    <w:lsdException w:name="List Table 5 Dark Accent 6" w:uiPriority="50"/>
-    <w:lsdException w:name="List Table 6 Colorful Accent 6" w:uiPriority="51"/>
-    <w:lsdException w:name="List Table 7 Colorful Accent 6" w:uiPriority="52"/>
+  <w:latentStyles w:defLockedState="0" w:defUIPriority="99" w:defSemiHidden="1" w:defUnhideWhenUsed="1" w:defQFormat="0" w:count="267">
+    <w:lsdException w:name="Normal" w:locked="1" w:semiHidden="0" w:uiPriority="0" w:unhideWhenUsed="0" w:qFormat="1"/>
+    <w:lsdException w:name="heading 1" w:locked="1" w:semiHidden="0" w:uiPriority="0" w:unhideWhenUsed="0" w:qFormat="1"/>
+    <w:lsdException w:name="heading 2" w:locked="1" w:uiPriority="0" w:qFormat="1"/>
+    <w:lsdException w:name="heading 3" w:locked="1" w:semiHidden="0" w:uiPriority="0" w:unhideWhenUsed="0" w:qFormat="1"/>
+    <w:lsdException w:name="heading 4" w:locked="1" w:uiPriority="0" w:qFormat="1"/>
+    <w:lsdException w:name="heading 5" w:locked="1" w:semiHidden="0" w:uiPriority="0" w:unhideWhenUsed="0" w:qFormat="1"/>
+    <w:lsdException w:name="heading 6" w:locked="1" w:semiHidden="0" w:uiPriority="0" w:unhideWhenUsed="0" w:qFormat="1"/>
+    <w:lsdException w:name="heading 7" w:locked="1" w:uiPriority="0" w:qFormat="1"/>
+    <w:lsdException w:name="heading 8" w:locked="1" w:uiPriority="0" w:qFormat="1"/>
+    <w:lsdException w:name="heading 9" w:locked="1" w:uiPriority="0" w:qFormat="1"/>
+    <w:lsdException w:name="toc 1" w:locked="1" w:semiHidden="0" w:uiPriority="0" w:unhideWhenUsed="0"/>
+    <w:lsdException w:name="toc 2" w:locked="1" w:semiHidden="0" w:uiPriority="0" w:unhideWhenUsed="0"/>
+    <w:lsdException w:name="toc 3" w:locked="1" w:semiHidden="0" w:uiPriority="0" w:unhideWhenUsed="0"/>
+    <w:lsdException w:name="toc 4" w:locked="1" w:semiHidden="0" w:uiPriority="0" w:unhideWhenUsed="0"/>
+    <w:lsdException w:name="toc 5" w:locked="1" w:semiHidden="0" w:uiPriority="0" w:unhideWhenUsed="0"/>
+    <w:lsdException w:name="toc 6" w:locked="1" w:semiHidden="0" w:uiPriority="0" w:unhideWhenUsed="0"/>
+    <w:lsdException w:name="toc 7" w:locked="1" w:semiHidden="0" w:uiPriority="0" w:unhideWhenUsed="0"/>
+    <w:lsdException w:name="toc 8" w:locked="1" w:semiHidden="0" w:uiPriority="0" w:unhideWhenUsed="0"/>
+    <w:lsdException w:name="toc 9" w:locked="1" w:semiHidden="0" w:uiPriority="0" w:unhideWhenUsed="0"/>
+    <w:lsdException w:name="header" w:locked="1" w:semiHidden="0" w:uiPriority="0" w:unhideWhenUsed="0"/>
+    <w:lsdException w:name="caption" w:locked="1" w:uiPriority="0" w:qFormat="1"/>
+    <w:lsdException w:name="page number" w:locked="1" w:semiHidden="0" w:uiPriority="0" w:unhideWhenUsed="0"/>
+    <w:lsdException w:name="Title" w:locked="1" w:semiHidden="0" w:uiPriority="0" w:unhideWhenUsed="0" w:qFormat="1"/>
+    <w:lsdException w:name="Default Paragraph Font" w:locked="1" w:semiHidden="0" w:uiPriority="0" w:unhideWhenUsed="0"/>
+    <w:lsdException w:name="Subtitle" w:locked="1" w:semiHidden="0" w:uiPriority="0" w:unhideWhenUsed="0" w:qFormat="1"/>
+    <w:lsdException w:name="Strong" w:locked="1" w:semiHidden="0" w:uiPriority="0" w:unhideWhenUsed="0" w:qFormat="1"/>
+    <w:lsdException w:name="Emphasis" w:locked="1" w:semiHidden="0" w:uiPriority="0" w:unhideWhenUsed="0" w:qFormat="1"/>
+    <w:lsdException w:name="Table Grid" w:locked="1" w:semiHidden="0" w:uiPriority="0" w:unhideWhenUsed="0"/>
+    <w:lsdException w:name="Placeholder Text" w:unhideWhenUsed="0"/>
+    <w:lsdException w:name="No Spacing" w:semiHidden="0" w:uiPriority="1" w:unhideWhenUsed="0" w:qFormat="1"/>
+    <w:lsdException w:name="Light Shading" w:semiHidden="0" w:uiPriority="60" w:unhideWhenUsed="0"/>
+    <w:lsdException w:name="Light List" w:semiHidden="0" w:uiPriority="61" w:unhideWhenUsed="0"/>
+    <w:lsdException w:name="Light Grid" w:semiHidden="0" w:uiPriority="62" w:unhideWhenUsed="0"/>
+    <w:lsdException w:name="Medium Shading 1" w:semiHidden="0" w:uiPriority="63" w:unhideWhenUsed="0"/>
+    <w:lsdException w:name="Medium Shading 2" w:semiHidden="0" w:uiPriority="64" w:unhideWhenUsed="0"/>
+    <w:lsdException w:name="Medium List 1" w:semiHidden="0" w:uiPriority="65" w:unhideWhenUsed="0"/>
+    <w:lsdException w:name="Medium List 2" w:semiHidden="0" w:uiPriority="66" w:unhideWhenUsed="0"/>
+    <w:lsdException w:name="Medium Grid 1" w:semiHidden="0" w:uiPriority="67" w:unhideWhenUsed="0"/>
+    <w:lsdException w:name="Medium Grid 2" w:semiHidden="0" w:uiPriority="68" w:unhideWhenUsed="0"/>
+    <w:lsdException w:name="Medium Grid 3" w:semiHidden="0" w:uiPriority="69" w:unhideWhenUsed="0"/>
+    <w:lsdException w:name="Dark List" w:semiHidden="0" w:uiPriority="70" w:unhideWhenUsed="0"/>
+    <w:lsdException w:name="Colorful Shading" w:semiHidden="0" w:uiPriority="71" w:unhideWhenUsed="0"/>
+    <w:lsdException w:name="Colorful List" w:semiHidden="0" w:uiPriority="72" w:unhideWhenUsed="0"/>
+    <w:lsdException w:name="Colorful Grid" w:semiHidden="0" w:uiPriority="73" w:unhideWhenUsed="0"/>
+    <w:lsdException w:name="Light Shading Accent 1" w:semiHidden="0" w:uiPriority="60" w:unhideWhenUsed="0"/>
+    <w:lsdException w:name="Light List Accent 1" w:semiHidden="0" w:uiPriority="61" w:unhideWhenUsed="0"/>
+    <w:lsdException w:name="Light Grid Accent 1" w:semiHidden="0" w:uiPriority="62" w:unhideWhenUsed="0"/>
+    <w:lsdException w:name="Medium Shading 1 Accent 1" w:semiHidden="0" w:uiPriority="63" w:unhideWhenUsed="0"/>
+    <w:lsdException w:name="Medium Shading 2 Accent 1" w:semiHidden="0" w:uiPriority="64" w:unhideWhenUsed="0"/>
+    <w:lsdException w:name="Medium List 1 Accent 1" w:semiHidden="0" w:uiPriority="65" w:unhideWhenUsed="0"/>
+    <w:lsdException w:name="Revision" w:unhideWhenUsed="0"/>
+    <w:lsdException w:name="List Paragraph" w:semiHidden="0" w:uiPriority="34" w:unhideWhenUsed="0" w:qFormat="1"/>
+    <w:lsdException w:name="Quote" w:semiHidden="0" w:uiPriority="29" w:unhideWhenUsed="0" w:qFormat="1"/>
+    <w:lsdException w:name="Intense Quote" w:semiHidden="0" w:uiPriority="30" w:unhideWhenUsed="0" w:qFormat="1"/>
+    <w:lsdException w:name="Medium List 2 Accent 1" w:semiHidden="0" w:uiPriority="66" w:unhideWhenUsed="0"/>
+    <w:lsdException w:name="Medium Grid 1 Accent 1" w:semiHidden="0" w:uiPriority="67" w:unhideWhenUsed="0"/>
+    <w:lsdException w:name="Medium Grid 2 Accent 1" w:semiHidden="0" w:uiPriority="68" w:unhideWhenUsed="0"/>
+    <w:lsdException w:name="Medium Grid 3 Accent 1" w:semiHidden="0" w:uiPriority="69" w:unhideWhenUsed="0"/>
+    <w:lsdException w:name="Dark List Accent 1" w:semiHidden="0" w:uiPriority="70" w:unhideWhenUsed="0"/>
+    <w:lsdException w:name="Colorful Shading Accent 1" w:semiHidden="0" w:uiPriority="71" w:unhideWhenUsed="0"/>
+    <w:lsdException w:name="Colorful List Accent 1" w:semiHidden="0" w:uiPriority="72" w:unhideWhenUsed="0"/>
+    <w:lsdException w:name="Colorful Grid Accent 1" w:semiHidden="0" w:uiPriority="73" w:unhideWhenUsed="0"/>
+    <w:lsdException w:name="Light Shading Accent 2" w:semiHidden="0" w:uiPriority="60" w:unhideWhenUsed="0"/>
+    <w:lsdException w:name="Light List Accent 2" w:semiHidden="0" w:uiPriority="61" w:unhideWhenUsed="0"/>
+    <w:lsdException w:name="Light Grid Accent 2" w:semiHidden="0" w:uiPriority="62" w:unhideWhenUsed="0"/>
+    <w:lsdException w:name="Medium Shading 1 Accent 2" w:semiHidden="0" w:uiPriority="63" w:unhideWhenUsed="0"/>
+    <w:lsdException w:name="Medium Shading 2 Accent 2" w:semiHidden="0" w:uiPriority="64" w:unhideWhenUsed="0"/>
+    <w:lsdException w:name="Medium List 1 Accent 2" w:semiHidden="0" w:uiPriority="65" w:unhideWhenUsed="0"/>
+    <w:lsdException w:name="Medium List 2 Accent 2" w:semiHidden="0" w:uiPriority="66" w:unhideWhenUsed="0"/>
+    <w:lsdException w:name="Medium Grid 1 Accent 2" w:semiHidden="0" w:uiPriority="67" w:unhideWhenUsed="0"/>
+    <w:lsdException w:name="Medium Grid 2 Accent 2" w:semiHidden="0" w:uiPriority="68" w:unhideWhenUsed="0"/>
+    <w:lsdException w:name="Medium Grid 3 Accent 2" w:semiHidden="0" w:uiPriority="69" w:unhideWhenUsed="0"/>
+    <w:lsdException w:name="Dark List Accent 2" w:semiHidden="0" w:uiPriority="70" w:unhideWhenUsed="0"/>
+    <w:lsdException w:name="Colorful Shading Accent 2" w:semiHidden="0" w:uiPriority="71" w:unhideWhenUsed="0"/>
+    <w:lsdException w:name="Colorful List Accent 2" w:semiHidden="0" w:uiPriority="72" w:unhideWhenUsed="0"/>
+    <w:lsdException w:name="Colorful Grid Accent 2" w:semiHidden="0" w:uiPriority="73" w:unhideWhenUsed="0"/>
+    <w:lsdException w:name="Light Shading Accent 3" w:semiHidden="0" w:uiPriority="60" w:unhideWhenUsed="0"/>
+    <w:lsdException w:name="Light List Accent 3" w:semiHidden="0" w:uiPriority="61" w:unhideWhenUsed="0"/>
+    <w:lsdException w:name="Light Grid Accent 3" w:semiHidden="0" w:uiPriority="62" w:unhideWhenUsed="0"/>
+    <w:lsdException w:name="Medium Shading 1 Accent 3" w:semiHidden="0" w:uiPriority="63" w:unhideWhenUsed="0"/>
+    <w:lsdException w:name="Medium Shading 2 Accent 3" w:semiHidden="0" w:uiPriority="64" w:unhideWhenUsed="0"/>
+    <w:lsdException w:name="Medium List 1 Accent 3" w:semiHidden="0" w:uiPriority="65" w:unhideWhenUsed="0"/>
+    <w:lsdException w:name="Medium List 2 Accent 3" w:semiHidden="0" w:uiPriority="66" w:unhideWhenUsed="0"/>
+    <w:lsdException w:name="Medium Grid 1 Accent 3" w:semiHidden="0" w:uiPriority="67" w:unhideWhenUsed="0"/>
+    <w:lsdException w:name="Medium Grid 2 Accent 3" w:semiHidden="0" w:uiPriority="68" w:unhideWhenUsed="0"/>
+    <w:lsdException w:name="Medium Grid 3 Accent 3" w:semiHidden="0" w:uiPriority="69" w:unhideWhenUsed="0"/>
+    <w:lsdException w:name="Dark List Accent 3" w:semiHidden="0" w:uiPriority="70" w:unhideWhenUsed="0"/>
+    <w:lsdException w:name="Colorful Shading Accent 3" w:semiHidden="0" w:uiPriority="71" w:unhideWhenUsed="0"/>
+    <w:lsdException w:name="Colorful List Accent 3" w:semiHidden="0" w:uiPriority="72" w:unhideWhenUsed="0"/>
+    <w:lsdException w:name="Colorful Grid Accent 3" w:semiHidden="0" w:uiPriority="73" w:unhideWhenUsed="0"/>
+    <w:lsdException w:name="Light Shading Accent 4" w:semiHidden="0" w:uiPriority="60" w:unhideWhenUsed="0"/>
+    <w:lsdException w:name="Light List Accent 4" w:semiHidden="0" w:uiPriority="61" w:unhideWhenUsed="0"/>
+    <w:lsdException w:name="Light Grid Accent 4" w:semiHidden="0" w:uiPriority="62" w:unhideWhenUsed="0"/>
+    <w:lsdException w:name="Medium Shading 1 Accent 4" w:semiHidden="0" w:uiPriority="63" w:unhideWhenUsed="0"/>
+    <w:lsdException w:name="Medium Shading 2 Accent 4" w:semiHidden="0" w:uiPriority="64" w:unhideWhenUsed="0"/>
+    <w:lsdException w:name="Medium List 1 Accent 4" w:semiHidden="0" w:uiPriority="65" w:unhideWhenUsed="0"/>
+    <w:lsdException w:name="Medium List 2 Accent 4" w:semiHidden="0" w:uiPriority="66" w:unhideWhenUsed="0"/>
+    <w:lsdException w:name="Medium Grid 1 Accent 4" w:semiHidden="0" w:uiPriority="67" w:unhideWhenUsed="0"/>
+    <w:lsdException w:name="Medium Grid 2 Accent 4" w:semiHidden="0" w:uiPriority="68" w:unhideWhenUsed="0"/>
+    <w:lsdException w:name="Medium Grid 3 Accent 4" w:semiHidden="0" w:uiPriority="69" w:unhideWhenUsed="0"/>
+    <w:lsdException w:name="Dark List Accent 4" w:semiHidden="0" w:uiPriority="70" w:unhideWhenUsed="0"/>
+    <w:lsdException w:name="Colorful Shading Accent 4" w:semiHidden="0" w:uiPriority="71" w:unhideWhenUsed="0"/>
+    <w:lsdException w:name="Colorful List Accent 4" w:semiHidden="0" w:uiPriority="72" w:unhideWhenUsed="0"/>
+    <w:lsdException w:name="Colorful Grid Accent 4" w:semiHidden="0" w:uiPriority="73" w:unhideWhenUsed="0"/>
+    <w:lsdException w:name="Light Shading Accent 5" w:semiHidden="0" w:uiPriority="60" w:unhideWhenUsed="0"/>
+    <w:lsdException w:name="Light List Accent 5" w:semiHidden="0" w:uiPriority="61" w:unhideWhenUsed="0"/>
+    <w:lsdException w:name="Light Grid Accent 5" w:semiHidden="0" w:uiPriority="62" w:unhideWhenUsed="0"/>
+    <w:lsdException w:name="Medium Shading 1 Accent 5" w:semiHidden="0" w:uiPriority="63" w:unhideWhenUsed="0"/>
+    <w:lsdException w:name="Medium Shading 2 Accent 5" w:semiHidden="0" w:uiPriority="64" w:unhideWhenUsed="0"/>
+    <w:lsdException w:name="Medium List 1 Accent 5" w:semiHidden="0" w:uiPriority="65" w:unhideWhenUsed="0"/>
+    <w:lsdException w:name="Medium List 2 Accent 5" w:semiHidden="0" w:uiPriority="66" w:unhideWhenUsed="0"/>
+    <w:lsdException w:name="Medium Grid 1 Accent 5" w:semiHidden="0" w:uiPriority="67" w:unhideWhenUsed="0"/>
+    <w:lsdException w:name="Medium Grid 2 Accent 5" w:semiHidden="0" w:uiPriority="68" w:unhideWhenUsed="0"/>
+    <w:lsdException w:name="Medium Grid 3 Accent 5" w:semiHidden="0" w:uiPriority="69" w:unhideWhenUsed="0"/>
+    <w:lsdException w:name="Dark List Accent 5" w:semiHidden="0" w:uiPriority="70" w:unhideWhenUsed="0"/>
+    <w:lsdException w:name="Colorful Shading Accent 5" w:semiHidden="0" w:uiPriority="71" w:unhideWhenUsed="0"/>
+    <w:lsdException w:name="Colorful List Accent 5" w:semiHidden="0" w:uiPriority="72" w:unhideWhenUsed="0"/>
+    <w:lsdException w:name="Colorful Grid Accent 5" w:semiHidden="0" w:uiPriority="73" w:unhideWhenUsed="0"/>
+    <w:lsdException w:name="Light Shading Accent 6" w:semiHidden="0" w:uiPriority="60" w:unhideWhenUsed="0"/>
+    <w:lsdException w:name="Light List Accent 6" w:semiHidden="0" w:uiPriority="61" w:unhideWhenUsed="0"/>
+    <w:lsdException w:name="Light Grid Accent 6" w:semiHidden="0" w:uiPriority="62" w:unhideWhenUsed="0"/>
+    <w:lsdException w:name="Medium Shading 1 Accent 6" w:semiHidden="0" w:uiPriority="63" w:unhideWhenUsed="0"/>
+    <w:lsdException w:name="Medium Shading 2 Accent 6" w:semiHidden="0" w:uiPriority="64" w:unhideWhenUsed="0"/>
+    <w:lsdException w:name="Medium List 1 Accent 6" w:semiHidden="0" w:uiPriority="65" w:unhideWhenUsed="0"/>
+    <w:lsdException w:name="Medium List 2 Accent 6" w:semiHidden="0" w:uiPriority="66" w:unhideWhenUsed="0"/>
+    <w:lsdException w:name="Medium Grid 1 Accent 6" w:semiHidden="0" w:uiPriority="67" w:unhideWhenUsed="0"/>
+    <w:lsdException w:name="Medium Grid 2 Accent 6" w:semiHidden="0" w:uiPriority="68" w:unhideWhenUsed="0"/>
+    <w:lsdException w:name="Medium Grid 3 Accent 6" w:semiHidden="0" w:uiPriority="69" w:unhideWhenUsed="0"/>
+    <w:lsdException w:name="Dark List Accent 6" w:semiHidden="0" w:uiPriority="70" w:unhideWhenUsed="0"/>
+    <w:lsdException w:name="Colorful Shading Accent 6" w:semiHidden="0" w:uiPriority="71" w:unhideWhenUsed="0"/>
+    <w:lsdException w:name="Colorful List Accent 6" w:semiHidden="0" w:uiPriority="72" w:unhideWhenUsed="0"/>
+    <w:lsdException w:name="Colorful Grid Accent 6" w:semiHidden="0" w:uiPriority="73" w:unhideWhenUsed="0"/>
+    <w:lsdException w:name="Subtle Emphasis" w:semiHidden="0" w:uiPriority="19" w:unhideWhenUsed="0" w:qFormat="1"/>
+    <w:lsdException w:name="Intense Emphasis" w:semiHidden="0" w:uiPriority="21" w:unhideWhenUsed="0" w:qFormat="1"/>
+    <w:lsdException w:name="Subtle Reference" w:semiHidden="0" w:uiPriority="31" w:unhideWhenUsed="0" w:qFormat="1"/>
+    <w:lsdException w:name="Intense Reference" w:semiHidden="0" w:uiPriority="32" w:unhideWhenUsed="0" w:qFormat="1"/>
+    <w:lsdException w:name="Book Title" w:semiHidden="0" w:uiPriority="33" w:unhideWhenUsed="0" w:qFormat="1"/>
+    <w:lsdException w:name="Bibliography" w:uiPriority="37"/>
+    <w:lsdException w:name="TOC Heading" w:uiPriority="39" w:qFormat="1"/>
   </w:latentStyles>
   <w:style w:type="paragraph" w:default="1" w:styleId="a">
     <w:name w:val="Normal"/>
@@ -10147,6 +9661,7 @@
     <w:uiPriority w:val="99"/>
     <w:semiHidden/>
     <w:unhideWhenUsed/>
+    <w:qFormat/>
     <w:tblPr>
       <w:tblInd w:w="0" w:type="dxa"/>
       <w:tblCellMar>
@@ -10165,6 +9680,7 @@
   </w:style>
   <w:style w:type="character" w:customStyle="1" w:styleId="30">
     <w:name w:val="Заголовок 3 Знак"/>
+    <w:basedOn w:val="a0"/>
     <w:link w:val="3"/>
     <w:uiPriority w:val="99"/>
     <w:locked/>
@@ -10180,6 +9696,7 @@
   </w:style>
   <w:style w:type="character" w:customStyle="1" w:styleId="50">
     <w:name w:val="Заголовок 5 Знак"/>
+    <w:basedOn w:val="a0"/>
     <w:link w:val="5"/>
     <w:uiPriority w:val="99"/>
     <w:locked/>
@@ -10197,6 +9714,7 @@
   </w:style>
   <w:style w:type="character" w:customStyle="1" w:styleId="60">
     <w:name w:val="Заголовок 6 Знак"/>
+    <w:basedOn w:val="a0"/>
     <w:link w:val="6"/>
     <w:uiPriority w:val="99"/>
     <w:locked/>
@@ -10223,6 +9741,7 @@
   </w:style>
   <w:style w:type="character" w:customStyle="1" w:styleId="a4">
     <w:name w:val="Нижний колонтитул Знак"/>
+    <w:basedOn w:val="a0"/>
     <w:link w:val="a3"/>
     <w:uiPriority w:val="99"/>
     <w:locked/>
@@ -10249,6 +9768,7 @@
   </w:style>
   <w:style w:type="character" w:customStyle="1" w:styleId="a6">
     <w:name w:val="Верхний колонтитул Знак"/>
+    <w:basedOn w:val="a0"/>
     <w:link w:val="a5"/>
     <w:uiPriority w:val="99"/>
     <w:locked/>
@@ -10262,6 +9782,7 @@
   </w:style>
   <w:style w:type="character" w:styleId="a7">
     <w:name w:val="page number"/>
+    <w:basedOn w:val="a0"/>
     <w:uiPriority w:val="99"/>
     <w:rsid w:val="00E55C49"/>
     <w:rPr>
@@ -10270,6 +9791,7 @@
   </w:style>
   <w:style w:type="character" w:customStyle="1" w:styleId="FontStyle37">
     <w:name w:val="Font Style37"/>
+    <w:basedOn w:val="a0"/>
     <w:uiPriority w:val="99"/>
     <w:rsid w:val="00E55C49"/>
     <w:rPr>
@@ -10293,6 +9815,7 @@
   </w:style>
   <w:style w:type="character" w:styleId="a9">
     <w:name w:val="Placeholder Text"/>
+    <w:basedOn w:val="a0"/>
     <w:uiPriority w:val="99"/>
     <w:semiHidden/>
     <w:rsid w:val="000054CD"/>
@@ -10316,6 +9839,7 @@
   </w:style>
   <w:style w:type="character" w:customStyle="1" w:styleId="ab">
     <w:name w:val="Текст выноски Знак"/>
+    <w:basedOn w:val="a0"/>
     <w:link w:val="aa"/>
     <w:uiPriority w:val="99"/>
     <w:semiHidden/>
@@ -10334,6 +9858,7 @@
     <w:uiPriority w:val="99"/>
     <w:rsid w:val="00D233F8"/>
     <w:tblPr>
+      <w:tblInd w:w="0" w:type="dxa"/>
       <w:tblBorders>
         <w:top w:val="single" w:sz="4" w:space="0" w:color="000000"/>
         <w:left w:val="single" w:sz="4" w:space="0" w:color="000000"/>
@@ -10342,6 +9867,12 @@
         <w:insideH w:val="single" w:sz="4" w:space="0" w:color="000000"/>
         <w:insideV w:val="single" w:sz="4" w:space="0" w:color="000000"/>
       </w:tblBorders>
+      <w:tblCellMar>
+        <w:top w:w="0" w:type="dxa"/>
+        <w:left w:w="108" w:type="dxa"/>
+        <w:bottom w:w="0" w:type="dxa"/>
+        <w:right w:w="108" w:type="dxa"/>
+      </w:tblCellMar>
     </w:tblPr>
   </w:style>
 </w:styles>

--- a/docs/praktika/Zhurnal_praktiki.docx
+++ b/docs/praktika/Zhurnal_praktiki.docx
@@ -436,7 +436,7 @@
                 <w:sz w:val="26"/>
                 <w:szCs w:val="26"/>
               </w:rPr>
-              <w:t>М4О-603С-21</w:t>
+              <w:t>М4О-03С-21</w:t>
             </w:r>
           </w:p>
         </w:tc>

--- a/docs/praktika/Zhurnal_praktiki.docx
+++ b/docs/praktika/Zhurnal_praktiki.docx
@@ -6983,7 +6983,7 @@
         <w:rPr>
           <w:sz w:val="28"/>
         </w:rPr>
-        <w:t xml:space="preserve">Итог на трассе 5 м: полезная скорость 1063 кбит/с (видео 480 × 320, 5 видеокадров в секунду) через стену, вне прямой видимости, уровень сигнала −53 дБм, задержка по квитанции в медиане 0,34–0,50 с, потери видеокадров 1,4 %. Сравнение на той же паре плат показало ёмкость Wi-Fi 2,4 ГГц 15,7–19,2 Мбит/с против около 1 Мбит/с у Wi-Fi HaLow, при этом запас по сигналу у Wi-Fi HaLow при мощности 1 дБм оказался больше, чем у Wi-Fi 2,4 ГГц при 14–20 дБм. Рост скорости по этапам показан на рисунке 2.</w:t>
+        <w:t xml:space="preserve">Итог на трассе 5 м через стену: полезная скорость 1063 кбит/с (видео 480 × 320, 5 видеокадров в секунду) через стену, вне прямой видимости, уровень сигнала −53 дБм, задержка по квитанции в медиане 0,34–0,50 с, потери видеокадров 1,4 %. Сравнение на той же паре плат показало ёмкость Wi-Fi 2,4 ГГц 15,7–19,2 Мбит/с против около 1 Мбит/с у Wi-Fi HaLow, при этом запас по сигналу у Wi-Fi HaLow при мощности 1 дБм оказался больше, чем у Wi-Fi 2,4 ГГц при 14–20 дБм. Рост скорости по этапам показан на рисунке 2.</w:t>
       </w:r>
     </w:p>
     <w:p>

--- a/docs/praktika/Zhurnal_praktiki.docx
+++ b/docs/praktika/Zhurnal_praktiki.docx
@@ -4875,6 +4875,66 @@
         <w:t>:</w:t>
       </w:r>
     </w:p>
+    <w:p>
+      <w:pPr>
+        <w:spacing w:line="360" w:lineRule="auto"/>
+        <w:rPr>
+          <w:i/>
+          <w:iCs/>
+          <w:color w:val="00B050"/>
+          <w:sz w:val="26"/>
+          <w:szCs w:val="26"/>
+        </w:rPr>
+      </w:pPr>
+    </w:p>
+    <w:p>
+      <w:pPr>
+        <w:spacing w:line="360" w:lineRule="auto"/>
+        <w:rPr>
+          <w:i/>
+          <w:iCs/>
+          <w:color w:val="00B050"/>
+          <w:sz w:val="26"/>
+          <w:szCs w:val="26"/>
+        </w:rPr>
+      </w:pPr>
+    </w:p>
+    <w:p>
+      <w:pPr>
+        <w:spacing w:line="360" w:lineRule="auto"/>
+        <w:rPr>
+          <w:i/>
+          <w:iCs/>
+          <w:color w:val="00B050"/>
+          <w:sz w:val="26"/>
+          <w:szCs w:val="26"/>
+        </w:rPr>
+      </w:pPr>
+    </w:p>
+    <w:p>
+      <w:pPr>
+        <w:spacing w:line="360" w:lineRule="auto"/>
+        <w:rPr>
+          <w:i/>
+          <w:iCs/>
+          <w:color w:val="00B050"/>
+          <w:sz w:val="26"/>
+          <w:szCs w:val="26"/>
+        </w:rPr>
+      </w:pPr>
+    </w:p>
+    <w:p>
+      <w:pPr>
+        <w:spacing w:line="360" w:lineRule="auto"/>
+        <w:rPr>
+          <w:i/>
+          <w:iCs/>
+          <w:color w:val="00B050"/>
+          <w:sz w:val="26"/>
+          <w:szCs w:val="26"/>
+        </w:rPr>
+      </w:pPr>
+    </w:p>
     <w:tbl>
       <w:tblPr>
         <w:tblW w:w="0" w:type="auto"/>
@@ -5986,7 +6046,7 @@
         <w:rPr>
           <w:sz w:val="28"/>
         </w:rPr>
-        <w:t xml:space="preserve">Беспилотные летательные аппараты (БПЛА) стали массовым инструментом мониторинга, поиска и обследования объектов [3]. Для этих задач БПЛА служит удалённым источником данных: передаёт на наземный пункт видео с бортовой камеры и телеметрию. Радиоканал при этом — самое уязвимое звено: его дальность ограничена мощностью и препятствиями, а сам канал служит основной целью средств противодействия БПЛА [2], поэтому надёжность канала определяет пригодность аппарата к работе.</w:t>
+        <w:t xml:space="preserve">Беспилотные летательные аппараты (БПЛА) стали массовым инструментом мониторинга, поиска и обследования объектов [2]. Для этих задач БПЛА служит удалённым источником данных: передаёт на наземный пункт видео с бортовой камеры и телеметрию. Радиоканал при этом — самое уязвимое звено: его дальность ограничена мощностью и препятствиями, поэтому надёжность канала определяет пригодность аппарата к работе.</w:t>
       </w:r>
     </w:p>
     <w:p>
@@ -5999,7 +6059,7 @@
         <w:rPr>
           <w:sz w:val="28"/>
         </w:rPr>
-        <w:t xml:space="preserve">Существующие каналы решают задачу лишь частично. LoRa даёт дальность в единицы–десятки километров, но скорость в единицы килобит в секунду — видео по ней не передать. Wi-Fi 2,4 ГГц передаёт видео, его скорости составляют единицы и десятки мегабит в секунду [1], но на малых скоростях он уступает по дальности и сильнее ослабляется препятствиями. Технология Wi-Fi HaLow (IEEE 802.11ah) работает в нелицензируемом диапазоне ниже 1 ГГц и сохраняет стек протоколов Wi-Fi [4], то есть потенциально закрывает нишу между LoRa и Wi-Fi 2,4 ГГц.</w:t>
+        <w:t xml:space="preserve">Существующие каналы решают задачу лишь частично. LoRa даёт дальность в единицы–десятки километров, но скорость в единицы килобит в секунду — видео по ней не передать. Wi-Fi 2,4 ГГц передаёт видео, его скорости составляют единицы и десятки мегабит в секунду [1], но на малых скоростях он уступает по дальности и сильнее ослабляется препятствиями. Технология Wi-Fi HaLow (IEEE 802.11ah) работает в нелицензируемом диапазоне ниже 1 ГГц и сохраняет стек протоколов Wi-Fi [3], то есть потенциально закрывает нишу между LoRa и Wi-Fi 2,4 ГГц.</w:t>
       </w:r>
     </w:p>
     <w:p>
@@ -6025,7 +6085,7 @@
         <w:rPr>
           <w:sz w:val="28"/>
         </w:rPr>
-        <w:t xml:space="preserve">Исследуемая система — канал «точка — точка» между бортовым узлом и наземным пунктом. В её границы входят камера, бортовой процессор, радиомодули обоих концов, программы передачи и приёма и компьютер наземного пункта; планер, автопилот и навигация БПЛА остаются за границами. Внешние ограничения системы: полоса 866–868 МГц и мощность не более 14 дБм (25 мВт) по решению ГКРЧ [5]; серийная плата без доработок, в которой процессор и радиомодуль связаны только интерфейсом UART [6]; автономное питание бортового узла.</w:t>
+        <w:t xml:space="preserve">Исследуемая система — канал «точка — точка» между бортовым узлом и наземным пунктом. В её границы входят камера, бортовой процессор, радиомодули обоих концов, программы передачи и приёма и компьютер наземного пункта; планер, автопилот и навигация БПЛА остаются за границами. Внешние ограничения системы: полоса 866–868 МГц и мощность не более 14 дБм (25 мВт) по решению ГКРЧ от 07.05.2007 № 07-20-03-001 «О выделении полос радиочастот устройствам малого радиуса действия» [4]; серийная плата без доработок, в которой процессор и радиомодуль связаны только интерфейсом UART [5]; автономное питание бортового узла.</w:t>
       </w:r>
     </w:p>
     <w:p>
@@ -6082,7 +6142,7 @@
             <w:r>
               <w:rPr>
                 <w:b/>
-                <w:sz w:val="22"/>
+                <w:sz w:val="20"/>
               </w:rPr>
               <w:t>№</w:t>
             </w:r>
@@ -6099,7 +6159,7 @@
             <w:r>
               <w:rPr>
                 <w:b/>
-                <w:sz w:val="22"/>
+                <w:sz w:val="20"/>
               </w:rPr>
               <w:t>Системная задача</w:t>
             </w:r>
@@ -6116,7 +6176,7 @@
             <w:r>
               <w:rPr>
                 <w:b/>
-                <w:sz w:val="22"/>
+                <w:sz w:val="20"/>
               </w:rPr>
               <w:t>Метод решения</w:t>
             </w:r>
@@ -6133,7 +6193,7 @@
             <w:r>
               <w:rPr>
                 <w:b/>
-                <w:sz w:val="22"/>
+                <w:sz w:val="20"/>
               </w:rPr>
               <w:t>Результат</w:t>
             </w:r>
@@ -6152,7 +6212,7 @@
             <w:r>
               <w:rPr>
                 <w:b w:val="0"/>
-                <w:sz w:val="22"/>
+                <w:sz w:val="20"/>
               </w:rPr>
               <w:t>1</w:t>
             </w:r>
@@ -6166,7 +6226,7 @@
             <w:r>
               <w:rPr>
                 <w:b w:val="0"/>
-                <w:sz w:val="22"/>
+                <w:sz w:val="20"/>
               </w:rPr>
               <w:t>Выбор технологии канала связи с БПЛА</w:t>
             </w:r>
@@ -6180,9 +6240,9 @@
             <w:r>
               <w:rPr>
                 <w:b w:val="0"/>
-                <w:sz w:val="22"/>
-              </w:rPr>
-              <w:t>сравнение LoRa, Wi-Fi 2,4 ГГц и Wi-Fi HaLow по дальности, скорости, проникающей способности и нормам РФ [1, 4, 5]</w:t>
+                <w:sz w:val="20"/>
+              </w:rPr>
+              <w:t>сравнение LoRa, Wi-Fi 2,4 ГГц и Wi-Fi HaLow по дальности, скорости, проникающей способности и нормам РФ [1, 3, 4]</w:t>
             </w:r>
           </w:p>
         </w:tc>
@@ -6194,7 +6254,7 @@
             <w:r>
               <w:rPr>
                 <w:b w:val="0"/>
-                <w:sz w:val="22"/>
+                <w:sz w:val="20"/>
               </w:rPr>
               <w:t>выбран Wi-Fi HaLow: при нормах РФ запас бюджета на 7,7 дБ больше, чем у Wi-Fi 2,4 ГГц, скорость достаточна для видео</w:t>
             </w:r>
@@ -6213,7 +6273,7 @@
             <w:r>
               <w:rPr>
                 <w:b w:val="0"/>
-                <w:sz w:val="22"/>
+                <w:sz w:val="20"/>
               </w:rPr>
               <w:t>2</w:t>
             </w:r>
@@ -6227,7 +6287,7 @@
             <w:r>
               <w:rPr>
                 <w:b w:val="0"/>
-                <w:sz w:val="22"/>
+                <w:sz w:val="20"/>
               </w:rPr>
               <w:t>Определение границ и ограничений системы</w:t>
             </w:r>
@@ -6241,9 +6301,9 @@
             <w:r>
               <w:rPr>
                 <w:b w:val="0"/>
-                <w:sz w:val="22"/>
-              </w:rPr>
-              <w:t>анализ норм ГКРЧ и документации платы [5, 6]</w:t>
+                <w:sz w:val="20"/>
+              </w:rPr>
+              <w:t>анализ норм ГКРЧ и документации платы [4, 5]</w:t>
             </w:r>
           </w:p>
         </w:tc>
@@ -6255,7 +6315,7 @@
             <w:r>
               <w:rPr>
                 <w:b w:val="0"/>
-                <w:sz w:val="22"/>
+                <w:sz w:val="20"/>
               </w:rPr>
               <w:t>разрешённая конфигурация: канал 2 МГц на 867 МГц, мощность не более 14 дБм</w:t>
             </w:r>
@@ -6274,7 +6334,7 @@
             <w:r>
               <w:rPr>
                 <w:b w:val="0"/>
-                <w:sz w:val="22"/>
+                <w:sz w:val="20"/>
               </w:rPr>
               <w:t>3</w:t>
             </w:r>
@@ -6288,7 +6348,7 @@
             <w:r>
               <w:rPr>
                 <w:b w:val="0"/>
-                <w:sz w:val="22"/>
+                <w:sz w:val="20"/>
               </w:rPr>
               <w:t>Теоретическая оценка дальности</w:t>
             </w:r>
@@ -6302,7 +6362,7 @@
             <w:r>
               <w:rPr>
                 <w:b w:val="0"/>
-                <w:sz w:val="22"/>
+                <w:sz w:val="20"/>
               </w:rPr>
               <w:t>бюджет радиолинии; модели свободного пространства и двухлучевая</w:t>
             </w:r>
@@ -6316,7 +6376,7 @@
             <w:r>
               <w:rPr>
                 <w:b w:val="0"/>
-                <w:sz w:val="22"/>
+                <w:sz w:val="20"/>
               </w:rPr>
               <w:t>расчётная граница связи 0,98–4,9 км в свободном пространстве при 14 дБм; уточнена измерением (задача 9)</w:t>
             </w:r>
@@ -6335,7 +6395,7 @@
             <w:r>
               <w:rPr>
                 <w:b w:val="0"/>
-                <w:sz w:val="22"/>
+                <w:sz w:val="20"/>
               </w:rPr>
               <w:t>4</w:t>
             </w:r>
@@ -6349,7 +6409,7 @@
             <w:r>
               <w:rPr>
                 <w:b w:val="0"/>
-                <w:sz w:val="22"/>
+                <w:sz w:val="20"/>
               </w:rPr>
               <w:t>Обоснование эксперимента</w:t>
             </w:r>
@@ -6363,7 +6423,7 @@
             <w:r>
               <w:rPr>
                 <w:b w:val="0"/>
-                <w:sz w:val="22"/>
+                <w:sz w:val="20"/>
               </w:rPr>
               <w:t>анализ допущений расчёта</w:t>
             </w:r>
@@ -6377,7 +6437,7 @@
             <w:r>
               <w:rPr>
                 <w:b w:val="0"/>
-                <w:sz w:val="22"/>
+                <w:sz w:val="20"/>
               </w:rPr>
               <w:t>перечень величин, которые даёт только измерение: фон платы, доля потерь, реальная чувствительность</w:t>
             </w:r>
@@ -6396,7 +6456,7 @@
             <w:r>
               <w:rPr>
                 <w:b w:val="0"/>
-                <w:sz w:val="22"/>
+                <w:sz w:val="20"/>
               </w:rPr>
               <w:t>5</w:t>
             </w:r>
@@ -6410,7 +6470,7 @@
             <w:r>
               <w:rPr>
                 <w:b w:val="0"/>
-                <w:sz w:val="22"/>
+                <w:sz w:val="20"/>
               </w:rPr>
               <w:t>Выбор аппаратной платформы</w:t>
             </w:r>
@@ -6424,7 +6484,7 @@
             <w:r>
               <w:rPr>
                 <w:b w:val="0"/>
-                <w:sz w:val="22"/>
+                <w:sz w:val="20"/>
               </w:rPr>
               <w:t>сравнение доступных узлов Wi-Fi HaLow</w:t>
             </w:r>
@@ -6438,7 +6498,7 @@
             <w:r>
               <w:rPr>
                 <w:b w:val="0"/>
-                <w:sz w:val="22"/>
+                <w:sz w:val="20"/>
               </w:rPr>
               <w:t>плата LilyGO T-HaLow — самый дешёвый законченный узел с камерой; стенд из двух плат</w:t>
             </w:r>
@@ -6457,7 +6517,7 @@
             <w:r>
               <w:rPr>
                 <w:b w:val="0"/>
-                <w:sz w:val="22"/>
+                <w:sz w:val="20"/>
               </w:rPr>
               <w:t>6</w:t>
             </w:r>
@@ -6471,7 +6531,7 @@
             <w:r>
               <w:rPr>
                 <w:b w:val="0"/>
-                <w:sz w:val="22"/>
+                <w:sz w:val="20"/>
               </w:rPr>
               <w:t>Разработка средств и методики исследования</w:t>
             </w:r>
@@ -6485,7 +6545,7 @@
             <w:r>
               <w:rPr>
                 <w:b w:val="0"/>
-                <w:sz w:val="22"/>
+                <w:sz w:val="20"/>
               </w:rPr>
               <w:t>программы стенда, журнал показателей, сравнение «выключено / включено» в одном опыте</w:t>
             </w:r>
@@ -6499,7 +6559,7 @@
             <w:r>
               <w:rPr>
                 <w:b w:val="0"/>
-                <w:sz w:val="22"/>
+                <w:sz w:val="20"/>
               </w:rPr>
               <w:t>методика с показателями: скорость, RSSI, задержка, потери, PER</w:t>
             </w:r>
@@ -6518,7 +6578,7 @@
             <w:r>
               <w:rPr>
                 <w:b w:val="0"/>
-                <w:sz w:val="22"/>
+                <w:sz w:val="20"/>
               </w:rPr>
               <w:t>7</w:t>
             </w:r>
@@ -6532,7 +6592,7 @@
             <w:r>
               <w:rPr>
                 <w:b w:val="0"/>
-                <w:sz w:val="22"/>
+                <w:sz w:val="20"/>
               </w:rPr>
               <w:t>Поиск звена, ограничивающего пропускную способность</w:t>
             </w:r>
@@ -6546,7 +6606,7 @@
             <w:r>
               <w:rPr>
                 <w:b w:val="0"/>
-                <w:sz w:val="22"/>
+                <w:sz w:val="20"/>
               </w:rPr>
               <w:t>последовательная проверка интерфейса, процессоров и радиоканала</w:t>
             </w:r>
@@ -6560,7 +6620,7 @@
             <w:r>
               <w:rPr>
                 <w:b w:val="0"/>
-                <w:sz w:val="22"/>
+                <w:sz w:val="20"/>
               </w:rPr>
               <w:t>скорость поднята со 121 до 1063 кбит/с; ограничивает радиоканал (повторы MAC)</w:t>
             </w:r>
@@ -6579,7 +6639,7 @@
             <w:r>
               <w:rPr>
                 <w:b w:val="0"/>
-                <w:sz w:val="22"/>
+                <w:sz w:val="20"/>
               </w:rPr>
               <w:t>8</w:t>
             </w:r>
@@ -6593,7 +6653,7 @@
             <w:r>
               <w:rPr>
                 <w:b w:val="0"/>
-                <w:sz w:val="22"/>
+                <w:sz w:val="20"/>
               </w:rPr>
               <w:t>Сравнение с IEEE 802.11 на той же платформе</w:t>
             </w:r>
@@ -6607,7 +6667,7 @@
             <w:r>
               <w:rPr>
                 <w:b w:val="0"/>
-                <w:sz w:val="22"/>
+                <w:sz w:val="20"/>
               </w:rPr>
               <w:t>парный опыт на одних платах (Wi-Fi 2,4 ГГц встроен в ESP32-S3)</w:t>
             </w:r>
@@ -6621,7 +6681,7 @@
             <w:r>
               <w:rPr>
                 <w:b w:val="0"/>
-                <w:sz w:val="22"/>
+                <w:sz w:val="20"/>
               </w:rPr>
               <w:t>ёмкость Wi-Fi 2,4 ГГц 15,7–19,2 Мбит/с; запас по сигналу у Wi-Fi HaLow больше</w:t>
             </w:r>
@@ -6640,7 +6700,7 @@
             <w:r>
               <w:rPr>
                 <w:b w:val="0"/>
-                <w:sz w:val="22"/>
+                <w:sz w:val="20"/>
               </w:rPr>
               <w:t>9</w:t>
             </w:r>
@@ -6654,7 +6714,7 @@
             <w:r>
               <w:rPr>
                 <w:b w:val="0"/>
-                <w:sz w:val="22"/>
+                <w:sz w:val="20"/>
               </w:rPr>
               <w:t>Измерение границы связи</w:t>
             </w:r>
@@ -6668,7 +6728,7 @@
             <w:r>
               <w:rPr>
                 <w:b w:val="0"/>
-                <w:sz w:val="22"/>
+                <w:sz w:val="20"/>
               </w:rPr>
               <w:t>измерение расстояния и потерь на трассе прямой видимости в каждом состоянии связи</w:t>
             </w:r>
@@ -6682,7 +6742,7 @@
             <w:r>
               <w:rPr>
                 <w:b w:val="0"/>
-                <w:sz w:val="22"/>
+                <w:sz w:val="20"/>
               </w:rPr>
               <w:t>Wi-Fi HaLow: связь до ≈ 1,55 км, видео прекращается на ≈ 1,10 км; Wi-Fi 2,4 ГГц: связь до ≈ 0,87 км</w:t>
             </w:r>
@@ -6701,7 +6761,7 @@
             <w:r>
               <w:rPr>
                 <w:b w:val="0"/>
-                <w:sz w:val="22"/>
+                <w:sz w:val="20"/>
               </w:rPr>
               <w:t>10</w:t>
             </w:r>
@@ -6715,7 +6775,7 @@
             <w:r>
               <w:rPr>
                 <w:b w:val="0"/>
-                <w:sz w:val="22"/>
+                <w:sz w:val="20"/>
               </w:rPr>
               <w:t>Предложения по интеграции в БПЛА</w:t>
             </w:r>
@@ -6729,7 +6789,7 @@
             <w:r>
               <w:rPr>
                 <w:b w:val="0"/>
-                <w:sz w:val="22"/>
+                <w:sz w:val="20"/>
               </w:rPr>
               <w:t>обобщение результатов</w:t>
             </w:r>
@@ -6743,7 +6803,7 @@
             <w:r>
               <w:rPr>
                 <w:b w:val="0"/>
-                <w:sz w:val="22"/>
+                <w:sz w:val="20"/>
               </w:rPr>
               <w:t>восемь предложений по дальности и надёжности канала</w:t>
             </w:r>
@@ -6787,7 +6847,7 @@
         <w:rPr>
           <w:sz w:val="28"/>
         </w:rPr>
-        <w:t xml:space="preserve">Бортовой узел и наземный пункт построены на одинаковых платах LilyGO T-HaLow [6]: процессор ESP32-S3 с камерой OV5640 и радиомодуль Wi-Fi HaLow Taixin TX-AH, связанные интерфейсом UART. Наземный пункт передаёт принятые данные на компьютер по USB. Процессор ESP32-S3 содержит собственный приёмопередатчик Wi-Fi 2,4 ГГц, поэтому Wi-Fi HaLow и IEEE 802.11 сравниваются на одной аппаратной платформе — без влияния различий оборудования и антенн. Структурная схема системы приведена на рисунке 1.</w:t>
+        <w:t xml:space="preserve">Бортовой узел и наземный пункт построены на одинаковых платах LilyGO T-HaLow [5]: процессор ESP32-S3 с камерой OV5640 и радиомодуль Wi-Fi HaLow Taixin TX-AH, связанные интерфейсом UART. Наземный пункт передаёт принятые данные на компьютер по USB. Процессор ESP32-S3 содержит собственный приёмопередатчик Wi-Fi 2,4 ГГц, поэтому Wi-Fi HaLow и IEEE 802.11 сравниваются на одной аппаратной платформе — без влияния различий оборудования и антенн. Структурная схема системы приведена на рисунке 1.</w:t>
       </w:r>
     </w:p>
     <w:p>
@@ -6865,7 +6925,7 @@
         <w:rPr>
           <w:sz w:val="28"/>
         </w:rPr>
-        <w:t xml:space="preserve">– встроенные программы платы камеры и платы приёмника: передача видео фрагментами с нумерацией, квитанция на каждый видеокадр, помехоустойчивый код для пропавших фрагментов, управление качеством сжатия по состоянию канала;</w:t>
+        <w:t xml:space="preserve">– встроенные программы платы камеры и платы приёмника: передача видео фрагментами с нумерацией, квитанция на каждый видеокадр, управление качеством сжатия по состоянию канала;</w:t>
       </w:r>
     </w:p>
     <w:p>
@@ -6957,7 +7017,59 @@
         <w:rPr>
           <w:sz w:val="28"/>
         </w:rPr>
-        <w:t xml:space="preserve">Исходно платформа передавала 121 кбит/с — на порядок меньше скорости радиоканала. Звенья проверялись по очереди. Драйвер UART радиомодуля принимал по одному байту за прерывание и при скорости 3 Мбод терял 89,5 % байтов; после изменения драйвера потери исчезли. Паузы между фрагментами, по которым модуль определяет границы кадров, занимали линию; таймер паузы модуля уменьшен, и пауза подобрана опытом (1,5 мс). Программный кодер изображения заменён двухъядерным. После этого ни интерфейс, ни процессоры не ограничивают поток: ограничивает радиоканал, эфир которого на 99 % занят передачей, в основном повторами кадров MAC.</w:t>
+        <w:t xml:space="preserve">Сначала платформа передавала всего 121 кбит/с — намного меньше, чем позволяет радиоканал. Узкие места искались по очереди:</w:t>
+      </w:r>
+    </w:p>
+    <w:p>
+      <w:pPr>
+        <w:spacing w:line="360" w:lineRule="auto"/>
+        <w:ind w:firstLine="709"/>
+        <w:jc w:val="both"/>
+      </w:pPr>
+      <w:r>
+        <w:rPr>
+          <w:sz w:val="28"/>
+        </w:rPr>
+        <w:t xml:space="preserve">– драйвер UART радиомодуля при скорости 3 Мбод терял 89,5 % байтов — драйвер изменён, потери исчезли;</w:t>
+      </w:r>
+    </w:p>
+    <w:p>
+      <w:pPr>
+        <w:spacing w:line="360" w:lineRule="auto"/>
+        <w:ind w:firstLine="709"/>
+        <w:jc w:val="both"/>
+      </w:pPr>
+      <w:r>
+        <w:rPr>
+          <w:sz w:val="28"/>
+        </w:rPr>
+        <w:t xml:space="preserve">– паузы между фрагментами видео надолго занимали линию — пауза сокращена до 1,5 мс;</w:t>
+      </w:r>
+    </w:p>
+    <w:p>
+      <w:pPr>
+        <w:spacing w:line="360" w:lineRule="auto"/>
+        <w:ind w:firstLine="709"/>
+        <w:jc w:val="both"/>
+      </w:pPr>
+      <w:r>
+        <w:rPr>
+          <w:sz w:val="28"/>
+        </w:rPr>
+        <w:t xml:space="preserve">– сжатие изображения перенесено на оба ядра процессора.</w:t>
+      </w:r>
+    </w:p>
+    <w:p>
+      <w:pPr>
+        <w:spacing w:line="360" w:lineRule="auto"/>
+        <w:ind w:firstLine="709"/>
+        <w:jc w:val="both"/>
+      </w:pPr>
+      <w:r>
+        <w:rPr>
+          <w:sz w:val="28"/>
+        </w:rPr>
+        <w:t xml:space="preserve">После этого скорость ограничивает уже сам радиоканал: он почти всё время занят передачей, в основном повторными.</w:t>
       </w:r>
     </w:p>
     <w:p>
@@ -7048,7 +7160,7 @@
         <w:rPr>
           <w:sz w:val="28"/>
         </w:rPr>
-        <w:t xml:space="preserve">Граница связи измерена на трассе прямой видимости для Wi-Fi HaLow (14 дБм) и Wi-Fi 2,4 ГГц (20 дБм) на одной паре плат и одних и тех же положениях приёмника. Для каждого состояния связи фиксировались расстояние и потери на трассе. Видео Wi-Fi HaLow с потерями видеокадров до 9 % передаётся до ≈ 0,31 км (скорость там падает до около 0,1 Мбит/с), прекращается на ≈ 1,10 км, связь сохраняется до ≈ 1,55 км; у Wi-Fi 2,4 ГГц видео прекращается на ≈ 0,62 км, связь — до ≈ 0,87 км. Wi-Fi HaLow удерживает связь в 1,8 раза дальше при мощности на 6 дБ ниже.</w:t>
+        <w:t xml:space="preserve">Граница связи измерена на трассе прямой видимости для Wi-Fi HaLow (14 дБм) и Wi-Fi 2,4 ГГц (20 дБм) на одной паре плат и одних и тех же положениях приёмника. Для каждого состояния связи фиксировались расстояние и потери на трассе. Видео Wi-Fi HaLow с потерями видеокадров до 9 % передаётся до ≈ 0,31 км. Скорость там падает до около 0,1 Мбит/с, и камера сохраняет видео ценой качества картинки: сначала снижает качество сжатия JPEG, затем уменьшает размер видеокадра (480 × 320 → 320 × 213 → 240 × 160). Видео прекращается на ≈ 1,10 км, связь сохраняется до ≈ 1,55 км; у Wi-Fi 2,4 ГГц видео прекращается на ≈ 0,62 км, связь — до ≈ 0,87 км. Wi-Fi HaLow удерживает связь в 1,8 раза дальше при мощности на 6 дБ ниже.</w:t>
       </w:r>
     </w:p>
     <w:p>
@@ -7075,7 +7187,7 @@
         <w:rPr>
           <w:sz w:val="28"/>
         </w:rPr>
-        <w:t xml:space="preserve">– Системная постановка задачи выполнена: определены границы и ограничения системы передачи данных с борта БПЛА, цель работы разбита на десять системных задач, для каждой выбран метод решения.</w:t>
+        <w:t xml:space="preserve">– Задача дипломной работы поставлена: определены границы и ограничения системы передачи данных с борта БПЛА, цель работы разбита на десять задач, для каждой выбран метод решения.</w:t>
       </w:r>
     </w:p>
     <w:p>
@@ -7088,7 +7200,7 @@
         <w:rPr>
           <w:sz w:val="28"/>
         </w:rPr>
-        <w:t xml:space="preserve">– По нормам РФ Wi-Fi HaLow выигрывает у Wi-Fi 2,4 ГГц на малых скоростях и за препятствиями (запас бюджета на 7,7 дБ больше), уступает ему в скорости на порядок и превосходит LoRa по скорости на два–три порядка [1, 4, 5].</w:t>
+        <w:t xml:space="preserve">– По нормам РФ Wi-Fi HaLow выигрывает у Wi-Fi 2,4 ГГц на малых скоростях и за препятствиями (запас бюджета на 7,7 дБ больше), уступает ему в скорости на порядок и превосходит LoRa по скорости на два–три порядка [1, 3, 4].</w:t>
       </w:r>
     </w:p>
     <w:p>
@@ -7192,7 +7304,7 @@
         <w:rPr>
           <w:sz w:val="28"/>
         </w:rPr>
-        <w:t xml:space="preserve">2. Литвиненко В.И., Ногинов Ю.В. Борьба с беспилотными летательными аппаратами: учебное пособие / под общ. ред. А.П. Макарова. – М.: КНОРУС, 2023. – 148 с.</w:t>
+        <w:t xml:space="preserve">2. Кошкин Р.П. Беспилотные авиационные системы. – М.: Стратегические приоритеты, 2016. – 676 с.</w:t>
       </w:r>
     </w:p>
     <w:p>
@@ -7204,7 +7316,7 @@
         <w:rPr>
           <w:sz w:val="28"/>
         </w:rPr>
-        <w:t xml:space="preserve">3. Кошкин Р.П. Беспилотные авиационные системы. – М.: Стратегические приоритеты, 2016. – 676 с.</w:t>
+        <w:t xml:space="preserve">3. IEEE Std 802.11ah-2016. IEEE Standard for Information technology. Part 11: Wireless LAN Medium Access Control (MAC) and Physical Layer (PHY) Specifications. Amendment 2: Sub 1 GHz License Exempt Operation. – New York: IEEE, 2017.</w:t>
       </w:r>
     </w:p>
     <w:p>
@@ -7216,7 +7328,7 @@
         <w:rPr>
           <w:sz w:val="28"/>
         </w:rPr>
-        <w:t xml:space="preserve">4. IEEE Std 802.11ah-2016. IEEE Standard for Information technology. Part 11: Wireless LAN Medium Access Control (MAC) and Physical Layer (PHY) Specifications. Amendment 2: Sub 1 GHz License Exempt Operation. – New York: IEEE, 2017.</w:t>
+        <w:t xml:space="preserve">4. О выделении полос радиочастот устройствам малого радиуса действия: решение ГКРЧ от 07.05.2007 № 07-20-03-001 (ред. от 24.12.2018).</w:t>
       </w:r>
     </w:p>
     <w:p>
@@ -7228,19 +7340,7 @@
         <w:rPr>
           <w:sz w:val="28"/>
         </w:rPr>
-        <w:t xml:space="preserve">5. О выделении полос радиочастот устройствам малого радиуса действия: решение ГКРЧ от 07.05.2007 № 07-20-03-001 (ред. от 24.12.2018).</w:t>
-      </w:r>
-    </w:p>
-    <w:p>
-      <w:pPr>
-        <w:spacing w:line="360" w:lineRule="auto"/>
-        <w:jc w:val="both"/>
-      </w:pPr>
-      <w:r>
-        <w:rPr>
-          <w:sz w:val="28"/>
-        </w:rPr>
-        <w:t xml:space="preserve">6. T-Halow: исходные тексты, схема платы и комплект разработки модуля TX-AH / LilyGO. – URL: https://github.com/Xinyuan-LilyGO/T-Halow (дата обращения: 27.09.2026).</w:t>
+        <w:t xml:space="preserve">5. T-Halow: исходные тексты, схема платы и комплект разработки модуля TX-AH / LilyGO. – URL: https://github.com/Xinyuan-LilyGO/T-Halow (дата обращения: 27.09.2026).</w:t>
       </w:r>
     </w:p>
     <w:p>

--- a/docs/praktika/Zhurnal_praktiki.docx
+++ b/docs/praktika/Zhurnal_praktiki.docx
@@ -6317,7 +6317,7 @@
                 <w:b w:val="0"/>
                 <w:sz w:val="20"/>
               </w:rPr>
-              <w:t>разрешённая конфигурация: канал 2 МГц на 867 МГц, мощность не более 14 дБм</w:t>
+              <w:t>разрешённая конфигурация: канал шириной 2 МГц с центральной частотой 867 МГц, мощность не более 14 дБм</w:t>
             </w:r>
           </w:p>
         </w:tc>
@@ -6938,7 +6938,7 @@
         <w:rPr>
           <w:sz w:val="28"/>
         </w:rPr>
-        <w:t xml:space="preserve">– доработки программы радиомодуля: драйвер UART, таймер паузы, регулятор мощности по отношению сигнал/шум, нижняя граница модуляции по уровню сигнала;</w:t>
+        <w:t xml:space="preserve">– доработки программы радиомодуля: драйвер UART, таймер паузы, регулятор мощности по отношению сигнал/шум, нижняя граница модуляции по отношению сигнал/шум;</w:t>
       </w:r>
     </w:p>
     <w:p>
@@ -6951,7 +6951,7 @@
         <w:rPr>
           <w:sz w:val="28"/>
         </w:rPr>
-        <w:t xml:space="preserve">– программа приёма на компьютере: сборка и показ видео, журнал показателей канала — уровня сигнала, отношения сигнал/шум, потерь, задержки и скорости;</w:t>
+        <w:t xml:space="preserve">– программа приёма на компьютере: приём и показ видео, журнал показателей канала — уровня сигнала, отношения сигнал/шум, потерь, задержки и скорости;</w:t>
       </w:r>
     </w:p>
     <w:p>
@@ -7004,7 +7004,7 @@
         <w:rPr>
           <w:sz w:val="28"/>
         </w:rPr>
-        <w:t xml:space="preserve">Испытания проводились в два этапа. На лабораторном этапе (до 28.09.2026) платы располагались в помещении на расстоянии до 5 м в заводском канале 4 МГц; сигнал был сильным, поэтому искались ограничения самой платформы. С 28.09.2026 стенд работает в разрешённой конфигурации: канал 2 МГц на 867 МГц, мощность не более 14 дБм, камера — в соседней комнате на расстоянии около 5 м.</w:t>
+        <w:t xml:space="preserve">Испытания проводились в два этапа. На лабораторном этапе (до 28.09.2026) платы располагались в помещении на расстоянии до 5 м в заводском канале 4 МГц; сигнал был сильным, поэтому искались ограничения самой платформы. С 28.09.2026 стенд работает в разрешённой конфигурации: канал шириной 2 МГц с центральной частотой 867 МГц, мощность не более 14 дБм, камера — в соседней комнате на расстоянии около 5 м.</w:t>
       </w:r>
     </w:p>
     <w:p>
@@ -7082,7 +7082,7 @@
         <w:rPr>
           <w:sz w:val="28"/>
         </w:rPr>
-        <w:t xml:space="preserve">Поскольку канал теряет заметную долю передач, доработки последнего этапа направлены на надёжность: выключен обмен RTS/CTS, лишний в сети из двух узлов [1], что подняло скорость в 1,8–2,2 раза; камера переведена в роль точки доступа и передаёт видео адресно; введены квитанция на видеокадр с окном, гибрид помехоустойчивого кодирования и досылки, инерция управления качеством и нижняя граница модуляции по уровню сигнала. Каждая доработка проверена поочерёдным включением и выключением в одном опыте.</w:t>
+        <w:t xml:space="preserve">Поскольку канал теряет заметную долю передач, доработки последнего этапа направлены на надёжность: выключен обмен RTS/CTS, лишний в сети из двух узлов [1], что подняло скорость в 1,8–2,2 раза; камера переведена в роль точки доступа и передаёт видео адресно; введены квитанция на видеокадр с окном, гибрид помехоустойчивого кодирования и досылки, инерция управления качеством и нижняя граница модуляции по отношению сигнал/шум. Каждая доработка проверена поочерёдным включением и выключением в одном опыте.</w:t>
       </w:r>
     </w:p>
     <w:p>
@@ -7106,7 +7106,7 @@
       <w:r>
         <w:drawing>
           <wp:inline xmlns:a="http://schemas.openxmlformats.org/drawingml/2006/main" xmlns:pic="http://schemas.openxmlformats.org/drawingml/2006/picture">
-            <wp:extent cx="5760000" cy="3433160"/>
+            <wp:extent cx="5760000" cy="3286548"/>
             <wp:docPr id="2" name="Picture 2"/>
             <wp:cNvGraphicFramePr>
               <a:graphicFrameLocks noChangeAspect="1"/>
@@ -7127,7 +7127,7 @@
                   <pic:spPr>
                     <a:xfrm>
                       <a:off x="0" y="0"/>
-                      <a:ext cx="5760000" cy="3433160"/>
+                      <a:ext cx="5760000" cy="3286548"/>
                     </a:xfrm>
                     <a:prstGeom prst="rect"/>
                   </pic:spPr>

--- a/docs/praktika/Zhurnal_praktiki.docx
+++ b/docs/praktika/Zhurnal_praktiki.docx
@@ -6256,7 +6256,7 @@
                 <w:b w:val="0"/>
                 <w:sz w:val="20"/>
               </w:rPr>
-              <w:t>выбран Wi-Fi HaLow: при нормах РФ запас бюджета на 7,7 дБ больше, чем у Wi-Fi 2,4 ГГц, скорость достаточна для видео</w:t>
+              <w:t>выбран Wi-Fi HaLow: при нормах РФ запас бюджета на 5,6 дБ больше, чем у Wi-Fi 2,4 ГГц, скорость достаточна для видео</w:t>
             </w:r>
           </w:p>
         </w:tc>
@@ -7200,7 +7200,7 @@
         <w:rPr>
           <w:sz w:val="28"/>
         </w:rPr>
-        <w:t xml:space="preserve">– По нормам РФ Wi-Fi HaLow выигрывает у Wi-Fi 2,4 ГГц на малых скоростях и за препятствиями (запас бюджета на 7,7 дБ больше), уступает ему в скорости на порядок и превосходит LoRa по скорости на два–три порядка [1, 3, 4].</w:t>
+        <w:t xml:space="preserve">– По нормам РФ Wi-Fi HaLow выигрывает у Wi-Fi 2,4 ГГц на малых скоростях и за препятствиями (запас бюджета на 5,6 дБ больше), уступает ему в скорости на порядок и превосходит LoRa по скорости на два–три порядка [1, 3, 4].</w:t>
       </w:r>
     </w:p>
     <w:p>

--- a/docs/praktika/Zhurnal_praktiki.docx
+++ b/docs/praktika/Zhurnal_praktiki.docx
@@ -6059,7 +6059,7 @@
         <w:rPr>
           <w:sz w:val="28"/>
         </w:rPr>
-        <w:t xml:space="preserve">Существующие каналы решают задачу лишь частично. LoRa даёт дальность в единицы–десятки километров, но скорость в единицы килобит в секунду — видео по ней не передать. Wi-Fi 2,4 ГГц передаёт видео, его скорости составляют единицы и десятки мегабит в секунду [1], но на малых скоростях он уступает по дальности и сильнее ослабляется препятствиями. Технология Wi-Fi HaLow (IEEE 802.11ah) работает в нелицензируемом диапазоне ниже 1 ГГц и сохраняет стек протоколов Wi-Fi [3], то есть потенциально закрывает нишу между LoRa и Wi-Fi 2,4 ГГц.</w:t>
+        <w:t xml:space="preserve">Существующие каналы решают задачу лишь частично. LoRa даёт дальность в единицы–десятки километров, но скорость в единицы килобит в секунду — видео по ней не передать. Wi-Fi 2,4 ГГц передаёт видео, его скорости составляют единицы и десятки мегабит в секунду [1], но на малых скоростях он уступает по дальности и сильнее ослабляется препятствиями. Технология Wi-Fi HaLow (IEEE 802.11ah) работает в нелицензируемом диапазоне ниже 1 ГГц и сохраняет стек протоколов Wi-Fi [3], то есть потенциально сочетает дальность LoRa со скоростью, достаточной для видео.</w:t>
       </w:r>
     </w:p>
     <w:p>
